--- a/Lab05/minhchung.docx
+++ b/Lab05/minhchung.docx
@@ -578,6 +578,227 @@
     </w:p>
     <w:p>
       <w:pPr>
+        <w:spacing w:after="0" w:line="240" w:lineRule="auto"/>
+        <w:rPr>
+          <w:rFonts w:ascii="Arial" w:eastAsia="Times New Roman" w:hAnsi="Arial" w:cs="Arial"/>
+          <w:b/>
+          <w:bCs/>
+          <w:color w:val="000000"/>
+          <w:kern w:val="0"/>
+          <w:szCs w:val="22"/>
+          <w:lang w:eastAsia="vi-VN" w:bidi="ar-SA"/>
+          <w14:ligatures w14:val="none"/>
+        </w:rPr>
+      </w:pPr>
+      <w:r>
+        <w:rPr>
+          <w:rFonts w:ascii="Arial" w:eastAsia="Times New Roman" w:hAnsi="Arial" w:cs="Arial"/>
+          <w:b/>
+          <w:bCs/>
+          <w:color w:val="000000"/>
+          <w:kern w:val="0"/>
+          <w:szCs w:val="22"/>
+          <w:lang w:eastAsia="vi-VN" w:bidi="ar-SA"/>
+          <w14:ligatures w14:val="none"/>
+        </w:rPr>
+        <w:t>Bài 3: Kết nối MySQL với PHPMyAdmin</w:t>
+      </w:r>
+    </w:p>
+    <w:p>
+      <w:pPr>
+        <w:pStyle w:val="oancuaDanhsach"/>
+        <w:numPr>
+          <w:ilvl w:val="0"/>
+          <w:numId w:val="1"/>
+        </w:numPr>
+        <w:spacing w:after="0" w:line="240" w:lineRule="auto"/>
+        <w:rPr>
+          <w:rFonts w:ascii="Arial" w:eastAsia="Times New Roman" w:hAnsi="Arial" w:cs="Arial"/>
+          <w:b/>
+          <w:bCs/>
+          <w:i/>
+          <w:iCs/>
+          <w:color w:val="000000"/>
+          <w:kern w:val="0"/>
+          <w:szCs w:val="22"/>
+          <w:lang w:eastAsia="vi-VN" w:bidi="ar-SA"/>
+          <w14:ligatures w14:val="none"/>
+        </w:rPr>
+      </w:pPr>
+      <w:r>
+        <w:rPr>
+          <w:rFonts w:ascii="Arial" w:eastAsia="Times New Roman" w:hAnsi="Arial" w:cs="Arial"/>
+          <w:b/>
+          <w:bCs/>
+          <w:i/>
+          <w:iCs/>
+          <w:color w:val="000000"/>
+          <w:kern w:val="0"/>
+          <w:szCs w:val="22"/>
+          <w:lang w:eastAsia="vi-VN" w:bidi="ar-SA"/>
+          <w14:ligatures w14:val="none"/>
+        </w:rPr>
+        <w:t>Yêu cầu:</w:t>
+      </w:r>
+    </w:p>
+    <w:p>
+      <w:pPr>
+        <w:pStyle w:val="oancuaDanhsach"/>
+        <w:numPr>
+          <w:ilvl w:val="1"/>
+          <w:numId w:val="1"/>
+        </w:numPr>
+        <w:spacing w:after="0" w:line="240" w:lineRule="auto"/>
+        <w:rPr>
+          <w:rFonts w:ascii="Arial" w:eastAsia="Times New Roman" w:hAnsi="Arial" w:cs="Arial"/>
+          <w:color w:val="000000"/>
+          <w:kern w:val="0"/>
+          <w:szCs w:val="22"/>
+          <w:lang w:eastAsia="vi-VN" w:bidi="ar-SA"/>
+          <w14:ligatures w14:val="none"/>
+        </w:rPr>
+      </w:pPr>
+      <w:r>
+        <w:rPr>
+          <w:rFonts w:ascii="Arial" w:eastAsia="Times New Roman" w:hAnsi="Arial" w:cs="Arial"/>
+          <w:color w:val="000000"/>
+          <w:kern w:val="0"/>
+          <w:szCs w:val="22"/>
+          <w:lang w:eastAsia="vi-VN" w:bidi="ar-SA"/>
+          <w14:ligatures w14:val="none"/>
+        </w:rPr>
+        <w:t>Chạy MySQL và PHPMyAdmin với Docker Compose.</w:t>
+      </w:r>
+    </w:p>
+    <w:p>
+      <w:pPr>
+        <w:pStyle w:val="oancuaDanhsach"/>
+        <w:numPr>
+          <w:ilvl w:val="1"/>
+          <w:numId w:val="1"/>
+        </w:numPr>
+        <w:spacing w:after="0" w:line="240" w:lineRule="auto"/>
+        <w:rPr>
+          <w:rFonts w:ascii="Arial" w:eastAsia="Times New Roman" w:hAnsi="Arial" w:cs="Arial"/>
+          <w:color w:val="000000"/>
+          <w:kern w:val="0"/>
+          <w:szCs w:val="22"/>
+          <w:lang w:eastAsia="vi-VN" w:bidi="ar-SA"/>
+          <w14:ligatures w14:val="none"/>
+        </w:rPr>
+      </w:pPr>
+      <w:r>
+        <w:rPr>
+          <w:rFonts w:ascii="Arial" w:eastAsia="Times New Roman" w:hAnsi="Arial" w:cs="Arial"/>
+          <w:color w:val="000000"/>
+          <w:kern w:val="0"/>
+          <w:szCs w:val="22"/>
+          <w:lang w:eastAsia="vi-VN" w:bidi="ar-SA"/>
+          <w14:ligatures w14:val="none"/>
+        </w:rPr>
+        <w:t>PHPMyAdmin chạy trên cổng 8081.</w:t>
+      </w:r>
+    </w:p>
+    <w:p>
+      <w:pPr>
+        <w:rPr>
+          <w:noProof/>
+          <w:lang w:val="en-US"/>
+        </w:rPr>
+      </w:pPr>
+      <w:r>
+        <w:rPr>
+          <w:noProof/>
+        </w:rPr>
+        <w:lastRenderedPageBreak/>
+        <w:drawing>
+          <wp:inline distT="0" distB="0" distL="0" distR="0" wp14:anchorId="1B2C8F65" wp14:editId="68DD1F6A">
+            <wp:extent cx="5731510" cy="1798955"/>
+            <wp:effectExtent l="0" t="0" r="2540" b="0"/>
+            <wp:docPr id="1520559623" name="Hình ảnh 1"/>
+            <wp:cNvGraphicFramePr>
+              <a:graphicFrameLocks xmlns:a="http://schemas.openxmlformats.org/drawingml/2006/main" noChangeAspect="1"/>
+            </wp:cNvGraphicFramePr>
+            <a:graphic xmlns:a="http://schemas.openxmlformats.org/drawingml/2006/main">
+              <a:graphicData uri="http://schemas.openxmlformats.org/drawingml/2006/picture">
+                <pic:pic xmlns:pic="http://schemas.openxmlformats.org/drawingml/2006/picture">
+                  <pic:nvPicPr>
+                    <pic:cNvPr id="1520559623" name=""/>
+                    <pic:cNvPicPr/>
+                  </pic:nvPicPr>
+                  <pic:blipFill>
+                    <a:blip r:embed="rId13"/>
+                    <a:stretch>
+                      <a:fillRect/>
+                    </a:stretch>
+                  </pic:blipFill>
+                  <pic:spPr>
+                    <a:xfrm>
+                      <a:off x="0" y="0"/>
+                      <a:ext cx="5731510" cy="1798955"/>
+                    </a:xfrm>
+                    <a:prstGeom prst="rect">
+                      <a:avLst/>
+                    </a:prstGeom>
+                  </pic:spPr>
+                </pic:pic>
+              </a:graphicData>
+            </a:graphic>
+          </wp:inline>
+        </w:drawing>
+      </w:r>
+    </w:p>
+    <w:p>
+      <w:pPr>
+        <w:rPr>
+          <w:noProof/>
+          <w:lang w:val="en-US"/>
+        </w:rPr>
+      </w:pPr>
+      <w:r>
+        <w:rPr>
+          <w:noProof/>
+          <w:lang w:val="en-US"/>
+        </w:rPr>
+        <w:drawing>
+          <wp:inline distT="0" distB="0" distL="0" distR="0" wp14:anchorId="71B08857" wp14:editId="17D39553">
+            <wp:extent cx="5731510" cy="1844675"/>
+            <wp:effectExtent l="0" t="0" r="2540" b="3175"/>
+            <wp:docPr id="2028998510" name="Hình ảnh 1"/>
+            <wp:cNvGraphicFramePr>
+              <a:graphicFrameLocks xmlns:a="http://schemas.openxmlformats.org/drawingml/2006/main" noChangeAspect="1"/>
+            </wp:cNvGraphicFramePr>
+            <a:graphic xmlns:a="http://schemas.openxmlformats.org/drawingml/2006/main">
+              <a:graphicData uri="http://schemas.openxmlformats.org/drawingml/2006/picture">
+                <pic:pic xmlns:pic="http://schemas.openxmlformats.org/drawingml/2006/picture">
+                  <pic:nvPicPr>
+                    <pic:cNvPr id="2028998510" name=""/>
+                    <pic:cNvPicPr/>
+                  </pic:nvPicPr>
+                  <pic:blipFill>
+                    <a:blip r:embed="rId14"/>
+                    <a:stretch>
+                      <a:fillRect/>
+                    </a:stretch>
+                  </pic:blipFill>
+                  <pic:spPr>
+                    <a:xfrm>
+                      <a:off x="0" y="0"/>
+                      <a:ext cx="5731510" cy="1844675"/>
+                    </a:xfrm>
+                    <a:prstGeom prst="rect">
+                      <a:avLst/>
+                    </a:prstGeom>
+                  </pic:spPr>
+                </pic:pic>
+              </a:graphicData>
+            </a:graphic>
+          </wp:inline>
+        </w:drawing>
+      </w:r>
+    </w:p>
+    <w:p>
+      <w:pPr>
         <w:rPr>
           <w:b/>
           <w:bCs/>
@@ -643,7 +864,6 @@
           <w:noProof/>
           <w:lang w:val="en-US"/>
         </w:rPr>
-        <w:lastRenderedPageBreak/>
         <w:drawing>
           <wp:inline distT="0" distB="0" distL="0" distR="0" wp14:anchorId="285606E9" wp14:editId="0753D15E">
             <wp:extent cx="3353268" cy="1171739"/>
@@ -660,7 +880,7 @@
                     <pic:cNvPicPr/>
                   </pic:nvPicPr>
                   <pic:blipFill>
-                    <a:blip r:embed="rId13"/>
+                    <a:blip r:embed="rId15"/>
                     <a:stretch>
                       <a:fillRect/>
                     </a:stretch>
@@ -707,7 +927,7 @@
                     <pic:cNvPicPr/>
                   </pic:nvPicPr>
                   <pic:blipFill>
-                    <a:blip r:embed="rId14"/>
+                    <a:blip r:embed="rId16"/>
                     <a:stretch>
                       <a:fillRect/>
                     </a:stretch>
@@ -795,6 +1015,7 @@
           <w:noProof/>
           <w:lang w:val="en-US"/>
         </w:rPr>
+        <w:lastRenderedPageBreak/>
         <w:drawing>
           <wp:inline distT="0" distB="0" distL="0" distR="0" wp14:anchorId="4252531B" wp14:editId="041E587B">
             <wp:extent cx="5731510" cy="2438400"/>
@@ -811,7 +1032,7 @@
                     <pic:cNvPicPr/>
                   </pic:nvPicPr>
                   <pic:blipFill>
-                    <a:blip r:embed="rId15"/>
+                    <a:blip r:embed="rId17"/>
                     <a:stretch>
                       <a:fillRect/>
                     </a:stretch>
@@ -859,7 +1080,7 @@
                     <pic:cNvPicPr/>
                   </pic:nvPicPr>
                   <pic:blipFill>
-                    <a:blip r:embed="rId16"/>
+                    <a:blip r:embed="rId18"/>
                     <a:stretch>
                       <a:fillRect/>
                     </a:stretch>
@@ -907,7 +1128,7 @@
                     <pic:cNvPicPr/>
                   </pic:nvPicPr>
                   <pic:blipFill>
-                    <a:blip r:embed="rId17"/>
+                    <a:blip r:embed="rId19"/>
                     <a:stretch>
                       <a:fillRect/>
                     </a:stretch>
@@ -989,9 +1210,9 @@
       </w:pPr>
       <w:r>
         <w:rPr>
+          <w:noProof/>
           <w:lang w:val="en-US"/>
         </w:rPr>
-        <w:lastRenderedPageBreak/>
         <w:drawing>
           <wp:inline distT="0" distB="0" distL="0" distR="0" wp14:anchorId="1EBDC16B" wp14:editId="1B5CED90">
             <wp:extent cx="5731510" cy="1997710"/>
@@ -1008,7 +1229,7 @@
                     <pic:cNvPicPr/>
                   </pic:nvPicPr>
                   <pic:blipFill>
-                    <a:blip r:embed="rId18"/>
+                    <a:blip r:embed="rId20"/>
                     <a:stretch>
                       <a:fillRect/>
                     </a:stretch>
@@ -1037,8 +1258,10 @@
       </w:pPr>
       <w:r>
         <w:rPr>
+          <w:noProof/>
           <w:lang w:val="en-US"/>
         </w:rPr>
+        <w:lastRenderedPageBreak/>
         <w:drawing>
           <wp:inline distT="0" distB="0" distL="0" distR="0" wp14:anchorId="656F6877" wp14:editId="3D0D3C7F">
             <wp:extent cx="5731510" cy="2813685"/>
@@ -1055,7 +1278,7 @@
                     <pic:cNvPicPr/>
                   </pic:nvPicPr>
                   <pic:blipFill>
-                    <a:blip r:embed="rId19"/>
+                    <a:blip r:embed="rId21"/>
                     <a:stretch>
                       <a:fillRect/>
                     </a:stretch>
@@ -1078,8 +1301,5051 @@
     </w:p>
     <w:p>
       <w:pPr>
-        <w:rPr>
+        <w:spacing w:after="0" w:line="240" w:lineRule="auto"/>
+        <w:rPr>
+          <w:rFonts w:ascii="Arial" w:eastAsia="Times New Roman" w:hAnsi="Arial" w:cs="Arial"/>
+          <w:b/>
+          <w:bCs/>
+          <w:color w:val="000000"/>
+          <w:kern w:val="0"/>
+          <w:szCs w:val="22"/>
+          <w:lang w:eastAsia="vi-VN" w:bidi="ar-SA"/>
+          <w14:ligatures w14:val="none"/>
+        </w:rPr>
+      </w:pPr>
+      <w:r>
+        <w:rPr>
+          <w:rFonts w:ascii="Arial" w:eastAsia="Times New Roman" w:hAnsi="Arial" w:cs="Arial"/>
+          <w:b/>
+          <w:bCs/>
+          <w:color w:val="000000"/>
+          <w:kern w:val="0"/>
+          <w:szCs w:val="22"/>
+          <w:lang w:eastAsia="vi-VN" w:bidi="ar-SA"/>
+          <w14:ligatures w14:val="none"/>
+        </w:rPr>
+        <w:t>Bài 7: Chạy MongoDB với Docker Compose</w:t>
+      </w:r>
+    </w:p>
+    <w:p>
+      <w:pPr>
+        <w:pStyle w:val="oancuaDanhsach"/>
+        <w:numPr>
+          <w:ilvl w:val="0"/>
+          <w:numId w:val="6"/>
+        </w:numPr>
+        <w:spacing w:after="0" w:line="240" w:lineRule="auto"/>
+        <w:rPr>
+          <w:rFonts w:ascii="Arial" w:eastAsia="Times New Roman" w:hAnsi="Arial" w:cs="Arial"/>
+          <w:b/>
+          <w:bCs/>
+          <w:i/>
+          <w:iCs/>
+          <w:color w:val="000000"/>
+          <w:kern w:val="0"/>
+          <w:szCs w:val="22"/>
+          <w:lang w:eastAsia="vi-VN" w:bidi="ar-SA"/>
+          <w14:ligatures w14:val="none"/>
+        </w:rPr>
+      </w:pPr>
+      <w:r>
+        <w:rPr>
+          <w:rFonts w:ascii="Arial" w:eastAsia="Times New Roman" w:hAnsi="Arial" w:cs="Arial"/>
+          <w:b/>
+          <w:bCs/>
+          <w:i/>
+          <w:iCs/>
+          <w:color w:val="000000"/>
+          <w:kern w:val="0"/>
+          <w:szCs w:val="22"/>
+          <w:lang w:eastAsia="vi-VN" w:bidi="ar-SA"/>
+          <w14:ligatures w14:val="none"/>
+        </w:rPr>
+        <w:t>Yêu cầu:</w:t>
+      </w:r>
+    </w:p>
+    <w:p>
+      <w:pPr>
+        <w:pStyle w:val="oancuaDanhsach"/>
+        <w:numPr>
+          <w:ilvl w:val="1"/>
+          <w:numId w:val="6"/>
+        </w:numPr>
+        <w:spacing w:after="0" w:line="240" w:lineRule="auto"/>
+        <w:rPr>
+          <w:rFonts w:ascii="Arial" w:eastAsia="Times New Roman" w:hAnsi="Arial" w:cs="Arial"/>
+          <w:color w:val="000000"/>
+          <w:kern w:val="0"/>
+          <w:szCs w:val="22"/>
+          <w:lang w:eastAsia="vi-VN" w:bidi="ar-SA"/>
+          <w14:ligatures w14:val="none"/>
+        </w:rPr>
+      </w:pPr>
+      <w:r>
+        <w:rPr>
+          <w:rFonts w:ascii="Arial" w:eastAsia="Times New Roman" w:hAnsi="Arial" w:cs="Arial"/>
+          <w:color w:val="000000"/>
+          <w:kern w:val="0"/>
+          <w:szCs w:val="22"/>
+          <w:lang w:eastAsia="vi-VN" w:bidi="ar-SA"/>
+          <w14:ligatures w14:val="none"/>
+        </w:rPr>
+        <w:t>Chạy MongoDB và Mongo Express để quản lý.</w:t>
+      </w:r>
+    </w:p>
+    <w:p>
+      <w:pPr>
+        <w:spacing w:after="0" w:line="240" w:lineRule="auto"/>
+        <w:rPr>
+          <w:rFonts w:ascii="Arial" w:eastAsia="Times New Roman" w:hAnsi="Arial" w:cs="Arial"/>
+          <w:color w:val="000000"/>
+          <w:kern w:val="0"/>
+          <w:szCs w:val="22"/>
+          <w:lang w:val="en-US" w:eastAsia="vi-VN" w:bidi="ar-SA"/>
+          <w14:ligatures w14:val="none"/>
+        </w:rPr>
+      </w:pPr>
+      <w:r>
+        <w:rPr>
+          <w:rFonts w:ascii="Arial" w:eastAsia="Times New Roman" w:hAnsi="Arial" w:cs="Arial"/>
+          <w:noProof/>
+          <w:color w:val="000000"/>
+          <w:kern w:val="0"/>
+          <w:szCs w:val="22"/>
+          <w:lang w:val="en-US" w:eastAsia="vi-VN" w:bidi="ar-SA"/>
+          <w14:ligatures w14:val="none"/>
+        </w:rPr>
+        <w:drawing>
+          <wp:inline distT="0" distB="0" distL="0" distR="0" wp14:anchorId="4DDF655B" wp14:editId="50607E17">
+            <wp:extent cx="5731510" cy="1924050"/>
+            <wp:effectExtent l="0" t="0" r="2540" b="0"/>
+            <wp:docPr id="1012127150" name="Hình ảnh 1"/>
+            <wp:cNvGraphicFramePr>
+              <a:graphicFrameLocks xmlns:a="http://schemas.openxmlformats.org/drawingml/2006/main" noChangeAspect="1"/>
+            </wp:cNvGraphicFramePr>
+            <a:graphic xmlns:a="http://schemas.openxmlformats.org/drawingml/2006/main">
+              <a:graphicData uri="http://schemas.openxmlformats.org/drawingml/2006/picture">
+                <pic:pic xmlns:pic="http://schemas.openxmlformats.org/drawingml/2006/picture">
+                  <pic:nvPicPr>
+                    <pic:cNvPr id="1012127150" name=""/>
+                    <pic:cNvPicPr/>
+                  </pic:nvPicPr>
+                  <pic:blipFill>
+                    <a:blip r:embed="rId22"/>
+                    <a:stretch>
+                      <a:fillRect/>
+                    </a:stretch>
+                  </pic:blipFill>
+                  <pic:spPr>
+                    <a:xfrm>
+                      <a:off x="0" y="0"/>
+                      <a:ext cx="5731510" cy="1924050"/>
+                    </a:xfrm>
+                    <a:prstGeom prst="rect">
+                      <a:avLst/>
+                    </a:prstGeom>
+                  </pic:spPr>
+                </pic:pic>
+              </a:graphicData>
+            </a:graphic>
+          </wp:inline>
+        </w:drawing>
+      </w:r>
+    </w:p>
+    <w:p>
+      <w:pPr>
+        <w:spacing w:after="0" w:line="240" w:lineRule="auto"/>
+        <w:rPr>
+          <w:rFonts w:ascii="Arial" w:eastAsia="Times New Roman" w:hAnsi="Arial" w:cs="Arial"/>
+          <w:color w:val="000000"/>
+          <w:kern w:val="0"/>
+          <w:szCs w:val="22"/>
+          <w:lang w:val="en-US" w:eastAsia="vi-VN" w:bidi="ar-SA"/>
+          <w14:ligatures w14:val="none"/>
+        </w:rPr>
+      </w:pPr>
+      <w:r>
+        <w:rPr>
+          <w:rFonts w:ascii="Arial" w:eastAsia="Times New Roman" w:hAnsi="Arial" w:cs="Arial"/>
+          <w:noProof/>
+          <w:color w:val="000000"/>
+          <w:kern w:val="0"/>
+          <w:szCs w:val="22"/>
+          <w:lang w:val="en-US" w:eastAsia="vi-VN" w:bidi="ar-SA"/>
+          <w14:ligatures w14:val="none"/>
+        </w:rPr>
+        <w:lastRenderedPageBreak/>
+        <w:drawing>
+          <wp:inline distT="0" distB="0" distL="0" distR="0" wp14:anchorId="55AF7485" wp14:editId="6EE585D9">
+            <wp:extent cx="5731510" cy="4994910"/>
+            <wp:effectExtent l="0" t="0" r="2540" b="0"/>
+            <wp:docPr id="279130648" name="Hình ảnh 1"/>
+            <wp:cNvGraphicFramePr>
+              <a:graphicFrameLocks xmlns:a="http://schemas.openxmlformats.org/drawingml/2006/main" noChangeAspect="1"/>
+            </wp:cNvGraphicFramePr>
+            <a:graphic xmlns:a="http://schemas.openxmlformats.org/drawingml/2006/main">
+              <a:graphicData uri="http://schemas.openxmlformats.org/drawingml/2006/picture">
+                <pic:pic xmlns:pic="http://schemas.openxmlformats.org/drawingml/2006/picture">
+                  <pic:nvPicPr>
+                    <pic:cNvPr id="279130648" name=""/>
+                    <pic:cNvPicPr/>
+                  </pic:nvPicPr>
+                  <pic:blipFill>
+                    <a:blip r:embed="rId23"/>
+                    <a:stretch>
+                      <a:fillRect/>
+                    </a:stretch>
+                  </pic:blipFill>
+                  <pic:spPr>
+                    <a:xfrm>
+                      <a:off x="0" y="0"/>
+                      <a:ext cx="5731510" cy="4994910"/>
+                    </a:xfrm>
+                    <a:prstGeom prst="rect">
+                      <a:avLst/>
+                    </a:prstGeom>
+                  </pic:spPr>
+                </pic:pic>
+              </a:graphicData>
+            </a:graphic>
+          </wp:inline>
+        </w:drawing>
+      </w:r>
+    </w:p>
+    <w:p>
+      <w:pPr>
+        <w:spacing w:after="0" w:line="240" w:lineRule="auto"/>
+        <w:rPr>
+          <w:rFonts w:ascii="Arial" w:eastAsia="Times New Roman" w:hAnsi="Arial" w:cs="Arial"/>
+          <w:b/>
+          <w:bCs/>
+          <w:color w:val="000000"/>
+          <w:kern w:val="0"/>
+          <w:szCs w:val="22"/>
+          <w:lang w:eastAsia="vi-VN" w:bidi="ar-SA"/>
+          <w14:ligatures w14:val="none"/>
+        </w:rPr>
+      </w:pPr>
+      <w:r>
+        <w:rPr>
+          <w:rFonts w:ascii="Arial" w:eastAsia="Times New Roman" w:hAnsi="Arial" w:cs="Arial"/>
+          <w:b/>
+          <w:bCs/>
+          <w:color w:val="000000"/>
+          <w:kern w:val="0"/>
+          <w:szCs w:val="22"/>
+          <w:lang w:eastAsia="vi-VN" w:bidi="ar-SA"/>
+          <w14:ligatures w14:val="none"/>
+        </w:rPr>
+        <w:t>Bài 8: Kết nối nhiều dịch vụ với Docker Compose</w:t>
+      </w:r>
+    </w:p>
+    <w:p>
+      <w:pPr>
+        <w:pStyle w:val="oancuaDanhsach"/>
+        <w:numPr>
+          <w:ilvl w:val="0"/>
+          <w:numId w:val="6"/>
+        </w:numPr>
+        <w:spacing w:after="0" w:line="240" w:lineRule="auto"/>
+        <w:rPr>
+          <w:rFonts w:ascii="Arial" w:eastAsia="Times New Roman" w:hAnsi="Arial" w:cs="Arial"/>
+          <w:b/>
+          <w:bCs/>
+          <w:i/>
+          <w:iCs/>
+          <w:color w:val="000000"/>
+          <w:kern w:val="0"/>
+          <w:szCs w:val="22"/>
+          <w:lang w:eastAsia="vi-VN" w:bidi="ar-SA"/>
+          <w14:ligatures w14:val="none"/>
+        </w:rPr>
+      </w:pPr>
+      <w:r>
+        <w:rPr>
+          <w:rFonts w:ascii="Arial" w:eastAsia="Times New Roman" w:hAnsi="Arial" w:cs="Arial"/>
+          <w:b/>
+          <w:bCs/>
+          <w:i/>
+          <w:iCs/>
+          <w:color w:val="000000"/>
+          <w:kern w:val="0"/>
+          <w:szCs w:val="22"/>
+          <w:lang w:eastAsia="vi-VN" w:bidi="ar-SA"/>
+          <w14:ligatures w14:val="none"/>
+        </w:rPr>
+        <w:t>Yêu cầu:</w:t>
+      </w:r>
+    </w:p>
+    <w:p>
+      <w:pPr>
+        <w:pStyle w:val="oancuaDanhsach"/>
+        <w:numPr>
+          <w:ilvl w:val="1"/>
+          <w:numId w:val="6"/>
+        </w:numPr>
+        <w:spacing w:after="0" w:line="240" w:lineRule="auto"/>
+        <w:rPr>
+          <w:rFonts w:ascii="Arial" w:eastAsia="Times New Roman" w:hAnsi="Arial" w:cs="Arial"/>
+          <w:color w:val="000000"/>
+          <w:kern w:val="0"/>
+          <w:szCs w:val="22"/>
+          <w:lang w:eastAsia="vi-VN" w:bidi="ar-SA"/>
+          <w14:ligatures w14:val="none"/>
+        </w:rPr>
+      </w:pPr>
+      <w:r>
+        <w:rPr>
+          <w:rFonts w:ascii="Arial" w:eastAsia="Times New Roman" w:hAnsi="Arial" w:cs="Arial"/>
+          <w:color w:val="000000"/>
+          <w:kern w:val="0"/>
+          <w:szCs w:val="22"/>
+          <w:lang w:eastAsia="vi-VN" w:bidi="ar-SA"/>
+          <w14:ligatures w14:val="none"/>
+        </w:rPr>
+        <w:t>Chạy Node.js kết nối với MySQL.</w:t>
+      </w:r>
+    </w:p>
+    <w:p>
+      <w:pPr>
+        <w:spacing w:after="0" w:line="240" w:lineRule="auto"/>
+        <w:rPr>
+          <w:rFonts w:ascii="Arial" w:eastAsia="Times New Roman" w:hAnsi="Arial" w:cs="Arial"/>
+          <w:color w:val="000000"/>
+          <w:kern w:val="0"/>
+          <w:szCs w:val="22"/>
+          <w:lang w:val="en-US" w:eastAsia="vi-VN" w:bidi="ar-SA"/>
+          <w14:ligatures w14:val="none"/>
+        </w:rPr>
+      </w:pPr>
+      <w:r>
+        <w:rPr>
+          <w:rFonts w:ascii="Arial" w:eastAsia="Times New Roman" w:hAnsi="Arial" w:cs="Arial"/>
+          <w:noProof/>
+          <w:color w:val="000000"/>
+          <w:kern w:val="0"/>
+          <w:szCs w:val="22"/>
+          <w:lang w:val="en-US" w:eastAsia="vi-VN" w:bidi="ar-SA"/>
+          <w14:ligatures w14:val="none"/>
+        </w:rPr>
+        <w:drawing>
+          <wp:inline distT="0" distB="0" distL="0" distR="0" wp14:anchorId="322F3362" wp14:editId="2F90BF20">
+            <wp:extent cx="5731510" cy="823595"/>
+            <wp:effectExtent l="0" t="0" r="2540" b="0"/>
+            <wp:docPr id="59693443" name="Hình ảnh 1"/>
+            <wp:cNvGraphicFramePr>
+              <a:graphicFrameLocks xmlns:a="http://schemas.openxmlformats.org/drawingml/2006/main" noChangeAspect="1"/>
+            </wp:cNvGraphicFramePr>
+            <a:graphic xmlns:a="http://schemas.openxmlformats.org/drawingml/2006/main">
+              <a:graphicData uri="http://schemas.openxmlformats.org/drawingml/2006/picture">
+                <pic:pic xmlns:pic="http://schemas.openxmlformats.org/drawingml/2006/picture">
+                  <pic:nvPicPr>
+                    <pic:cNvPr id="59693443" name=""/>
+                    <pic:cNvPicPr/>
+                  </pic:nvPicPr>
+                  <pic:blipFill>
+                    <a:blip r:embed="rId24"/>
+                    <a:stretch>
+                      <a:fillRect/>
+                    </a:stretch>
+                  </pic:blipFill>
+                  <pic:spPr>
+                    <a:xfrm>
+                      <a:off x="0" y="0"/>
+                      <a:ext cx="5731510" cy="823595"/>
+                    </a:xfrm>
+                    <a:prstGeom prst="rect">
+                      <a:avLst/>
+                    </a:prstGeom>
+                  </pic:spPr>
+                </pic:pic>
+              </a:graphicData>
+            </a:graphic>
+          </wp:inline>
+        </w:drawing>
+      </w:r>
+    </w:p>
+    <w:p>
+      <w:pPr>
+        <w:spacing w:after="0" w:line="240" w:lineRule="auto"/>
+        <w:rPr>
+          <w:rFonts w:ascii="Arial" w:eastAsia="Times New Roman" w:hAnsi="Arial" w:cs="Arial"/>
+          <w:color w:val="000000"/>
+          <w:kern w:val="0"/>
+          <w:szCs w:val="22"/>
+          <w:lang w:val="en-US" w:eastAsia="vi-VN" w:bidi="ar-SA"/>
+          <w14:ligatures w14:val="none"/>
+        </w:rPr>
+      </w:pPr>
+      <w:r>
+        <w:rPr>
+          <w:rFonts w:ascii="Arial" w:eastAsia="Times New Roman" w:hAnsi="Arial" w:cs="Arial"/>
+          <w:noProof/>
+          <w:color w:val="000000"/>
+          <w:kern w:val="0"/>
+          <w:szCs w:val="22"/>
+          <w:lang w:val="en-US" w:eastAsia="vi-VN" w:bidi="ar-SA"/>
+          <w14:ligatures w14:val="none"/>
+        </w:rPr>
+        <w:drawing>
+          <wp:inline distT="0" distB="0" distL="0" distR="0" wp14:anchorId="76881417" wp14:editId="164AD81A">
+            <wp:extent cx="5731510" cy="874395"/>
+            <wp:effectExtent l="0" t="0" r="2540" b="1905"/>
+            <wp:docPr id="34534162" name="Hình ảnh 1"/>
+            <wp:cNvGraphicFramePr>
+              <a:graphicFrameLocks xmlns:a="http://schemas.openxmlformats.org/drawingml/2006/main" noChangeAspect="1"/>
+            </wp:cNvGraphicFramePr>
+            <a:graphic xmlns:a="http://schemas.openxmlformats.org/drawingml/2006/main">
+              <a:graphicData uri="http://schemas.openxmlformats.org/drawingml/2006/picture">
+                <pic:pic xmlns:pic="http://schemas.openxmlformats.org/drawingml/2006/picture">
+                  <pic:nvPicPr>
+                    <pic:cNvPr id="34534162" name=""/>
+                    <pic:cNvPicPr/>
+                  </pic:nvPicPr>
+                  <pic:blipFill>
+                    <a:blip r:embed="rId25"/>
+                    <a:stretch>
+                      <a:fillRect/>
+                    </a:stretch>
+                  </pic:blipFill>
+                  <pic:spPr>
+                    <a:xfrm>
+                      <a:off x="0" y="0"/>
+                      <a:ext cx="5731510" cy="874395"/>
+                    </a:xfrm>
+                    <a:prstGeom prst="rect">
+                      <a:avLst/>
+                    </a:prstGeom>
+                  </pic:spPr>
+                </pic:pic>
+              </a:graphicData>
+            </a:graphic>
+          </wp:inline>
+        </w:drawing>
+      </w:r>
+    </w:p>
+    <w:p>
+      <w:pPr>
+        <w:spacing w:after="0" w:line="240" w:lineRule="auto"/>
+        <w:rPr>
+          <w:rFonts w:ascii="Arial" w:eastAsia="Times New Roman" w:hAnsi="Arial" w:cs="Arial"/>
+          <w:color w:val="000000"/>
+          <w:kern w:val="0"/>
+          <w:szCs w:val="22"/>
+          <w:lang w:val="en-US" w:eastAsia="vi-VN" w:bidi="ar-SA"/>
+          <w14:ligatures w14:val="none"/>
+        </w:rPr>
+      </w:pPr>
+      <w:r>
+        <w:rPr>
+          <w:rFonts w:ascii="Arial" w:eastAsia="Times New Roman" w:hAnsi="Arial" w:cs="Arial"/>
+          <w:noProof/>
+          <w:color w:val="000000"/>
+          <w:kern w:val="0"/>
+          <w:szCs w:val="22"/>
+          <w:lang w:val="en-US" w:eastAsia="vi-VN" w:bidi="ar-SA"/>
+          <w14:ligatures w14:val="none"/>
+        </w:rPr>
+        <w:drawing>
+          <wp:inline distT="0" distB="0" distL="0" distR="0" wp14:anchorId="3BBAE18F" wp14:editId="0B6BFA9A">
+            <wp:extent cx="3267531" cy="1019317"/>
+            <wp:effectExtent l="0" t="0" r="9525" b="9525"/>
+            <wp:docPr id="1117511819" name="Hình ảnh 1"/>
+            <wp:cNvGraphicFramePr>
+              <a:graphicFrameLocks xmlns:a="http://schemas.openxmlformats.org/drawingml/2006/main" noChangeAspect="1"/>
+            </wp:cNvGraphicFramePr>
+            <a:graphic xmlns:a="http://schemas.openxmlformats.org/drawingml/2006/main">
+              <a:graphicData uri="http://schemas.openxmlformats.org/drawingml/2006/picture">
+                <pic:pic xmlns:pic="http://schemas.openxmlformats.org/drawingml/2006/picture">
+                  <pic:nvPicPr>
+                    <pic:cNvPr id="1117511819" name=""/>
+                    <pic:cNvPicPr/>
+                  </pic:nvPicPr>
+                  <pic:blipFill>
+                    <a:blip r:embed="rId26"/>
+                    <a:stretch>
+                      <a:fillRect/>
+                    </a:stretch>
+                  </pic:blipFill>
+                  <pic:spPr>
+                    <a:xfrm>
+                      <a:off x="0" y="0"/>
+                      <a:ext cx="3267531" cy="1019317"/>
+                    </a:xfrm>
+                    <a:prstGeom prst="rect">
+                      <a:avLst/>
+                    </a:prstGeom>
+                  </pic:spPr>
+                </pic:pic>
+              </a:graphicData>
+            </a:graphic>
+          </wp:inline>
+        </w:drawing>
+      </w:r>
+    </w:p>
+    <w:p>
+      <w:pPr>
+        <w:spacing w:after="0" w:line="240" w:lineRule="auto"/>
+        <w:rPr>
+          <w:rFonts w:ascii="Arial" w:eastAsia="Times New Roman" w:hAnsi="Arial" w:cs="Arial"/>
+          <w:b/>
+          <w:bCs/>
+          <w:color w:val="000000"/>
+          <w:kern w:val="0"/>
+          <w:szCs w:val="22"/>
+          <w:lang w:eastAsia="vi-VN" w:bidi="ar-SA"/>
+          <w14:ligatures w14:val="none"/>
+        </w:rPr>
+      </w:pPr>
+      <w:r>
+        <w:rPr>
+          <w:rFonts w:ascii="Arial" w:eastAsia="Times New Roman" w:hAnsi="Arial" w:cs="Arial"/>
+          <w:b/>
+          <w:bCs/>
+          <w:color w:val="000000"/>
+          <w:kern w:val="0"/>
+          <w:szCs w:val="22"/>
+          <w:lang w:eastAsia="vi-VN" w:bidi="ar-SA"/>
+          <w14:ligatures w14:val="none"/>
+        </w:rPr>
+        <w:t>Bài 9: Chạy ứng dụng Python Flask với Docker Compose</w:t>
+      </w:r>
+    </w:p>
+    <w:p>
+      <w:pPr>
+        <w:pStyle w:val="oancuaDanhsach"/>
+        <w:numPr>
+          <w:ilvl w:val="0"/>
+          <w:numId w:val="6"/>
+        </w:numPr>
+        <w:spacing w:after="0" w:line="240" w:lineRule="auto"/>
+        <w:rPr>
+          <w:rFonts w:ascii="Arial" w:eastAsia="Times New Roman" w:hAnsi="Arial" w:cs="Arial"/>
+          <w:b/>
+          <w:bCs/>
+          <w:i/>
+          <w:iCs/>
+          <w:color w:val="000000"/>
+          <w:kern w:val="0"/>
+          <w:szCs w:val="22"/>
+          <w:lang w:eastAsia="vi-VN" w:bidi="ar-SA"/>
+          <w14:ligatures w14:val="none"/>
+        </w:rPr>
+      </w:pPr>
+      <w:r>
+        <w:rPr>
+          <w:rFonts w:ascii="Arial" w:eastAsia="Times New Roman" w:hAnsi="Arial" w:cs="Arial"/>
+          <w:b/>
+          <w:bCs/>
+          <w:i/>
+          <w:iCs/>
+          <w:color w:val="000000"/>
+          <w:kern w:val="0"/>
+          <w:szCs w:val="22"/>
+          <w:lang w:eastAsia="vi-VN" w:bidi="ar-SA"/>
+          <w14:ligatures w14:val="none"/>
+        </w:rPr>
+        <w:t>Yêu cầu:</w:t>
+      </w:r>
+    </w:p>
+    <w:p>
+      <w:pPr>
+        <w:pStyle w:val="oancuaDanhsach"/>
+        <w:numPr>
+          <w:ilvl w:val="1"/>
+          <w:numId w:val="6"/>
+        </w:numPr>
+        <w:spacing w:after="0" w:line="240" w:lineRule="auto"/>
+        <w:rPr>
+          <w:rFonts w:ascii="Arial" w:eastAsia="Times New Roman" w:hAnsi="Arial" w:cs="Arial"/>
+          <w:color w:val="000000"/>
+          <w:kern w:val="0"/>
+          <w:szCs w:val="22"/>
+          <w:lang w:eastAsia="vi-VN" w:bidi="ar-SA"/>
+          <w14:ligatures w14:val="none"/>
+        </w:rPr>
+      </w:pPr>
+      <w:r>
+        <w:rPr>
+          <w:rFonts w:ascii="Arial" w:eastAsia="Times New Roman" w:hAnsi="Arial" w:cs="Arial"/>
+          <w:color w:val="000000"/>
+          <w:kern w:val="0"/>
+          <w:szCs w:val="22"/>
+          <w:lang w:eastAsia="vi-VN" w:bidi="ar-SA"/>
+          <w14:ligatures w14:val="none"/>
+        </w:rPr>
+        <w:t>Chạy ứng dụng Flask đơn giản với Docker Compose.</w:t>
+      </w:r>
+    </w:p>
+    <w:p>
+      <w:pPr>
+        <w:spacing w:after="0" w:line="240" w:lineRule="auto"/>
+        <w:rPr>
+          <w:rFonts w:ascii="Arial" w:eastAsia="Times New Roman" w:hAnsi="Arial" w:cs="Arial"/>
+          <w:color w:val="000000"/>
+          <w:kern w:val="0"/>
+          <w:szCs w:val="22"/>
+          <w:lang w:val="en-US" w:eastAsia="vi-VN" w:bidi="ar-SA"/>
+          <w14:ligatures w14:val="none"/>
+        </w:rPr>
+      </w:pPr>
+      <w:r>
+        <w:rPr>
+          <w:rFonts w:ascii="Arial" w:eastAsia="Times New Roman" w:hAnsi="Arial" w:cs="Arial"/>
+          <w:noProof/>
+          <w:color w:val="000000"/>
+          <w:kern w:val="0"/>
+          <w:szCs w:val="22"/>
+          <w:lang w:val="en-US" w:eastAsia="vi-VN" w:bidi="ar-SA"/>
+          <w14:ligatures w14:val="none"/>
+        </w:rPr>
+        <w:lastRenderedPageBreak/>
+        <w:drawing>
+          <wp:inline distT="0" distB="0" distL="0" distR="0" wp14:anchorId="1B7916D1" wp14:editId="2C9C9F38">
+            <wp:extent cx="5731510" cy="622935"/>
+            <wp:effectExtent l="0" t="0" r="2540" b="5715"/>
+            <wp:docPr id="1943717746" name="Hình ảnh 1"/>
+            <wp:cNvGraphicFramePr>
+              <a:graphicFrameLocks xmlns:a="http://schemas.openxmlformats.org/drawingml/2006/main" noChangeAspect="1"/>
+            </wp:cNvGraphicFramePr>
+            <a:graphic xmlns:a="http://schemas.openxmlformats.org/drawingml/2006/main">
+              <a:graphicData uri="http://schemas.openxmlformats.org/drawingml/2006/picture">
+                <pic:pic xmlns:pic="http://schemas.openxmlformats.org/drawingml/2006/picture">
+                  <pic:nvPicPr>
+                    <pic:cNvPr id="1943717746" name=""/>
+                    <pic:cNvPicPr/>
+                  </pic:nvPicPr>
+                  <pic:blipFill>
+                    <a:blip r:embed="rId27"/>
+                    <a:stretch>
+                      <a:fillRect/>
+                    </a:stretch>
+                  </pic:blipFill>
+                  <pic:spPr>
+                    <a:xfrm>
+                      <a:off x="0" y="0"/>
+                      <a:ext cx="5731510" cy="622935"/>
+                    </a:xfrm>
+                    <a:prstGeom prst="rect">
+                      <a:avLst/>
+                    </a:prstGeom>
+                  </pic:spPr>
+                </pic:pic>
+              </a:graphicData>
+            </a:graphic>
+          </wp:inline>
+        </w:drawing>
+      </w:r>
+    </w:p>
+    <w:p>
+      <w:pPr>
+        <w:spacing w:after="0" w:line="240" w:lineRule="auto"/>
+        <w:rPr>
+          <w:rFonts w:ascii="Arial" w:eastAsia="Times New Roman" w:hAnsi="Arial" w:cs="Arial"/>
+          <w:color w:val="000000"/>
+          <w:kern w:val="0"/>
+          <w:szCs w:val="22"/>
+          <w:lang w:val="en-US" w:eastAsia="vi-VN" w:bidi="ar-SA"/>
+          <w14:ligatures w14:val="none"/>
+        </w:rPr>
+      </w:pPr>
+      <w:r>
+        <w:rPr>
+          <w:rFonts w:ascii="Arial" w:eastAsia="Times New Roman" w:hAnsi="Arial" w:cs="Arial"/>
+          <w:noProof/>
+          <w:color w:val="000000"/>
+          <w:kern w:val="0"/>
+          <w:szCs w:val="22"/>
+          <w:lang w:val="en-US" w:eastAsia="vi-VN" w:bidi="ar-SA"/>
+          <w14:ligatures w14:val="none"/>
+        </w:rPr>
+        <w:drawing>
+          <wp:inline distT="0" distB="0" distL="0" distR="0" wp14:anchorId="3765A426" wp14:editId="515721BE">
+            <wp:extent cx="3115110" cy="924054"/>
+            <wp:effectExtent l="0" t="0" r="9525" b="9525"/>
+            <wp:docPr id="1869168982" name="Hình ảnh 1"/>
+            <wp:cNvGraphicFramePr>
+              <a:graphicFrameLocks xmlns:a="http://schemas.openxmlformats.org/drawingml/2006/main" noChangeAspect="1"/>
+            </wp:cNvGraphicFramePr>
+            <a:graphic xmlns:a="http://schemas.openxmlformats.org/drawingml/2006/main">
+              <a:graphicData uri="http://schemas.openxmlformats.org/drawingml/2006/picture">
+                <pic:pic xmlns:pic="http://schemas.openxmlformats.org/drawingml/2006/picture">
+                  <pic:nvPicPr>
+                    <pic:cNvPr id="1869168982" name=""/>
+                    <pic:cNvPicPr/>
+                  </pic:nvPicPr>
+                  <pic:blipFill>
+                    <a:blip r:embed="rId28"/>
+                    <a:stretch>
+                      <a:fillRect/>
+                    </a:stretch>
+                  </pic:blipFill>
+                  <pic:spPr>
+                    <a:xfrm>
+                      <a:off x="0" y="0"/>
+                      <a:ext cx="3115110" cy="924054"/>
+                    </a:xfrm>
+                    <a:prstGeom prst="rect">
+                      <a:avLst/>
+                    </a:prstGeom>
+                  </pic:spPr>
+                </pic:pic>
+              </a:graphicData>
+            </a:graphic>
+          </wp:inline>
+        </w:drawing>
+      </w:r>
+    </w:p>
+    <w:p>
+      <w:pPr>
+        <w:spacing w:after="0" w:line="240" w:lineRule="auto"/>
+        <w:rPr>
+          <w:rFonts w:ascii="Arial" w:eastAsia="Times New Roman" w:hAnsi="Arial" w:cs="Arial"/>
+          <w:b/>
+          <w:bCs/>
+          <w:color w:val="000000"/>
+          <w:kern w:val="0"/>
+          <w:szCs w:val="22"/>
+          <w:lang w:eastAsia="vi-VN" w:bidi="ar-SA"/>
+          <w14:ligatures w14:val="none"/>
+        </w:rPr>
+      </w:pPr>
+      <w:r>
+        <w:rPr>
+          <w:rFonts w:ascii="Arial" w:eastAsia="Times New Roman" w:hAnsi="Arial" w:cs="Arial"/>
+          <w:b/>
+          <w:bCs/>
+          <w:color w:val="000000"/>
+          <w:kern w:val="0"/>
+          <w:szCs w:val="22"/>
+          <w:lang w:eastAsia="vi-VN" w:bidi="ar-SA"/>
+          <w14:ligatures w14:val="none"/>
+        </w:rPr>
+        <w:t>Bài 10: Lưu trữ dữ liệu với Docker Volumes</w:t>
+      </w:r>
+    </w:p>
+    <w:p>
+      <w:pPr>
+        <w:pStyle w:val="oancuaDanhsach"/>
+        <w:numPr>
+          <w:ilvl w:val="0"/>
+          <w:numId w:val="6"/>
+        </w:numPr>
+        <w:spacing w:after="0" w:line="240" w:lineRule="auto"/>
+        <w:rPr>
+          <w:rFonts w:ascii="Arial" w:eastAsia="Times New Roman" w:hAnsi="Arial" w:cs="Arial"/>
+          <w:b/>
+          <w:bCs/>
+          <w:i/>
+          <w:iCs/>
+          <w:color w:val="000000"/>
+          <w:kern w:val="0"/>
+          <w:szCs w:val="22"/>
+          <w:lang w:eastAsia="vi-VN" w:bidi="ar-SA"/>
+          <w14:ligatures w14:val="none"/>
+        </w:rPr>
+      </w:pPr>
+      <w:r>
+        <w:rPr>
+          <w:rFonts w:ascii="Arial" w:eastAsia="Times New Roman" w:hAnsi="Arial" w:cs="Arial"/>
+          <w:b/>
+          <w:bCs/>
+          <w:i/>
+          <w:iCs/>
+          <w:color w:val="000000"/>
+          <w:kern w:val="0"/>
+          <w:szCs w:val="22"/>
+          <w:lang w:eastAsia="vi-VN" w:bidi="ar-SA"/>
+          <w14:ligatures w14:val="none"/>
+        </w:rPr>
+        <w:t>Yêu cầu:</w:t>
+      </w:r>
+    </w:p>
+    <w:p>
+      <w:pPr>
+        <w:pStyle w:val="oancuaDanhsach"/>
+        <w:numPr>
+          <w:ilvl w:val="1"/>
+          <w:numId w:val="6"/>
+        </w:numPr>
+        <w:spacing w:after="0" w:line="240" w:lineRule="auto"/>
+        <w:rPr>
+          <w:rFonts w:ascii="Arial" w:eastAsia="Times New Roman" w:hAnsi="Arial" w:cs="Arial"/>
+          <w:color w:val="000000"/>
+          <w:kern w:val="0"/>
+          <w:szCs w:val="22"/>
+          <w:lang w:eastAsia="vi-VN" w:bidi="ar-SA"/>
+          <w14:ligatures w14:val="none"/>
+        </w:rPr>
+      </w:pPr>
+      <w:r>
+        <w:rPr>
+          <w:rFonts w:ascii="Arial" w:eastAsia="Times New Roman" w:hAnsi="Arial" w:cs="Arial"/>
+          <w:color w:val="000000"/>
+          <w:kern w:val="0"/>
+          <w:szCs w:val="22"/>
+          <w:lang w:eastAsia="vi-VN" w:bidi="ar-SA"/>
+          <w14:ligatures w14:val="none"/>
+        </w:rPr>
+        <w:t>Chạy MySQL và gắn volume để dữ liệu không bị mất.</w:t>
+      </w:r>
+    </w:p>
+    <w:p>
+      <w:pPr>
+        <w:spacing w:after="0" w:line="240" w:lineRule="auto"/>
+        <w:rPr>
+          <w:rFonts w:ascii="Arial" w:eastAsia="Times New Roman" w:hAnsi="Arial" w:cs="Arial"/>
+          <w:color w:val="000000"/>
+          <w:kern w:val="0"/>
+          <w:szCs w:val="22"/>
+          <w:lang w:val="en-US" w:eastAsia="vi-VN" w:bidi="ar-SA"/>
+          <w14:ligatures w14:val="none"/>
+        </w:rPr>
+      </w:pPr>
+      <w:r>
+        <w:rPr>
+          <w:rFonts w:ascii="Arial" w:eastAsia="Times New Roman" w:hAnsi="Arial" w:cs="Arial"/>
+          <w:noProof/>
+          <w:color w:val="000000"/>
+          <w:kern w:val="0"/>
+          <w:szCs w:val="22"/>
+          <w:lang w:val="en-US" w:eastAsia="vi-VN" w:bidi="ar-SA"/>
+          <w14:ligatures w14:val="none"/>
+        </w:rPr>
+        <w:drawing>
+          <wp:inline distT="0" distB="0" distL="0" distR="0" wp14:anchorId="250E50B5" wp14:editId="3D0FFA5C">
+            <wp:extent cx="5731510" cy="922020"/>
+            <wp:effectExtent l="0" t="0" r="2540" b="0"/>
+            <wp:docPr id="2100066149" name="Hình ảnh 1"/>
+            <wp:cNvGraphicFramePr>
+              <a:graphicFrameLocks xmlns:a="http://schemas.openxmlformats.org/drawingml/2006/main" noChangeAspect="1"/>
+            </wp:cNvGraphicFramePr>
+            <a:graphic xmlns:a="http://schemas.openxmlformats.org/drawingml/2006/main">
+              <a:graphicData uri="http://schemas.openxmlformats.org/drawingml/2006/picture">
+                <pic:pic xmlns:pic="http://schemas.openxmlformats.org/drawingml/2006/picture">
+                  <pic:nvPicPr>
+                    <pic:cNvPr id="2100066149" name=""/>
+                    <pic:cNvPicPr/>
+                  </pic:nvPicPr>
+                  <pic:blipFill>
+                    <a:blip r:embed="rId29"/>
+                    <a:stretch>
+                      <a:fillRect/>
+                    </a:stretch>
+                  </pic:blipFill>
+                  <pic:spPr>
+                    <a:xfrm>
+                      <a:off x="0" y="0"/>
+                      <a:ext cx="5731510" cy="922020"/>
+                    </a:xfrm>
+                    <a:prstGeom prst="rect">
+                      <a:avLst/>
+                    </a:prstGeom>
+                  </pic:spPr>
+                </pic:pic>
+              </a:graphicData>
+            </a:graphic>
+          </wp:inline>
+        </w:drawing>
+      </w:r>
+    </w:p>
+    <w:p>
+      <w:pPr>
+        <w:spacing w:after="0" w:line="240" w:lineRule="auto"/>
+        <w:rPr>
+          <w:rFonts w:ascii="Arial" w:eastAsia="Times New Roman" w:hAnsi="Arial" w:cs="Arial"/>
+          <w:color w:val="000000"/>
+          <w:kern w:val="0"/>
+          <w:szCs w:val="22"/>
+          <w:lang w:val="en-US" w:eastAsia="vi-VN" w:bidi="ar-SA"/>
+          <w14:ligatures w14:val="none"/>
+        </w:rPr>
+      </w:pPr>
+    </w:p>
+    <w:p>
+      <w:pPr>
+        <w:spacing w:after="0" w:line="240" w:lineRule="auto"/>
+        <w:rPr>
+          <w:rFonts w:ascii="Arial" w:eastAsia="Times New Roman" w:hAnsi="Arial" w:cs="Arial"/>
+          <w:color w:val="000000"/>
+          <w:kern w:val="0"/>
+          <w:szCs w:val="22"/>
+          <w:lang w:val="en-US" w:eastAsia="vi-VN" w:bidi="ar-SA"/>
+          <w14:ligatures w14:val="none"/>
+        </w:rPr>
+      </w:pPr>
+      <w:r>
+        <w:rPr>
+          <w:rFonts w:ascii="Arial" w:eastAsia="Times New Roman" w:hAnsi="Arial" w:cs="Arial"/>
+          <w:noProof/>
+          <w:color w:val="000000"/>
+          <w:kern w:val="0"/>
+          <w:szCs w:val="22"/>
+          <w:lang w:val="en-US" w:eastAsia="vi-VN" w:bidi="ar-SA"/>
+          <w14:ligatures w14:val="none"/>
+        </w:rPr>
+        <w:drawing>
+          <wp:inline distT="0" distB="0" distL="0" distR="0" wp14:anchorId="70F13D6E" wp14:editId="71CEA888">
+            <wp:extent cx="3343742" cy="1676634"/>
+            <wp:effectExtent l="0" t="0" r="9525" b="0"/>
+            <wp:docPr id="1323888962" name="Hình ảnh 1"/>
+            <wp:cNvGraphicFramePr>
+              <a:graphicFrameLocks xmlns:a="http://schemas.openxmlformats.org/drawingml/2006/main" noChangeAspect="1"/>
+            </wp:cNvGraphicFramePr>
+            <a:graphic xmlns:a="http://schemas.openxmlformats.org/drawingml/2006/main">
+              <a:graphicData uri="http://schemas.openxmlformats.org/drawingml/2006/picture">
+                <pic:pic xmlns:pic="http://schemas.openxmlformats.org/drawingml/2006/picture">
+                  <pic:nvPicPr>
+                    <pic:cNvPr id="1323888962" name=""/>
+                    <pic:cNvPicPr/>
+                  </pic:nvPicPr>
+                  <pic:blipFill>
+                    <a:blip r:embed="rId30"/>
+                    <a:stretch>
+                      <a:fillRect/>
+                    </a:stretch>
+                  </pic:blipFill>
+                  <pic:spPr>
+                    <a:xfrm>
+                      <a:off x="0" y="0"/>
+                      <a:ext cx="3343742" cy="1676634"/>
+                    </a:xfrm>
+                    <a:prstGeom prst="rect">
+                      <a:avLst/>
+                    </a:prstGeom>
+                  </pic:spPr>
+                </pic:pic>
+              </a:graphicData>
+            </a:graphic>
+          </wp:inline>
+        </w:drawing>
+      </w:r>
+    </w:p>
+    <w:p>
+      <w:pPr>
+        <w:spacing w:after="0" w:line="240" w:lineRule="auto"/>
+        <w:rPr>
+          <w:rFonts w:ascii="Arial" w:eastAsia="Times New Roman" w:hAnsi="Arial" w:cs="Arial"/>
+          <w:color w:val="000000"/>
+          <w:kern w:val="0"/>
+          <w:szCs w:val="22"/>
+          <w:lang w:val="en-US" w:eastAsia="vi-VN" w:bidi="ar-SA"/>
+          <w14:ligatures w14:val="none"/>
+        </w:rPr>
+      </w:pPr>
+      <w:r>
+        <w:rPr>
+          <w:rFonts w:ascii="Arial" w:eastAsia="Times New Roman" w:hAnsi="Arial" w:cs="Arial"/>
+          <w:noProof/>
+          <w:color w:val="000000"/>
+          <w:kern w:val="0"/>
+          <w:szCs w:val="22"/>
+          <w:lang w:val="en-US" w:eastAsia="vi-VN" w:bidi="ar-SA"/>
+          <w14:ligatures w14:val="none"/>
+        </w:rPr>
+        <w:drawing>
+          <wp:inline distT="0" distB="0" distL="0" distR="0" wp14:anchorId="7DD019A6" wp14:editId="7876FE10">
+            <wp:extent cx="5731510" cy="1163955"/>
+            <wp:effectExtent l="0" t="0" r="2540" b="0"/>
+            <wp:docPr id="664481777" name="Hình ảnh 1"/>
+            <wp:cNvGraphicFramePr>
+              <a:graphicFrameLocks xmlns:a="http://schemas.openxmlformats.org/drawingml/2006/main" noChangeAspect="1"/>
+            </wp:cNvGraphicFramePr>
+            <a:graphic xmlns:a="http://schemas.openxmlformats.org/drawingml/2006/main">
+              <a:graphicData uri="http://schemas.openxmlformats.org/drawingml/2006/picture">
+                <pic:pic xmlns:pic="http://schemas.openxmlformats.org/drawingml/2006/picture">
+                  <pic:nvPicPr>
+                    <pic:cNvPr id="664481777" name=""/>
+                    <pic:cNvPicPr/>
+                  </pic:nvPicPr>
+                  <pic:blipFill>
+                    <a:blip r:embed="rId31"/>
+                    <a:stretch>
+                      <a:fillRect/>
+                    </a:stretch>
+                  </pic:blipFill>
+                  <pic:spPr>
+                    <a:xfrm>
+                      <a:off x="0" y="0"/>
+                      <a:ext cx="5731510" cy="1163955"/>
+                    </a:xfrm>
+                    <a:prstGeom prst="rect">
+                      <a:avLst/>
+                    </a:prstGeom>
+                  </pic:spPr>
+                </pic:pic>
+              </a:graphicData>
+            </a:graphic>
+          </wp:inline>
+        </w:drawing>
+      </w:r>
+    </w:p>
+    <w:p>
+      <w:pPr>
+        <w:spacing w:after="0" w:line="240" w:lineRule="auto"/>
+        <w:rPr>
+          <w:rFonts w:ascii="Arial" w:eastAsia="Times New Roman" w:hAnsi="Arial" w:cs="Arial"/>
+          <w:color w:val="000000"/>
+          <w:kern w:val="0"/>
+          <w:szCs w:val="22"/>
+          <w:lang w:val="en-US" w:eastAsia="vi-VN" w:bidi="ar-SA"/>
+          <w14:ligatures w14:val="none"/>
+        </w:rPr>
+      </w:pPr>
+      <w:r>
+        <w:rPr>
+          <w:rFonts w:ascii="Arial" w:eastAsia="Times New Roman" w:hAnsi="Arial" w:cs="Arial"/>
+          <w:noProof/>
+          <w:color w:val="000000"/>
+          <w:kern w:val="0"/>
+          <w:szCs w:val="22"/>
+          <w:lang w:val="en-US" w:eastAsia="vi-VN" w:bidi="ar-SA"/>
+          <w14:ligatures w14:val="none"/>
+        </w:rPr>
+        <w:drawing>
+          <wp:inline distT="0" distB="0" distL="0" distR="0" wp14:anchorId="1FD70ABD" wp14:editId="588098CF">
+            <wp:extent cx="5731510" cy="2348865"/>
+            <wp:effectExtent l="0" t="0" r="2540" b="0"/>
+            <wp:docPr id="1300730414" name="Hình ảnh 1"/>
+            <wp:cNvGraphicFramePr>
+              <a:graphicFrameLocks xmlns:a="http://schemas.openxmlformats.org/drawingml/2006/main" noChangeAspect="1"/>
+            </wp:cNvGraphicFramePr>
+            <a:graphic xmlns:a="http://schemas.openxmlformats.org/drawingml/2006/main">
+              <a:graphicData uri="http://schemas.openxmlformats.org/drawingml/2006/picture">
+                <pic:pic xmlns:pic="http://schemas.openxmlformats.org/drawingml/2006/picture">
+                  <pic:nvPicPr>
+                    <pic:cNvPr id="1300730414" name=""/>
+                    <pic:cNvPicPr/>
+                  </pic:nvPicPr>
+                  <pic:blipFill>
+                    <a:blip r:embed="rId32"/>
+                    <a:stretch>
+                      <a:fillRect/>
+                    </a:stretch>
+                  </pic:blipFill>
+                  <pic:spPr>
+                    <a:xfrm>
+                      <a:off x="0" y="0"/>
+                      <a:ext cx="5731510" cy="2348865"/>
+                    </a:xfrm>
+                    <a:prstGeom prst="rect">
+                      <a:avLst/>
+                    </a:prstGeom>
+                  </pic:spPr>
+                </pic:pic>
+              </a:graphicData>
+            </a:graphic>
+          </wp:inline>
+        </w:drawing>
+      </w:r>
+    </w:p>
+    <w:p>
+      <w:pPr>
+        <w:spacing w:after="0" w:line="240" w:lineRule="auto"/>
+        <w:rPr>
+          <w:rFonts w:ascii="Arial" w:eastAsia="Times New Roman" w:hAnsi="Arial" w:cs="Arial"/>
+          <w:b/>
+          <w:bCs/>
+          <w:color w:val="000000"/>
+          <w:kern w:val="0"/>
+          <w:szCs w:val="22"/>
+          <w:lang w:eastAsia="vi-VN" w:bidi="ar-SA"/>
+          <w14:ligatures w14:val="none"/>
+        </w:rPr>
+      </w:pPr>
+      <w:r>
+        <w:rPr>
+          <w:rFonts w:ascii="Arial" w:eastAsia="Times New Roman" w:hAnsi="Arial" w:cs="Arial"/>
+          <w:b/>
+          <w:bCs/>
+          <w:color w:val="000000"/>
+          <w:kern w:val="0"/>
+          <w:szCs w:val="22"/>
+          <w:lang w:eastAsia="vi-VN" w:bidi="ar-SA"/>
+          <w14:ligatures w14:val="none"/>
+        </w:rPr>
+        <w:t>Bài 11: Chạy dịch vụ Postgres với Adminer</w:t>
+      </w:r>
+    </w:p>
+    <w:p>
+      <w:pPr>
+        <w:pStyle w:val="oancuaDanhsach"/>
+        <w:numPr>
+          <w:ilvl w:val="0"/>
+          <w:numId w:val="6"/>
+        </w:numPr>
+        <w:spacing w:after="0" w:line="240" w:lineRule="auto"/>
+        <w:rPr>
+          <w:rFonts w:ascii="Arial" w:eastAsia="Times New Roman" w:hAnsi="Arial" w:cs="Arial"/>
+          <w:b/>
+          <w:bCs/>
+          <w:i/>
+          <w:iCs/>
+          <w:color w:val="000000"/>
+          <w:kern w:val="0"/>
+          <w:szCs w:val="22"/>
+          <w:lang w:eastAsia="vi-VN" w:bidi="ar-SA"/>
+          <w14:ligatures w14:val="none"/>
+        </w:rPr>
+      </w:pPr>
+      <w:r>
+        <w:rPr>
+          <w:rFonts w:ascii="Arial" w:eastAsia="Times New Roman" w:hAnsi="Arial" w:cs="Arial"/>
+          <w:b/>
+          <w:bCs/>
+          <w:i/>
+          <w:iCs/>
+          <w:color w:val="000000"/>
+          <w:kern w:val="0"/>
+          <w:szCs w:val="22"/>
+          <w:lang w:eastAsia="vi-VN" w:bidi="ar-SA"/>
+          <w14:ligatures w14:val="none"/>
+        </w:rPr>
+        <w:t>Yêu cầu:</w:t>
+      </w:r>
+    </w:p>
+    <w:p>
+      <w:pPr>
+        <w:pStyle w:val="oancuaDanhsach"/>
+        <w:numPr>
+          <w:ilvl w:val="1"/>
+          <w:numId w:val="6"/>
+        </w:numPr>
+        <w:spacing w:after="0" w:line="240" w:lineRule="auto"/>
+        <w:rPr>
+          <w:rFonts w:ascii="Arial" w:eastAsia="Times New Roman" w:hAnsi="Arial" w:cs="Arial"/>
+          <w:color w:val="000000"/>
+          <w:kern w:val="0"/>
+          <w:szCs w:val="22"/>
+          <w:lang w:eastAsia="vi-VN" w:bidi="ar-SA"/>
+          <w14:ligatures w14:val="none"/>
+        </w:rPr>
+      </w:pPr>
+      <w:r>
+        <w:rPr>
+          <w:rFonts w:ascii="Arial" w:eastAsia="Times New Roman" w:hAnsi="Arial" w:cs="Arial"/>
+          <w:color w:val="000000"/>
+          <w:kern w:val="0"/>
+          <w:szCs w:val="22"/>
+          <w:lang w:eastAsia="vi-VN" w:bidi="ar-SA"/>
+          <w14:ligatures w14:val="none"/>
+        </w:rPr>
+        <w:lastRenderedPageBreak/>
+        <w:t>Chạy PostgreSQL và Adminer (công cụ quản lý database) bằng Docker Compose.</w:t>
+      </w:r>
+    </w:p>
+    <w:p>
+      <w:pPr>
+        <w:pStyle w:val="oancuaDanhsach"/>
+        <w:numPr>
+          <w:ilvl w:val="1"/>
+          <w:numId w:val="6"/>
+        </w:numPr>
+        <w:spacing w:after="0" w:line="240" w:lineRule="auto"/>
+        <w:rPr>
+          <w:rFonts w:ascii="Arial" w:eastAsia="Times New Roman" w:hAnsi="Arial" w:cs="Arial"/>
+          <w:color w:val="000000"/>
+          <w:kern w:val="0"/>
+          <w:szCs w:val="22"/>
+          <w:lang w:eastAsia="vi-VN" w:bidi="ar-SA"/>
+          <w14:ligatures w14:val="none"/>
+        </w:rPr>
+      </w:pPr>
+      <w:r>
+        <w:rPr>
+          <w:rFonts w:ascii="Arial" w:eastAsia="Times New Roman" w:hAnsi="Arial" w:cs="Arial"/>
+          <w:color w:val="000000"/>
+          <w:kern w:val="0"/>
+          <w:szCs w:val="22"/>
+          <w:lang w:eastAsia="vi-VN" w:bidi="ar-SA"/>
+          <w14:ligatures w14:val="none"/>
+        </w:rPr>
+        <w:t>PostgreSQL phải có database tên mydb, user là user, password là password.</w:t>
+      </w:r>
+    </w:p>
+    <w:p>
+      <w:pPr>
+        <w:pStyle w:val="oancuaDanhsach"/>
+        <w:numPr>
+          <w:ilvl w:val="1"/>
+          <w:numId w:val="6"/>
+        </w:numPr>
+        <w:spacing w:after="0" w:line="240" w:lineRule="auto"/>
+        <w:rPr>
+          <w:rFonts w:ascii="Arial" w:eastAsia="Times New Roman" w:hAnsi="Arial" w:cs="Arial"/>
+          <w:color w:val="000000"/>
+          <w:kern w:val="0"/>
+          <w:szCs w:val="22"/>
+          <w:lang w:eastAsia="vi-VN" w:bidi="ar-SA"/>
+          <w14:ligatures w14:val="none"/>
+        </w:rPr>
+      </w:pPr>
+      <w:r>
+        <w:rPr>
+          <w:rFonts w:ascii="Arial" w:eastAsia="Times New Roman" w:hAnsi="Arial" w:cs="Arial"/>
+          <w:color w:val="000000"/>
+          <w:kern w:val="0"/>
+          <w:szCs w:val="22"/>
+          <w:lang w:eastAsia="vi-VN" w:bidi="ar-SA"/>
+          <w14:ligatures w14:val="none"/>
+        </w:rPr>
+        <w:t>Adminer chạy trên cổng 8083</w:t>
+      </w:r>
+    </w:p>
+    <w:p>
+      <w:pPr>
+        <w:spacing w:after="0" w:line="240" w:lineRule="auto"/>
+        <w:rPr>
+          <w:rFonts w:ascii="Arial" w:eastAsia="Times New Roman" w:hAnsi="Arial" w:cs="Arial"/>
+          <w:color w:val="000000"/>
+          <w:kern w:val="0"/>
+          <w:szCs w:val="22"/>
+          <w:lang w:val="en-US" w:eastAsia="vi-VN" w:bidi="ar-SA"/>
+          <w14:ligatures w14:val="none"/>
+        </w:rPr>
+      </w:pPr>
+      <w:r>
+        <w:rPr>
+          <w:rFonts w:ascii="Arial" w:eastAsia="Times New Roman" w:hAnsi="Arial" w:cs="Arial"/>
+          <w:noProof/>
+          <w:color w:val="000000"/>
+          <w:kern w:val="0"/>
+          <w:szCs w:val="22"/>
+          <w:lang w:val="en-US" w:eastAsia="vi-VN" w:bidi="ar-SA"/>
+          <w14:ligatures w14:val="none"/>
+        </w:rPr>
+        <w:drawing>
+          <wp:inline distT="0" distB="0" distL="0" distR="0" wp14:anchorId="3D6E5328" wp14:editId="1556F011">
+            <wp:extent cx="5731510" cy="1036320"/>
+            <wp:effectExtent l="0" t="0" r="2540" b="0"/>
+            <wp:docPr id="342696671" name="Hình ảnh 1"/>
+            <wp:cNvGraphicFramePr>
+              <a:graphicFrameLocks xmlns:a="http://schemas.openxmlformats.org/drawingml/2006/main" noChangeAspect="1"/>
+            </wp:cNvGraphicFramePr>
+            <a:graphic xmlns:a="http://schemas.openxmlformats.org/drawingml/2006/main">
+              <a:graphicData uri="http://schemas.openxmlformats.org/drawingml/2006/picture">
+                <pic:pic xmlns:pic="http://schemas.openxmlformats.org/drawingml/2006/picture">
+                  <pic:nvPicPr>
+                    <pic:cNvPr id="342696671" name=""/>
+                    <pic:cNvPicPr/>
+                  </pic:nvPicPr>
+                  <pic:blipFill>
+                    <a:blip r:embed="rId33"/>
+                    <a:stretch>
+                      <a:fillRect/>
+                    </a:stretch>
+                  </pic:blipFill>
+                  <pic:spPr>
+                    <a:xfrm>
+                      <a:off x="0" y="0"/>
+                      <a:ext cx="5731510" cy="1036320"/>
+                    </a:xfrm>
+                    <a:prstGeom prst="rect">
+                      <a:avLst/>
+                    </a:prstGeom>
+                  </pic:spPr>
+                </pic:pic>
+              </a:graphicData>
+            </a:graphic>
+          </wp:inline>
+        </w:drawing>
+      </w:r>
+    </w:p>
+    <w:p>
+      <w:pPr>
+        <w:spacing w:after="0" w:line="240" w:lineRule="auto"/>
+        <w:rPr>
+          <w:rFonts w:ascii="Arial" w:eastAsia="Times New Roman" w:hAnsi="Arial" w:cs="Arial"/>
+          <w:color w:val="000000"/>
+          <w:kern w:val="0"/>
+          <w:szCs w:val="22"/>
+          <w:lang w:val="en-US" w:eastAsia="vi-VN" w:bidi="ar-SA"/>
+          <w14:ligatures w14:val="none"/>
+        </w:rPr>
+      </w:pPr>
+      <w:r>
+        <w:rPr>
+          <w:rFonts w:ascii="Arial" w:eastAsia="Times New Roman" w:hAnsi="Arial" w:cs="Arial"/>
+          <w:noProof/>
+          <w:color w:val="000000"/>
+          <w:kern w:val="0"/>
+          <w:szCs w:val="22"/>
+          <w:lang w:val="en-US" w:eastAsia="vi-VN" w:bidi="ar-SA"/>
+          <w14:ligatures w14:val="none"/>
+        </w:rPr>
+        <w:drawing>
+          <wp:inline distT="0" distB="0" distL="0" distR="0" wp14:anchorId="05522EAA" wp14:editId="026ECECC">
+            <wp:extent cx="5731510" cy="2309495"/>
+            <wp:effectExtent l="0" t="0" r="2540" b="0"/>
+            <wp:docPr id="114303777" name="Hình ảnh 1"/>
+            <wp:cNvGraphicFramePr>
+              <a:graphicFrameLocks xmlns:a="http://schemas.openxmlformats.org/drawingml/2006/main" noChangeAspect="1"/>
+            </wp:cNvGraphicFramePr>
+            <a:graphic xmlns:a="http://schemas.openxmlformats.org/drawingml/2006/main">
+              <a:graphicData uri="http://schemas.openxmlformats.org/drawingml/2006/picture">
+                <pic:pic xmlns:pic="http://schemas.openxmlformats.org/drawingml/2006/picture">
+                  <pic:nvPicPr>
+                    <pic:cNvPr id="114303777" name=""/>
+                    <pic:cNvPicPr/>
+                  </pic:nvPicPr>
+                  <pic:blipFill>
+                    <a:blip r:embed="rId34"/>
+                    <a:stretch>
+                      <a:fillRect/>
+                    </a:stretch>
+                  </pic:blipFill>
+                  <pic:spPr>
+                    <a:xfrm>
+                      <a:off x="0" y="0"/>
+                      <a:ext cx="5731510" cy="2309495"/>
+                    </a:xfrm>
+                    <a:prstGeom prst="rect">
+                      <a:avLst/>
+                    </a:prstGeom>
+                  </pic:spPr>
+                </pic:pic>
+              </a:graphicData>
+            </a:graphic>
+          </wp:inline>
+        </w:drawing>
+      </w:r>
+    </w:p>
+    <w:p>
+      <w:pPr>
+        <w:spacing w:after="0" w:line="240" w:lineRule="auto"/>
+        <w:rPr>
+          <w:rFonts w:ascii="Arial" w:eastAsia="Times New Roman" w:hAnsi="Arial" w:cs="Arial"/>
+          <w:b/>
+          <w:bCs/>
+          <w:color w:val="000000"/>
+          <w:kern w:val="0"/>
+          <w:szCs w:val="22"/>
+          <w:lang w:eastAsia="vi-VN" w:bidi="ar-SA"/>
+          <w14:ligatures w14:val="none"/>
+        </w:rPr>
+      </w:pPr>
+      <w:r>
+        <w:rPr>
+          <w:rFonts w:ascii="Arial" w:eastAsia="Times New Roman" w:hAnsi="Arial" w:cs="Arial"/>
+          <w:b/>
+          <w:bCs/>
+          <w:color w:val="000000"/>
+          <w:kern w:val="0"/>
+          <w:szCs w:val="22"/>
+          <w:lang w:eastAsia="vi-VN" w:bidi="ar-SA"/>
+          <w14:ligatures w14:val="none"/>
+        </w:rPr>
+        <w:t>Bài 12: Giám sát container với Prometheus và Grafana</w:t>
+      </w:r>
+    </w:p>
+    <w:p>
+      <w:pPr>
+        <w:pStyle w:val="oancuaDanhsach"/>
+        <w:numPr>
+          <w:ilvl w:val="0"/>
+          <w:numId w:val="6"/>
+        </w:numPr>
+        <w:spacing w:after="0" w:line="240" w:lineRule="auto"/>
+        <w:rPr>
+          <w:rFonts w:ascii="Arial" w:eastAsia="Times New Roman" w:hAnsi="Arial" w:cs="Arial"/>
+          <w:b/>
+          <w:bCs/>
+          <w:i/>
+          <w:iCs/>
+          <w:color w:val="000000"/>
+          <w:kern w:val="0"/>
+          <w:szCs w:val="22"/>
+          <w:lang w:eastAsia="vi-VN" w:bidi="ar-SA"/>
+          <w14:ligatures w14:val="none"/>
+        </w:rPr>
+      </w:pPr>
+      <w:r>
+        <w:rPr>
+          <w:rFonts w:ascii="Arial" w:eastAsia="Times New Roman" w:hAnsi="Arial" w:cs="Arial"/>
+          <w:b/>
+          <w:bCs/>
+          <w:i/>
+          <w:iCs/>
+          <w:color w:val="000000"/>
+          <w:kern w:val="0"/>
+          <w:szCs w:val="22"/>
+          <w:lang w:eastAsia="vi-VN" w:bidi="ar-SA"/>
+          <w14:ligatures w14:val="none"/>
+        </w:rPr>
+        <w:t>Yêu cầu:</w:t>
+      </w:r>
+    </w:p>
+    <w:p>
+      <w:pPr>
+        <w:pStyle w:val="oancuaDanhsach"/>
+        <w:numPr>
+          <w:ilvl w:val="0"/>
+          <w:numId w:val="7"/>
+        </w:numPr>
+        <w:spacing w:after="0" w:line="240" w:lineRule="auto"/>
+        <w:rPr>
+          <w:rFonts w:ascii="Arial" w:eastAsia="Times New Roman" w:hAnsi="Arial" w:cs="Arial"/>
+          <w:color w:val="000000"/>
+          <w:kern w:val="0"/>
+          <w:szCs w:val="22"/>
+          <w:lang w:eastAsia="vi-VN" w:bidi="ar-SA"/>
+          <w14:ligatures w14:val="none"/>
+        </w:rPr>
+      </w:pPr>
+      <w:r>
+        <w:rPr>
+          <w:rFonts w:ascii="Arial" w:eastAsia="Times New Roman" w:hAnsi="Arial" w:cs="Arial"/>
+          <w:color w:val="000000"/>
+          <w:kern w:val="0"/>
+          <w:szCs w:val="22"/>
+          <w:lang w:eastAsia="vi-VN" w:bidi="ar-SA"/>
+          <w14:ligatures w14:val="none"/>
+        </w:rPr>
+        <w:t>Chạy Prometheus, Grafana và Node Exporter bằng Docker Compose để giám sát hệ thống.</w:t>
+      </w:r>
+    </w:p>
+    <w:p>
+      <w:pPr>
+        <w:spacing w:after="0" w:line="240" w:lineRule="auto"/>
+        <w:rPr>
+          <w:rFonts w:ascii="Arial" w:eastAsia="Times New Roman" w:hAnsi="Arial" w:cs="Arial"/>
+          <w:color w:val="000000"/>
+          <w:kern w:val="0"/>
+          <w:szCs w:val="22"/>
+          <w:lang w:val="en-US" w:eastAsia="vi-VN" w:bidi="ar-SA"/>
+          <w14:ligatures w14:val="none"/>
+        </w:rPr>
+      </w:pPr>
+      <w:r>
+        <w:rPr>
+          <w:rFonts w:ascii="Arial" w:eastAsia="Times New Roman" w:hAnsi="Arial" w:cs="Arial"/>
+          <w:noProof/>
+          <w:color w:val="000000"/>
+          <w:kern w:val="0"/>
+          <w:szCs w:val="22"/>
+          <w:lang w:val="en-US" w:eastAsia="vi-VN" w:bidi="ar-SA"/>
+          <w14:ligatures w14:val="none"/>
+        </w:rPr>
+        <w:drawing>
+          <wp:inline distT="0" distB="0" distL="0" distR="0" wp14:anchorId="45FEF905" wp14:editId="6140EE94">
+            <wp:extent cx="5731510" cy="1297305"/>
+            <wp:effectExtent l="0" t="0" r="2540" b="0"/>
+            <wp:docPr id="1316901546" name="Hình ảnh 1"/>
+            <wp:cNvGraphicFramePr>
+              <a:graphicFrameLocks xmlns:a="http://schemas.openxmlformats.org/drawingml/2006/main" noChangeAspect="1"/>
+            </wp:cNvGraphicFramePr>
+            <a:graphic xmlns:a="http://schemas.openxmlformats.org/drawingml/2006/main">
+              <a:graphicData uri="http://schemas.openxmlformats.org/drawingml/2006/picture">
+                <pic:pic xmlns:pic="http://schemas.openxmlformats.org/drawingml/2006/picture">
+                  <pic:nvPicPr>
+                    <pic:cNvPr id="1316901546" name=""/>
+                    <pic:cNvPicPr/>
+                  </pic:nvPicPr>
+                  <pic:blipFill>
+                    <a:blip r:embed="rId35"/>
+                    <a:stretch>
+                      <a:fillRect/>
+                    </a:stretch>
+                  </pic:blipFill>
+                  <pic:spPr>
+                    <a:xfrm>
+                      <a:off x="0" y="0"/>
+                      <a:ext cx="5731510" cy="1297305"/>
+                    </a:xfrm>
+                    <a:prstGeom prst="rect">
+                      <a:avLst/>
+                    </a:prstGeom>
+                  </pic:spPr>
+                </pic:pic>
+              </a:graphicData>
+            </a:graphic>
+          </wp:inline>
+        </w:drawing>
+      </w:r>
+    </w:p>
+    <w:p>
+      <w:pPr>
+        <w:spacing w:after="0" w:line="240" w:lineRule="auto"/>
+        <w:rPr>
+          <w:rFonts w:ascii="Arial" w:eastAsia="Times New Roman" w:hAnsi="Arial" w:cs="Arial"/>
+          <w:color w:val="000000"/>
+          <w:kern w:val="0"/>
+          <w:szCs w:val="22"/>
+          <w:lang w:val="en-US" w:eastAsia="vi-VN" w:bidi="ar-SA"/>
+          <w14:ligatures w14:val="none"/>
+        </w:rPr>
+      </w:pPr>
+      <w:r>
+        <w:rPr>
+          <w:rFonts w:ascii="Arial" w:eastAsia="Times New Roman" w:hAnsi="Arial" w:cs="Arial"/>
+          <w:noProof/>
+          <w:color w:val="000000"/>
+          <w:kern w:val="0"/>
+          <w:szCs w:val="22"/>
+          <w:lang w:val="en-US" w:eastAsia="vi-VN" w:bidi="ar-SA"/>
+          <w14:ligatures w14:val="none"/>
+        </w:rPr>
+        <w:drawing>
+          <wp:inline distT="0" distB="0" distL="0" distR="0" wp14:anchorId="7B591027" wp14:editId="7ED30B2A">
+            <wp:extent cx="5731510" cy="1694815"/>
+            <wp:effectExtent l="0" t="0" r="2540" b="635"/>
+            <wp:docPr id="1417883966" name="Hình ảnh 1"/>
+            <wp:cNvGraphicFramePr>
+              <a:graphicFrameLocks xmlns:a="http://schemas.openxmlformats.org/drawingml/2006/main" noChangeAspect="1"/>
+            </wp:cNvGraphicFramePr>
+            <a:graphic xmlns:a="http://schemas.openxmlformats.org/drawingml/2006/main">
+              <a:graphicData uri="http://schemas.openxmlformats.org/drawingml/2006/picture">
+                <pic:pic xmlns:pic="http://schemas.openxmlformats.org/drawingml/2006/picture">
+                  <pic:nvPicPr>
+                    <pic:cNvPr id="1417883966" name=""/>
+                    <pic:cNvPicPr/>
+                  </pic:nvPicPr>
+                  <pic:blipFill>
+                    <a:blip r:embed="rId36"/>
+                    <a:stretch>
+                      <a:fillRect/>
+                    </a:stretch>
+                  </pic:blipFill>
+                  <pic:spPr>
+                    <a:xfrm>
+                      <a:off x="0" y="0"/>
+                      <a:ext cx="5731510" cy="1694815"/>
+                    </a:xfrm>
+                    <a:prstGeom prst="rect">
+                      <a:avLst/>
+                    </a:prstGeom>
+                  </pic:spPr>
+                </pic:pic>
+              </a:graphicData>
+            </a:graphic>
+          </wp:inline>
+        </w:drawing>
+      </w:r>
+    </w:p>
+    <w:p>
+      <w:pPr>
+        <w:spacing w:after="0" w:line="240" w:lineRule="auto"/>
+        <w:rPr>
+          <w:rFonts w:ascii="Arial" w:eastAsia="Times New Roman" w:hAnsi="Arial" w:cs="Arial"/>
+          <w:color w:val="000000"/>
+          <w:kern w:val="0"/>
+          <w:szCs w:val="22"/>
+          <w:lang w:val="en-US" w:eastAsia="vi-VN" w:bidi="ar-SA"/>
+          <w14:ligatures w14:val="none"/>
+        </w:rPr>
+      </w:pPr>
+      <w:r>
+        <w:rPr>
+          <w:rFonts w:ascii="Arial" w:eastAsia="Times New Roman" w:hAnsi="Arial" w:cs="Arial"/>
+          <w:noProof/>
+          <w:color w:val="000000"/>
+          <w:kern w:val="0"/>
+          <w:szCs w:val="22"/>
+          <w:lang w:val="en-US" w:eastAsia="vi-VN" w:bidi="ar-SA"/>
+          <w14:ligatures w14:val="none"/>
+        </w:rPr>
+        <w:lastRenderedPageBreak/>
+        <w:drawing>
+          <wp:inline distT="0" distB="0" distL="0" distR="0" wp14:anchorId="0CF8350C" wp14:editId="2086F54B">
+            <wp:extent cx="5731510" cy="1471295"/>
+            <wp:effectExtent l="0" t="0" r="2540" b="0"/>
+            <wp:docPr id="1276857090" name="Hình ảnh 1"/>
+            <wp:cNvGraphicFramePr>
+              <a:graphicFrameLocks xmlns:a="http://schemas.openxmlformats.org/drawingml/2006/main" noChangeAspect="1"/>
+            </wp:cNvGraphicFramePr>
+            <a:graphic xmlns:a="http://schemas.openxmlformats.org/drawingml/2006/main">
+              <a:graphicData uri="http://schemas.openxmlformats.org/drawingml/2006/picture">
+                <pic:pic xmlns:pic="http://schemas.openxmlformats.org/drawingml/2006/picture">
+                  <pic:nvPicPr>
+                    <pic:cNvPr id="1276857090" name=""/>
+                    <pic:cNvPicPr/>
+                  </pic:nvPicPr>
+                  <pic:blipFill>
+                    <a:blip r:embed="rId37"/>
+                    <a:stretch>
+                      <a:fillRect/>
+                    </a:stretch>
+                  </pic:blipFill>
+                  <pic:spPr>
+                    <a:xfrm>
+                      <a:off x="0" y="0"/>
+                      <a:ext cx="5731510" cy="1471295"/>
+                    </a:xfrm>
+                    <a:prstGeom prst="rect">
+                      <a:avLst/>
+                    </a:prstGeom>
+                  </pic:spPr>
+                </pic:pic>
+              </a:graphicData>
+            </a:graphic>
+          </wp:inline>
+        </w:drawing>
+      </w:r>
+    </w:p>
+    <w:p>
+      <w:pPr>
+        <w:spacing w:after="0" w:line="240" w:lineRule="auto"/>
+        <w:rPr>
+          <w:rFonts w:ascii="Arial" w:eastAsia="Times New Roman" w:hAnsi="Arial" w:cs="Arial"/>
+          <w:color w:val="000000"/>
+          <w:kern w:val="0"/>
+          <w:szCs w:val="22"/>
+          <w:lang w:val="en-US" w:eastAsia="vi-VN" w:bidi="ar-SA"/>
+          <w14:ligatures w14:val="none"/>
+        </w:rPr>
+      </w:pPr>
+      <w:r>
+        <w:rPr>
+          <w:rFonts w:ascii="Arial" w:eastAsia="Times New Roman" w:hAnsi="Arial" w:cs="Arial"/>
+          <w:noProof/>
+          <w:color w:val="000000"/>
+          <w:kern w:val="0"/>
+          <w:szCs w:val="22"/>
+          <w:lang w:val="en-US" w:eastAsia="vi-VN" w:bidi="ar-SA"/>
+          <w14:ligatures w14:val="none"/>
+        </w:rPr>
+        <w:drawing>
+          <wp:inline distT="0" distB="0" distL="0" distR="0" wp14:anchorId="51E41F25" wp14:editId="58987175">
+            <wp:extent cx="5731510" cy="3468370"/>
+            <wp:effectExtent l="0" t="0" r="2540" b="0"/>
+            <wp:docPr id="606380812" name="Hình ảnh 1"/>
+            <wp:cNvGraphicFramePr>
+              <a:graphicFrameLocks xmlns:a="http://schemas.openxmlformats.org/drawingml/2006/main" noChangeAspect="1"/>
+            </wp:cNvGraphicFramePr>
+            <a:graphic xmlns:a="http://schemas.openxmlformats.org/drawingml/2006/main">
+              <a:graphicData uri="http://schemas.openxmlformats.org/drawingml/2006/picture">
+                <pic:pic xmlns:pic="http://schemas.openxmlformats.org/drawingml/2006/picture">
+                  <pic:nvPicPr>
+                    <pic:cNvPr id="606380812" name=""/>
+                    <pic:cNvPicPr/>
+                  </pic:nvPicPr>
+                  <pic:blipFill>
+                    <a:blip r:embed="rId38"/>
+                    <a:stretch>
+                      <a:fillRect/>
+                    </a:stretch>
+                  </pic:blipFill>
+                  <pic:spPr>
+                    <a:xfrm>
+                      <a:off x="0" y="0"/>
+                      <a:ext cx="5731510" cy="3468370"/>
+                    </a:xfrm>
+                    <a:prstGeom prst="rect">
+                      <a:avLst/>
+                    </a:prstGeom>
+                  </pic:spPr>
+                </pic:pic>
+              </a:graphicData>
+            </a:graphic>
+          </wp:inline>
+        </w:drawing>
+      </w:r>
+    </w:p>
+    <w:p>
+      <w:pPr>
+        <w:spacing w:after="0" w:line="240" w:lineRule="auto"/>
+        <w:rPr>
+          <w:rFonts w:ascii="Arial" w:eastAsia="Times New Roman" w:hAnsi="Arial" w:cs="Arial"/>
+          <w:b/>
+          <w:bCs/>
+          <w:color w:val="000000"/>
+          <w:kern w:val="0"/>
+          <w:szCs w:val="22"/>
+          <w:lang w:eastAsia="vi-VN" w:bidi="ar-SA"/>
+          <w14:ligatures w14:val="none"/>
+        </w:rPr>
+      </w:pPr>
+      <w:r>
+        <w:rPr>
+          <w:rFonts w:ascii="Arial" w:eastAsia="Times New Roman" w:hAnsi="Arial" w:cs="Arial"/>
+          <w:b/>
+          <w:bCs/>
+          <w:color w:val="000000"/>
+          <w:kern w:val="0"/>
+          <w:szCs w:val="22"/>
+          <w:lang w:eastAsia="vi-VN" w:bidi="ar-SA"/>
+          <w14:ligatures w14:val="none"/>
+        </w:rPr>
+        <w:t>Bài 13: Chạy ứng dụng React với Nginx</w:t>
+      </w:r>
+    </w:p>
+    <w:p>
+      <w:pPr>
+        <w:pStyle w:val="oancuaDanhsach"/>
+        <w:numPr>
+          <w:ilvl w:val="0"/>
+          <w:numId w:val="6"/>
+        </w:numPr>
+        <w:spacing w:after="0" w:line="240" w:lineRule="auto"/>
+        <w:rPr>
+          <w:rFonts w:ascii="Arial" w:eastAsia="Times New Roman" w:hAnsi="Arial" w:cs="Arial"/>
+          <w:b/>
+          <w:bCs/>
+          <w:i/>
+          <w:iCs/>
+          <w:color w:val="000000"/>
+          <w:kern w:val="0"/>
+          <w:szCs w:val="22"/>
+          <w:lang w:eastAsia="vi-VN" w:bidi="ar-SA"/>
+          <w14:ligatures w14:val="none"/>
+        </w:rPr>
+      </w:pPr>
+      <w:r>
+        <w:rPr>
+          <w:rFonts w:ascii="Arial" w:eastAsia="Times New Roman" w:hAnsi="Arial" w:cs="Arial"/>
+          <w:b/>
+          <w:bCs/>
+          <w:i/>
+          <w:iCs/>
+          <w:color w:val="000000"/>
+          <w:kern w:val="0"/>
+          <w:szCs w:val="22"/>
+          <w:lang w:eastAsia="vi-VN" w:bidi="ar-SA"/>
+          <w14:ligatures w14:val="none"/>
+        </w:rPr>
+        <w:t>Yêu cầu:</w:t>
+      </w:r>
+    </w:p>
+    <w:p>
+      <w:pPr>
+        <w:pStyle w:val="oancuaDanhsach"/>
+        <w:numPr>
+          <w:ilvl w:val="1"/>
+          <w:numId w:val="6"/>
+        </w:numPr>
+        <w:spacing w:after="0" w:line="240" w:lineRule="auto"/>
+        <w:rPr>
+          <w:rFonts w:ascii="Arial" w:eastAsia="Times New Roman" w:hAnsi="Arial" w:cs="Arial"/>
+          <w:color w:val="000000"/>
+          <w:kern w:val="0"/>
+          <w:szCs w:val="22"/>
+          <w:lang w:eastAsia="vi-VN" w:bidi="ar-SA"/>
+          <w14:ligatures w14:val="none"/>
+        </w:rPr>
+      </w:pPr>
+      <w:r>
+        <w:rPr>
+          <w:rFonts w:ascii="Arial" w:eastAsia="Times New Roman" w:hAnsi="Arial" w:cs="Arial"/>
+          <w:color w:val="000000"/>
+          <w:kern w:val="0"/>
+          <w:szCs w:val="22"/>
+          <w:lang w:eastAsia="vi-VN" w:bidi="ar-SA"/>
+          <w14:ligatures w14:val="none"/>
+        </w:rPr>
+        <w:t>Chạy một ứng dụng React và serve nó bằng Nginx.</w:t>
+      </w:r>
+    </w:p>
+    <w:p>
+      <w:pPr>
+        <w:spacing w:after="0" w:line="240" w:lineRule="auto"/>
+        <w:rPr>
+          <w:rFonts w:ascii="Arial" w:eastAsia="Times New Roman" w:hAnsi="Arial" w:cs="Arial"/>
+          <w:color w:val="000000"/>
+          <w:kern w:val="0"/>
+          <w:szCs w:val="22"/>
+          <w:lang w:val="en-US" w:eastAsia="vi-VN" w:bidi="ar-SA"/>
+          <w14:ligatures w14:val="none"/>
+        </w:rPr>
+      </w:pPr>
+      <w:r>
+        <w:rPr>
+          <w:rFonts w:ascii="Arial" w:eastAsia="Times New Roman" w:hAnsi="Arial" w:cs="Arial"/>
+          <w:noProof/>
+          <w:color w:val="000000"/>
+          <w:kern w:val="0"/>
+          <w:szCs w:val="22"/>
+          <w:lang w:val="en-US" w:eastAsia="vi-VN" w:bidi="ar-SA"/>
+          <w14:ligatures w14:val="none"/>
+        </w:rPr>
+        <w:drawing>
+          <wp:inline distT="0" distB="0" distL="0" distR="0" wp14:anchorId="76222049" wp14:editId="7A0F382E">
+            <wp:extent cx="5731510" cy="2588260"/>
+            <wp:effectExtent l="0" t="0" r="2540" b="2540"/>
+            <wp:docPr id="1858570518" name="Hình ảnh 1"/>
+            <wp:cNvGraphicFramePr>
+              <a:graphicFrameLocks xmlns:a="http://schemas.openxmlformats.org/drawingml/2006/main" noChangeAspect="1"/>
+            </wp:cNvGraphicFramePr>
+            <a:graphic xmlns:a="http://schemas.openxmlformats.org/drawingml/2006/main">
+              <a:graphicData uri="http://schemas.openxmlformats.org/drawingml/2006/picture">
+                <pic:pic xmlns:pic="http://schemas.openxmlformats.org/drawingml/2006/picture">
+                  <pic:nvPicPr>
+                    <pic:cNvPr id="1858570518" name=""/>
+                    <pic:cNvPicPr/>
+                  </pic:nvPicPr>
+                  <pic:blipFill>
+                    <a:blip r:embed="rId39"/>
+                    <a:stretch>
+                      <a:fillRect/>
+                    </a:stretch>
+                  </pic:blipFill>
+                  <pic:spPr>
+                    <a:xfrm>
+                      <a:off x="0" y="0"/>
+                      <a:ext cx="5731510" cy="2588260"/>
+                    </a:xfrm>
+                    <a:prstGeom prst="rect">
+                      <a:avLst/>
+                    </a:prstGeom>
+                  </pic:spPr>
+                </pic:pic>
+              </a:graphicData>
+            </a:graphic>
+          </wp:inline>
+        </w:drawing>
+      </w:r>
+    </w:p>
+    <w:p>
+      <w:pPr>
+        <w:spacing w:after="0" w:line="240" w:lineRule="auto"/>
+        <w:rPr>
+          <w:rFonts w:ascii="Arial" w:eastAsia="Times New Roman" w:hAnsi="Arial" w:cs="Arial"/>
+          <w:color w:val="000000"/>
+          <w:kern w:val="0"/>
+          <w:szCs w:val="22"/>
+          <w:lang w:val="en-US" w:eastAsia="vi-VN" w:bidi="ar-SA"/>
+          <w14:ligatures w14:val="none"/>
+        </w:rPr>
+      </w:pPr>
+      <w:r>
+        <w:rPr>
+          <w:rFonts w:ascii="Arial" w:eastAsia="Times New Roman" w:hAnsi="Arial" w:cs="Arial"/>
+          <w:noProof/>
+          <w:color w:val="000000"/>
+          <w:kern w:val="0"/>
+          <w:szCs w:val="22"/>
+          <w:lang w:val="en-US" w:eastAsia="vi-VN" w:bidi="ar-SA"/>
+          <w14:ligatures w14:val="none"/>
+        </w:rPr>
+        <w:lastRenderedPageBreak/>
+        <w:drawing>
+          <wp:inline distT="0" distB="0" distL="0" distR="0" wp14:anchorId="6AA83B85" wp14:editId="03FFB465">
+            <wp:extent cx="5731510" cy="3025775"/>
+            <wp:effectExtent l="0" t="0" r="2540" b="3175"/>
+            <wp:docPr id="1326008209" name="Hình ảnh 1"/>
+            <wp:cNvGraphicFramePr>
+              <a:graphicFrameLocks xmlns:a="http://schemas.openxmlformats.org/drawingml/2006/main" noChangeAspect="1"/>
+            </wp:cNvGraphicFramePr>
+            <a:graphic xmlns:a="http://schemas.openxmlformats.org/drawingml/2006/main">
+              <a:graphicData uri="http://schemas.openxmlformats.org/drawingml/2006/picture">
+                <pic:pic xmlns:pic="http://schemas.openxmlformats.org/drawingml/2006/picture">
+                  <pic:nvPicPr>
+                    <pic:cNvPr id="1326008209" name=""/>
+                    <pic:cNvPicPr/>
+                  </pic:nvPicPr>
+                  <pic:blipFill>
+                    <a:blip r:embed="rId40"/>
+                    <a:stretch>
+                      <a:fillRect/>
+                    </a:stretch>
+                  </pic:blipFill>
+                  <pic:spPr>
+                    <a:xfrm>
+                      <a:off x="0" y="0"/>
+                      <a:ext cx="5731510" cy="3025775"/>
+                    </a:xfrm>
+                    <a:prstGeom prst="rect">
+                      <a:avLst/>
+                    </a:prstGeom>
+                  </pic:spPr>
+                </pic:pic>
+              </a:graphicData>
+            </a:graphic>
+          </wp:inline>
+        </w:drawing>
+      </w:r>
+    </w:p>
+    <w:p>
+      <w:pPr>
+        <w:spacing w:after="0" w:line="240" w:lineRule="auto"/>
+        <w:rPr>
+          <w:rFonts w:ascii="Arial" w:eastAsia="Times New Roman" w:hAnsi="Arial" w:cs="Arial"/>
+          <w:b/>
+          <w:bCs/>
+          <w:color w:val="000000"/>
+          <w:kern w:val="0"/>
+          <w:szCs w:val="22"/>
+          <w:lang w:eastAsia="vi-VN" w:bidi="ar-SA"/>
+          <w14:ligatures w14:val="none"/>
+        </w:rPr>
+      </w:pPr>
+      <w:r>
+        <w:rPr>
+          <w:rFonts w:ascii="Arial" w:eastAsia="Times New Roman" w:hAnsi="Arial" w:cs="Arial"/>
+          <w:b/>
+          <w:bCs/>
+          <w:color w:val="000000"/>
+          <w:kern w:val="0"/>
+          <w:szCs w:val="22"/>
+          <w:lang w:eastAsia="vi-VN" w:bidi="ar-SA"/>
+          <w14:ligatures w14:val="none"/>
+        </w:rPr>
+        <w:t>Bài 14: Cấu hình mạng riêng giữa các container</w:t>
+      </w:r>
+    </w:p>
+    <w:p>
+      <w:pPr>
+        <w:pStyle w:val="oancuaDanhsach"/>
+        <w:numPr>
+          <w:ilvl w:val="0"/>
+          <w:numId w:val="6"/>
+        </w:numPr>
+        <w:spacing w:after="0" w:line="240" w:lineRule="auto"/>
+        <w:rPr>
+          <w:rFonts w:ascii="Arial" w:eastAsia="Times New Roman" w:hAnsi="Arial" w:cs="Arial"/>
+          <w:b/>
+          <w:bCs/>
+          <w:i/>
+          <w:iCs/>
+          <w:color w:val="000000"/>
+          <w:kern w:val="0"/>
+          <w:szCs w:val="22"/>
+          <w:lang w:eastAsia="vi-VN" w:bidi="ar-SA"/>
+          <w14:ligatures w14:val="none"/>
+        </w:rPr>
+      </w:pPr>
+      <w:r>
+        <w:rPr>
+          <w:rFonts w:ascii="Arial" w:eastAsia="Times New Roman" w:hAnsi="Arial" w:cs="Arial"/>
+          <w:b/>
+          <w:bCs/>
+          <w:i/>
+          <w:iCs/>
+          <w:color w:val="000000"/>
+          <w:kern w:val="0"/>
+          <w:szCs w:val="22"/>
+          <w:lang w:eastAsia="vi-VN" w:bidi="ar-SA"/>
+          <w14:ligatures w14:val="none"/>
+        </w:rPr>
+        <w:t>Yêu cầu:</w:t>
+      </w:r>
+    </w:p>
+    <w:p>
+      <w:pPr>
+        <w:pStyle w:val="oancuaDanhsach"/>
+        <w:numPr>
+          <w:ilvl w:val="1"/>
+          <w:numId w:val="6"/>
+        </w:numPr>
+        <w:spacing w:after="0" w:line="240" w:lineRule="auto"/>
+        <w:rPr>
+          <w:rFonts w:ascii="Arial" w:eastAsia="Times New Roman" w:hAnsi="Arial" w:cs="Arial"/>
+          <w:color w:val="000000"/>
+          <w:kern w:val="0"/>
+          <w:szCs w:val="22"/>
+          <w:lang w:eastAsia="vi-VN" w:bidi="ar-SA"/>
+          <w14:ligatures w14:val="none"/>
+        </w:rPr>
+      </w:pPr>
+      <w:r>
+        <w:rPr>
+          <w:rFonts w:ascii="Arial" w:eastAsia="Times New Roman" w:hAnsi="Arial" w:cs="Arial"/>
+          <w:color w:val="000000"/>
+          <w:kern w:val="0"/>
+          <w:szCs w:val="22"/>
+          <w:lang w:eastAsia="vi-VN" w:bidi="ar-SA"/>
+          <w14:ligatures w14:val="none"/>
+        </w:rPr>
+        <w:t>Chạy 2 container có thể giao tiếp với nhau trong một mạng riêng.</w:t>
+      </w:r>
+    </w:p>
+    <w:p>
+      <w:pPr>
+        <w:spacing w:after="0" w:line="240" w:lineRule="auto"/>
+        <w:rPr>
+          <w:rFonts w:ascii="Arial" w:eastAsia="Times New Roman" w:hAnsi="Arial" w:cs="Arial"/>
+          <w:color w:val="000000"/>
+          <w:kern w:val="0"/>
+          <w:szCs w:val="22"/>
+          <w:lang w:val="en-US" w:eastAsia="vi-VN" w:bidi="ar-SA"/>
+          <w14:ligatures w14:val="none"/>
+        </w:rPr>
+      </w:pPr>
+      <w:r>
+        <w:rPr>
+          <w:rFonts w:ascii="Arial" w:eastAsia="Times New Roman" w:hAnsi="Arial" w:cs="Arial"/>
+          <w:noProof/>
+          <w:color w:val="000000"/>
+          <w:kern w:val="0"/>
+          <w:szCs w:val="22"/>
+          <w:lang w:val="en-US" w:eastAsia="vi-VN" w:bidi="ar-SA"/>
+          <w14:ligatures w14:val="none"/>
+        </w:rPr>
+        <w:drawing>
+          <wp:inline distT="0" distB="0" distL="0" distR="0" wp14:anchorId="18E19755" wp14:editId="07DF9B23">
+            <wp:extent cx="5731510" cy="2588260"/>
+            <wp:effectExtent l="0" t="0" r="2540" b="2540"/>
+            <wp:docPr id="837986072" name="Hình ảnh 1"/>
+            <wp:cNvGraphicFramePr>
+              <a:graphicFrameLocks xmlns:a="http://schemas.openxmlformats.org/drawingml/2006/main" noChangeAspect="1"/>
+            </wp:cNvGraphicFramePr>
+            <a:graphic xmlns:a="http://schemas.openxmlformats.org/drawingml/2006/main">
+              <a:graphicData uri="http://schemas.openxmlformats.org/drawingml/2006/picture">
+                <pic:pic xmlns:pic="http://schemas.openxmlformats.org/drawingml/2006/picture">
+                  <pic:nvPicPr>
+                    <pic:cNvPr id="837986072" name=""/>
+                    <pic:cNvPicPr/>
+                  </pic:nvPicPr>
+                  <pic:blipFill>
+                    <a:blip r:embed="rId41"/>
+                    <a:stretch>
+                      <a:fillRect/>
+                    </a:stretch>
+                  </pic:blipFill>
+                  <pic:spPr>
+                    <a:xfrm>
+                      <a:off x="0" y="0"/>
+                      <a:ext cx="5731510" cy="2588260"/>
+                    </a:xfrm>
+                    <a:prstGeom prst="rect">
+                      <a:avLst/>
+                    </a:prstGeom>
+                  </pic:spPr>
+                </pic:pic>
+              </a:graphicData>
+            </a:graphic>
+          </wp:inline>
+        </w:drawing>
+      </w:r>
+    </w:p>
+    <w:p>
+      <w:pPr>
+        <w:spacing w:after="0" w:line="240" w:lineRule="auto"/>
+        <w:rPr>
+          <w:rFonts w:ascii="Arial" w:eastAsia="Times New Roman" w:hAnsi="Arial" w:cs="Arial"/>
+          <w:color w:val="000000"/>
+          <w:kern w:val="0"/>
+          <w:szCs w:val="22"/>
+          <w:lang w:val="en-US" w:eastAsia="vi-VN" w:bidi="ar-SA"/>
+          <w14:ligatures w14:val="none"/>
+        </w:rPr>
+      </w:pPr>
+      <w:r>
+        <w:rPr>
+          <w:rFonts w:ascii="Arial" w:eastAsia="Times New Roman" w:hAnsi="Arial" w:cs="Arial"/>
+          <w:noProof/>
+          <w:color w:val="000000"/>
+          <w:kern w:val="0"/>
+          <w:szCs w:val="22"/>
+          <w:lang w:val="en-US" w:eastAsia="vi-VN" w:bidi="ar-SA"/>
+          <w14:ligatures w14:val="none"/>
+        </w:rPr>
+        <w:lastRenderedPageBreak/>
+        <w:drawing>
+          <wp:inline distT="0" distB="0" distL="0" distR="0" wp14:anchorId="007FFE19" wp14:editId="1C5AD931">
+            <wp:extent cx="5731510" cy="3391535"/>
+            <wp:effectExtent l="0" t="0" r="2540" b="0"/>
+            <wp:docPr id="330285925" name="Hình ảnh 1"/>
+            <wp:cNvGraphicFramePr>
+              <a:graphicFrameLocks xmlns:a="http://schemas.openxmlformats.org/drawingml/2006/main" noChangeAspect="1"/>
+            </wp:cNvGraphicFramePr>
+            <a:graphic xmlns:a="http://schemas.openxmlformats.org/drawingml/2006/main">
+              <a:graphicData uri="http://schemas.openxmlformats.org/drawingml/2006/picture">
+                <pic:pic xmlns:pic="http://schemas.openxmlformats.org/drawingml/2006/picture">
+                  <pic:nvPicPr>
+                    <pic:cNvPr id="330285925" name=""/>
+                    <pic:cNvPicPr/>
+                  </pic:nvPicPr>
+                  <pic:blipFill>
+                    <a:blip r:embed="rId42"/>
+                    <a:stretch>
+                      <a:fillRect/>
+                    </a:stretch>
+                  </pic:blipFill>
+                  <pic:spPr>
+                    <a:xfrm>
+                      <a:off x="0" y="0"/>
+                      <a:ext cx="5731510" cy="3391535"/>
+                    </a:xfrm>
+                    <a:prstGeom prst="rect">
+                      <a:avLst/>
+                    </a:prstGeom>
+                  </pic:spPr>
+                </pic:pic>
+              </a:graphicData>
+            </a:graphic>
+          </wp:inline>
+        </w:drawing>
+      </w:r>
+    </w:p>
+    <w:p>
+      <w:pPr>
+        <w:spacing w:after="0" w:line="240" w:lineRule="auto"/>
+        <w:rPr>
+          <w:rFonts w:ascii="Arial" w:eastAsia="Times New Roman" w:hAnsi="Arial" w:cs="Arial"/>
+          <w:b/>
+          <w:bCs/>
+          <w:color w:val="000000"/>
+          <w:kern w:val="0"/>
+          <w:szCs w:val="22"/>
+          <w:lang w:eastAsia="vi-VN" w:bidi="ar-SA"/>
+          <w14:ligatures w14:val="none"/>
+        </w:rPr>
+      </w:pPr>
+      <w:r>
+        <w:rPr>
+          <w:rFonts w:ascii="Arial" w:eastAsia="Times New Roman" w:hAnsi="Arial" w:cs="Arial"/>
+          <w:b/>
+          <w:bCs/>
+          <w:color w:val="000000"/>
+          <w:kern w:val="0"/>
+          <w:szCs w:val="22"/>
+          <w:lang w:eastAsia="vi-VN" w:bidi="ar-SA"/>
+          <w14:ligatures w14:val="none"/>
+        </w:rPr>
+        <w:t>Bài 15: Giới hạn tài nguyên cho container</w:t>
+      </w:r>
+    </w:p>
+    <w:p>
+      <w:pPr>
+        <w:pStyle w:val="oancuaDanhsach"/>
+        <w:numPr>
+          <w:ilvl w:val="0"/>
+          <w:numId w:val="6"/>
+        </w:numPr>
+        <w:spacing w:after="0" w:line="240" w:lineRule="auto"/>
+        <w:rPr>
+          <w:rFonts w:ascii="Arial" w:eastAsia="Times New Roman" w:hAnsi="Arial" w:cs="Arial"/>
+          <w:b/>
+          <w:bCs/>
+          <w:i/>
+          <w:iCs/>
+          <w:color w:val="000000"/>
+          <w:kern w:val="0"/>
+          <w:szCs w:val="22"/>
+          <w:lang w:eastAsia="vi-VN" w:bidi="ar-SA"/>
+          <w14:ligatures w14:val="none"/>
+        </w:rPr>
+      </w:pPr>
+      <w:r>
+        <w:rPr>
+          <w:rFonts w:ascii="Arial" w:eastAsia="Times New Roman" w:hAnsi="Arial" w:cs="Arial"/>
+          <w:b/>
+          <w:bCs/>
+          <w:i/>
+          <w:iCs/>
+          <w:color w:val="000000"/>
+          <w:kern w:val="0"/>
+          <w:szCs w:val="22"/>
+          <w:lang w:eastAsia="vi-VN" w:bidi="ar-SA"/>
+          <w14:ligatures w14:val="none"/>
+        </w:rPr>
+        <w:t>Yêu cầu:</w:t>
+      </w:r>
+    </w:p>
+    <w:p>
+      <w:pPr>
+        <w:pStyle w:val="oancuaDanhsach"/>
+        <w:numPr>
+          <w:ilvl w:val="1"/>
+          <w:numId w:val="6"/>
+        </w:numPr>
+        <w:spacing w:after="0" w:line="240" w:lineRule="auto"/>
+        <w:rPr>
+          <w:rFonts w:ascii="Arial" w:eastAsia="Times New Roman" w:hAnsi="Arial" w:cs="Arial"/>
+          <w:color w:val="000000"/>
+          <w:kern w:val="0"/>
+          <w:szCs w:val="22"/>
+          <w:lang w:eastAsia="vi-VN" w:bidi="ar-SA"/>
+          <w14:ligatures w14:val="none"/>
+        </w:rPr>
+      </w:pPr>
+      <w:r>
+        <w:rPr>
+          <w:rFonts w:ascii="Arial" w:eastAsia="Times New Roman" w:hAnsi="Arial" w:cs="Arial"/>
+          <w:color w:val="000000"/>
+          <w:kern w:val="0"/>
+          <w:szCs w:val="22"/>
+          <w:lang w:eastAsia="vi-VN" w:bidi="ar-SA"/>
+          <w14:ligatures w14:val="none"/>
+        </w:rPr>
+        <w:t>Giới hạn CPU và RAM cho một container Redis.</w:t>
+      </w:r>
+    </w:p>
+    <w:p>
+      <w:pPr>
+        <w:spacing w:after="0" w:line="240" w:lineRule="auto"/>
+        <w:rPr>
+          <w:rFonts w:ascii="Arial" w:eastAsia="Times New Roman" w:hAnsi="Arial" w:cs="Arial"/>
+          <w:color w:val="000000"/>
+          <w:kern w:val="0"/>
+          <w:szCs w:val="22"/>
+          <w:lang w:val="en-US" w:eastAsia="vi-VN" w:bidi="ar-SA"/>
+          <w14:ligatures w14:val="none"/>
+        </w:rPr>
+      </w:pPr>
+    </w:p>
+    <w:p>
+      <w:pPr>
+        <w:rPr>
+          <w:szCs w:val="22"/>
           <w:lang w:val="en-US"/>
+        </w:rPr>
+      </w:pPr>
+      <w:r>
+        <w:rPr>
+          <w:noProof/>
+          <w:szCs w:val="22"/>
+        </w:rPr>
+        <w:drawing>
+          <wp:inline distT="0" distB="0" distL="0" distR="0" wp14:anchorId="0E6FC1F5" wp14:editId="78C33375">
+            <wp:extent cx="5731510" cy="2717800"/>
+            <wp:effectExtent l="0" t="0" r="2540" b="6350"/>
+            <wp:docPr id="600644424" name="Hình ảnh 1"/>
+            <wp:cNvGraphicFramePr>
+              <a:graphicFrameLocks xmlns:a="http://schemas.openxmlformats.org/drawingml/2006/main" noChangeAspect="1"/>
+            </wp:cNvGraphicFramePr>
+            <a:graphic xmlns:a="http://schemas.openxmlformats.org/drawingml/2006/main">
+              <a:graphicData uri="http://schemas.openxmlformats.org/drawingml/2006/picture">
+                <pic:pic xmlns:pic="http://schemas.openxmlformats.org/drawingml/2006/picture">
+                  <pic:nvPicPr>
+                    <pic:cNvPr id="600644424" name=""/>
+                    <pic:cNvPicPr/>
+                  </pic:nvPicPr>
+                  <pic:blipFill>
+                    <a:blip r:embed="rId43"/>
+                    <a:stretch>
+                      <a:fillRect/>
+                    </a:stretch>
+                  </pic:blipFill>
+                  <pic:spPr>
+                    <a:xfrm>
+                      <a:off x="0" y="0"/>
+                      <a:ext cx="5731510" cy="2717800"/>
+                    </a:xfrm>
+                    <a:prstGeom prst="rect">
+                      <a:avLst/>
+                    </a:prstGeom>
+                  </pic:spPr>
+                </pic:pic>
+              </a:graphicData>
+            </a:graphic>
+          </wp:inline>
+        </w:drawing>
+      </w:r>
+    </w:p>
+    <w:p>
+      <w:pPr>
+        <w:rPr>
+          <w:szCs w:val="22"/>
+          <w:lang w:val="en-US"/>
+        </w:rPr>
+      </w:pPr>
+      <w:r>
+        <w:rPr>
+          <w:noProof/>
+          <w:szCs w:val="22"/>
+          <w:lang w:val="en-US"/>
+        </w:rPr>
+        <w:lastRenderedPageBreak/>
+        <w:drawing>
+          <wp:inline distT="0" distB="0" distL="0" distR="0" wp14:anchorId="5479E267" wp14:editId="53847922">
+            <wp:extent cx="5731510" cy="2717800"/>
+            <wp:effectExtent l="0" t="0" r="2540" b="6350"/>
+            <wp:docPr id="72577043" name="Hình ảnh 1"/>
+            <wp:cNvGraphicFramePr>
+              <a:graphicFrameLocks xmlns:a="http://schemas.openxmlformats.org/drawingml/2006/main" noChangeAspect="1"/>
+            </wp:cNvGraphicFramePr>
+            <a:graphic xmlns:a="http://schemas.openxmlformats.org/drawingml/2006/main">
+              <a:graphicData uri="http://schemas.openxmlformats.org/drawingml/2006/picture">
+                <pic:pic xmlns:pic="http://schemas.openxmlformats.org/drawingml/2006/picture">
+                  <pic:nvPicPr>
+                    <pic:cNvPr id="72577043" name=""/>
+                    <pic:cNvPicPr/>
+                  </pic:nvPicPr>
+                  <pic:blipFill>
+                    <a:blip r:embed="rId44"/>
+                    <a:stretch>
+                      <a:fillRect/>
+                    </a:stretch>
+                  </pic:blipFill>
+                  <pic:spPr>
+                    <a:xfrm>
+                      <a:off x="0" y="0"/>
+                      <a:ext cx="5731510" cy="2717800"/>
+                    </a:xfrm>
+                    <a:prstGeom prst="rect">
+                      <a:avLst/>
+                    </a:prstGeom>
+                  </pic:spPr>
+                </pic:pic>
+              </a:graphicData>
+            </a:graphic>
+          </wp:inline>
+        </w:drawing>
+      </w:r>
+    </w:p>
+    <w:p>
+      <w:pPr>
+        <w:rPr>
+          <w:rFonts w:cstheme="minorHAnsi"/>
+          <w:b/>
+          <w:bCs/>
+          <w:szCs w:val="22"/>
+          <w:lang w:val="en-US"/>
+        </w:rPr>
+      </w:pPr>
+      <w:r>
+        <w:rPr>
+          <w:rFonts w:cstheme="minorHAnsi"/>
+          <w:b/>
+          <w:bCs/>
+          <w:szCs w:val="22"/>
+          <w:lang w:val="en-US"/>
+        </w:rPr>
+        <w:t>Phần 3 : Docker Compose file</w:t>
+      </w:r>
+    </w:p>
+    <w:p>
+      <w:pPr>
+        <w:spacing w:after="0" w:line="240" w:lineRule="auto"/>
+        <w:rPr>
+          <w:rFonts w:eastAsia="Times New Roman" w:cstheme="minorHAnsi"/>
+          <w:b/>
+          <w:bCs/>
+          <w:color w:val="000000"/>
+          <w:kern w:val="0"/>
+          <w:szCs w:val="22"/>
+          <w:lang w:eastAsia="vi-VN" w:bidi="ar-SA"/>
+          <w14:ligatures w14:val="none"/>
+        </w:rPr>
+      </w:pPr>
+      <w:r>
+        <w:rPr>
+          <w:rFonts w:eastAsia="Times New Roman" w:cstheme="minorHAnsi"/>
+          <w:b/>
+          <w:bCs/>
+          <w:color w:val="000000"/>
+          <w:kern w:val="0"/>
+          <w:szCs w:val="22"/>
+          <w:lang w:eastAsia="vi-VN" w:bidi="ar-SA"/>
+          <w14:ligatures w14:val="none"/>
+        </w:rPr>
+        <w:t>Bài tập 1: Triển khai WordPress với MySQL</w:t>
+      </w:r>
+    </w:p>
+    <w:p>
+      <w:pPr>
+        <w:spacing w:after="0" w:line="240" w:lineRule="auto"/>
+        <w:rPr>
+          <w:rFonts w:eastAsia="Times New Roman" w:cstheme="minorHAnsi"/>
+          <w:color w:val="000000"/>
+          <w:kern w:val="0"/>
+          <w:szCs w:val="22"/>
+          <w:lang w:eastAsia="vi-VN" w:bidi="ar-SA"/>
+          <w14:ligatures w14:val="none"/>
+        </w:rPr>
+      </w:pPr>
+      <w:r>
+        <w:rPr>
+          <w:rFonts w:eastAsia="Times New Roman" w:cstheme="minorHAnsi"/>
+          <w:color w:val="000000"/>
+          <w:kern w:val="0"/>
+          <w:szCs w:val="22"/>
+          <w:lang w:eastAsia="vi-VN" w:bidi="ar-SA"/>
+          <w14:ligatures w14:val="none"/>
+        </w:rPr>
+        <w:t>Mục tiêu: Tạo stack WordPress kết nối với MySQL, sử dụng volumes để lưu trữ dữ liệu.</w:t>
+      </w:r>
+    </w:p>
+    <w:p>
+      <w:pPr>
+        <w:pStyle w:val="oancuaDanhsach"/>
+        <w:numPr>
+          <w:ilvl w:val="0"/>
+          <w:numId w:val="6"/>
+        </w:numPr>
+        <w:spacing w:after="0" w:line="240" w:lineRule="auto"/>
+        <w:rPr>
+          <w:rFonts w:eastAsia="Times New Roman" w:cstheme="minorHAnsi"/>
+          <w:b/>
+          <w:bCs/>
+          <w:i/>
+          <w:iCs/>
+          <w:color w:val="000000"/>
+          <w:kern w:val="0"/>
+          <w:szCs w:val="22"/>
+          <w:lang w:eastAsia="vi-VN" w:bidi="ar-SA"/>
+          <w14:ligatures w14:val="none"/>
+        </w:rPr>
+      </w:pPr>
+      <w:r>
+        <w:rPr>
+          <w:rFonts w:eastAsia="Times New Roman" w:cstheme="minorHAnsi"/>
+          <w:b/>
+          <w:bCs/>
+          <w:i/>
+          <w:iCs/>
+          <w:color w:val="000000"/>
+          <w:kern w:val="0"/>
+          <w:szCs w:val="22"/>
+          <w:lang w:eastAsia="vi-VN" w:bidi="ar-SA"/>
+          <w14:ligatures w14:val="none"/>
+        </w:rPr>
+        <w:t>Yêu cầu:</w:t>
+      </w:r>
+    </w:p>
+    <w:p>
+      <w:pPr>
+        <w:spacing w:after="0" w:line="240" w:lineRule="auto"/>
+        <w:ind w:left="720"/>
+        <w:rPr>
+          <w:rFonts w:eastAsia="Times New Roman" w:cstheme="minorHAnsi"/>
+          <w:color w:val="000000"/>
+          <w:kern w:val="0"/>
+          <w:szCs w:val="22"/>
+          <w:lang w:eastAsia="vi-VN" w:bidi="ar-SA"/>
+          <w14:ligatures w14:val="none"/>
+        </w:rPr>
+      </w:pPr>
+      <w:r>
+        <w:rPr>
+          <w:rFonts w:eastAsia="Times New Roman" w:cstheme="minorHAnsi"/>
+          <w:color w:val="000000"/>
+          <w:kern w:val="0"/>
+          <w:szCs w:val="22"/>
+          <w:lang w:val="en-US" w:eastAsia="vi-VN" w:bidi="ar-SA"/>
+          <w14:ligatures w14:val="none"/>
+        </w:rPr>
+        <w:t>1.</w:t>
+      </w:r>
+      <w:r>
+        <w:rPr>
+          <w:rFonts w:eastAsia="Times New Roman" w:cstheme="minorHAnsi"/>
+          <w:color w:val="000000"/>
+          <w:kern w:val="0"/>
+          <w:szCs w:val="22"/>
+          <w:lang w:eastAsia="vi-VN" w:bidi="ar-SA"/>
+          <w14:ligatures w14:val="none"/>
+        </w:rPr>
+        <w:t>Sử dụng image wordpress:latest (port 80).</w:t>
+      </w:r>
+    </w:p>
+    <w:p>
+      <w:pPr>
+        <w:spacing w:after="0" w:line="240" w:lineRule="auto"/>
+        <w:ind w:left="720"/>
+        <w:rPr>
+          <w:rFonts w:eastAsia="Times New Roman" w:cstheme="minorHAnsi"/>
+          <w:color w:val="000000"/>
+          <w:kern w:val="0"/>
+          <w:szCs w:val="22"/>
+          <w:lang w:eastAsia="vi-VN" w:bidi="ar-SA"/>
+          <w14:ligatures w14:val="none"/>
+        </w:rPr>
+      </w:pPr>
+      <w:r>
+        <w:rPr>
+          <w:rFonts w:eastAsia="Times New Roman" w:cstheme="minorHAnsi"/>
+          <w:color w:val="000000"/>
+          <w:kern w:val="0"/>
+          <w:szCs w:val="22"/>
+          <w:lang w:val="en-US" w:eastAsia="vi-VN" w:bidi="ar-SA"/>
+          <w14:ligatures w14:val="none"/>
+        </w:rPr>
+        <w:t>2.</w:t>
+      </w:r>
+      <w:r>
+        <w:rPr>
+          <w:rFonts w:eastAsia="Times New Roman" w:cstheme="minorHAnsi"/>
+          <w:color w:val="000000"/>
+          <w:kern w:val="0"/>
+          <w:szCs w:val="22"/>
+          <w:lang w:eastAsia="vi-VN" w:bidi="ar-SA"/>
+          <w14:ligatures w14:val="none"/>
+        </w:rPr>
+        <w:t>Sử dụng image mysql:5.7 (port 3306).</w:t>
+      </w:r>
+    </w:p>
+    <w:p>
+      <w:pPr>
+        <w:spacing w:after="0" w:line="240" w:lineRule="auto"/>
+        <w:ind w:left="720"/>
+        <w:rPr>
+          <w:rFonts w:eastAsia="Times New Roman" w:cstheme="minorHAnsi"/>
+          <w:color w:val="000000"/>
+          <w:kern w:val="0"/>
+          <w:szCs w:val="22"/>
+          <w:lang w:eastAsia="vi-VN" w:bidi="ar-SA"/>
+          <w14:ligatures w14:val="none"/>
+        </w:rPr>
+      </w:pPr>
+      <w:r>
+        <w:rPr>
+          <w:rFonts w:eastAsia="Times New Roman" w:cstheme="minorHAnsi"/>
+          <w:color w:val="000000"/>
+          <w:kern w:val="0"/>
+          <w:szCs w:val="22"/>
+          <w:lang w:val="en-US" w:eastAsia="vi-VN" w:bidi="ar-SA"/>
+          <w14:ligatures w14:val="none"/>
+        </w:rPr>
+        <w:t>3.</w:t>
+      </w:r>
+      <w:r>
+        <w:rPr>
+          <w:rFonts w:eastAsia="Times New Roman" w:cstheme="minorHAnsi"/>
+          <w:color w:val="000000"/>
+          <w:kern w:val="0"/>
+          <w:szCs w:val="22"/>
+          <w:lang w:eastAsia="vi-VN" w:bidi="ar-SA"/>
+          <w14:ligatures w14:val="none"/>
+        </w:rPr>
+        <w:t>Volume cho database (/var/lib/mysql).</w:t>
+      </w:r>
+    </w:p>
+    <w:p>
+      <w:pPr>
+        <w:spacing w:after="0" w:line="240" w:lineRule="auto"/>
+        <w:ind w:left="720"/>
+        <w:rPr>
+          <w:rFonts w:eastAsia="Times New Roman" w:cstheme="minorHAnsi"/>
+          <w:color w:val="000000"/>
+          <w:kern w:val="0"/>
+          <w:szCs w:val="22"/>
+          <w:lang w:eastAsia="vi-VN" w:bidi="ar-SA"/>
+          <w14:ligatures w14:val="none"/>
+        </w:rPr>
+      </w:pPr>
+      <w:r>
+        <w:rPr>
+          <w:rFonts w:eastAsia="Times New Roman" w:cstheme="minorHAnsi"/>
+          <w:color w:val="000000"/>
+          <w:kern w:val="0"/>
+          <w:szCs w:val="22"/>
+          <w:lang w:val="en-US" w:eastAsia="vi-VN" w:bidi="ar-SA"/>
+          <w14:ligatures w14:val="none"/>
+        </w:rPr>
+        <w:t>4.</w:t>
+      </w:r>
+      <w:r>
+        <w:rPr>
+          <w:rFonts w:eastAsia="Times New Roman" w:cstheme="minorHAnsi"/>
+          <w:color w:val="000000"/>
+          <w:kern w:val="0"/>
+          <w:szCs w:val="22"/>
+          <w:lang w:eastAsia="vi-VN" w:bidi="ar-SA"/>
+          <w14:ligatures w14:val="none"/>
+        </w:rPr>
+        <w:t>Biến môi trường cho MySQL:</w:t>
+      </w:r>
+    </w:p>
+    <w:p>
+      <w:pPr>
+        <w:spacing w:after="0" w:line="240" w:lineRule="auto"/>
+        <w:rPr>
+          <w:rFonts w:eastAsia="Times New Roman" w:cstheme="minorHAnsi"/>
+          <w:color w:val="000000"/>
+          <w:kern w:val="0"/>
+          <w:szCs w:val="22"/>
+          <w:lang w:eastAsia="vi-VN" w:bidi="ar-SA"/>
+          <w14:ligatures w14:val="none"/>
+        </w:rPr>
+      </w:pPr>
+      <w:r>
+        <w:rPr>
+          <w:rFonts w:eastAsia="Times New Roman" w:cstheme="minorHAnsi"/>
+          <w:color w:val="000000"/>
+          <w:kern w:val="0"/>
+          <w:szCs w:val="22"/>
+          <w:lang w:eastAsia="vi-VN" w:bidi="ar-SA"/>
+          <w14:ligatures w14:val="none"/>
+        </w:rPr>
+        <w:t>MYSQL_ROOT_PASSWORD, MYSQL_DATABASE, MYSQL_USER, MYSQL_PASSWORD</w:t>
+      </w:r>
+    </w:p>
+    <w:p>
+      <w:pPr>
+        <w:pStyle w:val="oancuaDanhsach"/>
+        <w:spacing w:after="0" w:line="240" w:lineRule="auto"/>
+        <w:ind w:left="1080"/>
+        <w:rPr>
+          <w:rFonts w:eastAsia="Times New Roman" w:cstheme="minorHAnsi"/>
+          <w:color w:val="000000"/>
+          <w:kern w:val="0"/>
+          <w:szCs w:val="22"/>
+          <w:lang w:eastAsia="vi-VN" w:bidi="ar-SA"/>
+          <w14:ligatures w14:val="none"/>
+        </w:rPr>
+      </w:pPr>
+    </w:p>
+    <w:p>
+      <w:pPr>
+        <w:pStyle w:val="oancuaDanhsach"/>
+        <w:numPr>
+          <w:ilvl w:val="0"/>
+          <w:numId w:val="6"/>
+        </w:numPr>
+        <w:spacing w:after="0" w:line="240" w:lineRule="auto"/>
+        <w:rPr>
+          <w:rFonts w:eastAsia="Times New Roman" w:cstheme="minorHAnsi"/>
+          <w:b/>
+          <w:bCs/>
+          <w:i/>
+          <w:iCs/>
+          <w:color w:val="000000"/>
+          <w:kern w:val="0"/>
+          <w:szCs w:val="22"/>
+          <w:lang w:eastAsia="vi-VN" w:bidi="ar-SA"/>
+          <w14:ligatures w14:val="none"/>
+        </w:rPr>
+      </w:pPr>
+      <w:r>
+        <w:rPr>
+          <w:rFonts w:eastAsia="Times New Roman" w:cstheme="minorHAnsi"/>
+          <w:b/>
+          <w:bCs/>
+          <w:i/>
+          <w:iCs/>
+          <w:color w:val="000000"/>
+          <w:kern w:val="0"/>
+          <w:szCs w:val="22"/>
+          <w:lang w:eastAsia="vi-VN" w:bidi="ar-SA"/>
+          <w14:ligatures w14:val="none"/>
+        </w:rPr>
+        <w:t>Gợi ý:</w:t>
+      </w:r>
+    </w:p>
+    <w:p>
+      <w:pPr>
+        <w:pStyle w:val="oancuaDanhsach"/>
+        <w:numPr>
+          <w:ilvl w:val="1"/>
+          <w:numId w:val="6"/>
+        </w:numPr>
+        <w:spacing w:after="0" w:line="240" w:lineRule="auto"/>
+        <w:rPr>
+          <w:rFonts w:eastAsia="Times New Roman" w:cstheme="minorHAnsi"/>
+          <w:color w:val="000000"/>
+          <w:kern w:val="0"/>
+          <w:szCs w:val="22"/>
+          <w:lang w:eastAsia="vi-VN" w:bidi="ar-SA"/>
+          <w14:ligatures w14:val="none"/>
+        </w:rPr>
+      </w:pPr>
+      <w:r>
+        <w:rPr>
+          <w:rFonts w:eastAsia="Times New Roman" w:cstheme="minorHAnsi"/>
+          <w:color w:val="000000"/>
+          <w:kern w:val="0"/>
+          <w:szCs w:val="22"/>
+          <w:lang w:eastAsia="vi-VN" w:bidi="ar-SA"/>
+          <w14:ligatures w14:val="none"/>
+        </w:rPr>
+        <w:t>WordPress cần khai báo depends_on MySQL.</w:t>
+      </w:r>
+    </w:p>
+    <w:p>
+      <w:pPr>
+        <w:pStyle w:val="oancuaDanhsach"/>
+        <w:numPr>
+          <w:ilvl w:val="1"/>
+          <w:numId w:val="6"/>
+        </w:numPr>
+        <w:spacing w:after="0" w:line="240" w:lineRule="auto"/>
+        <w:rPr>
+          <w:rFonts w:eastAsia="Times New Roman" w:cstheme="minorHAnsi"/>
+          <w:color w:val="000000"/>
+          <w:kern w:val="0"/>
+          <w:szCs w:val="22"/>
+          <w:lang w:eastAsia="vi-VN" w:bidi="ar-SA"/>
+          <w14:ligatures w14:val="none"/>
+        </w:rPr>
+      </w:pPr>
+      <w:r>
+        <w:rPr>
+          <w:rFonts w:eastAsia="Times New Roman" w:cstheme="minorHAnsi"/>
+          <w:color w:val="000000"/>
+          <w:kern w:val="0"/>
+          <w:szCs w:val="22"/>
+          <w:lang w:eastAsia="vi-VN" w:bidi="ar-SA"/>
+          <w14:ligatures w14:val="none"/>
+        </w:rPr>
+        <w:t>Sử dụng network tùy chỉnh để kết nối giữa 2 service.</w:t>
+      </w:r>
+    </w:p>
+    <w:p>
+      <w:pPr>
+        <w:spacing w:after="0" w:line="240" w:lineRule="auto"/>
+        <w:rPr>
+          <w:rFonts w:eastAsia="Times New Roman" w:cstheme="minorHAnsi"/>
+          <w:color w:val="000000"/>
+          <w:kern w:val="0"/>
+          <w:szCs w:val="22"/>
+          <w:lang w:val="en-US" w:eastAsia="vi-VN" w:bidi="ar-SA"/>
+          <w14:ligatures w14:val="none"/>
+        </w:rPr>
+      </w:pPr>
+      <w:r>
+        <w:rPr>
+          <w:rFonts w:eastAsia="Times New Roman" w:cstheme="minorHAnsi"/>
+          <w:color w:val="000000"/>
+          <w:kern w:val="0"/>
+          <w:szCs w:val="22"/>
+          <w:lang w:val="en-US" w:eastAsia="vi-VN" w:bidi="ar-SA"/>
+          <w14:ligatures w14:val="none"/>
+        </w:rPr>
+        <w:lastRenderedPageBreak/>
+        <w:drawing>
+          <wp:inline distT="0" distB="0" distL="0" distR="0" wp14:anchorId="63B7BA83" wp14:editId="1508984F">
+            <wp:extent cx="5731510" cy="4716780"/>
+            <wp:effectExtent l="0" t="0" r="2540" b="7620"/>
+            <wp:docPr id="1611819379" name="Hình ảnh 1"/>
+            <wp:cNvGraphicFramePr>
+              <a:graphicFrameLocks xmlns:a="http://schemas.openxmlformats.org/drawingml/2006/main" noChangeAspect="1"/>
+            </wp:cNvGraphicFramePr>
+            <a:graphic xmlns:a="http://schemas.openxmlformats.org/drawingml/2006/main">
+              <a:graphicData uri="http://schemas.openxmlformats.org/drawingml/2006/picture">
+                <pic:pic xmlns:pic="http://schemas.openxmlformats.org/drawingml/2006/picture">
+                  <pic:nvPicPr>
+                    <pic:cNvPr id="1611819379" name=""/>
+                    <pic:cNvPicPr/>
+                  </pic:nvPicPr>
+                  <pic:blipFill>
+                    <a:blip r:embed="rId45"/>
+                    <a:stretch>
+                      <a:fillRect/>
+                    </a:stretch>
+                  </pic:blipFill>
+                  <pic:spPr>
+                    <a:xfrm>
+                      <a:off x="0" y="0"/>
+                      <a:ext cx="5731510" cy="4716780"/>
+                    </a:xfrm>
+                    <a:prstGeom prst="rect">
+                      <a:avLst/>
+                    </a:prstGeom>
+                  </pic:spPr>
+                </pic:pic>
+              </a:graphicData>
+            </a:graphic>
+          </wp:inline>
+        </w:drawing>
+      </w:r>
+    </w:p>
+    <w:p>
+      <w:pPr>
+        <w:spacing w:after="0" w:line="240" w:lineRule="auto"/>
+        <w:rPr>
+          <w:rFonts w:eastAsia="Times New Roman" w:cstheme="minorHAnsi"/>
+          <w:color w:val="000000"/>
+          <w:kern w:val="0"/>
+          <w:szCs w:val="22"/>
+          <w:lang w:val="en-US" w:eastAsia="vi-VN" w:bidi="ar-SA"/>
+          <w14:ligatures w14:val="none"/>
+        </w:rPr>
+      </w:pPr>
+      <w:r>
+        <w:rPr>
+          <w:rFonts w:eastAsia="Times New Roman" w:cstheme="minorHAnsi"/>
+          <w:color w:val="000000"/>
+          <w:kern w:val="0"/>
+          <w:szCs w:val="22"/>
+          <w:lang w:val="en-US" w:eastAsia="vi-VN" w:bidi="ar-SA"/>
+          <w14:ligatures w14:val="none"/>
+        </w:rPr>
+        <w:lastRenderedPageBreak/>
+        <w:drawing>
+          <wp:inline distT="0" distB="0" distL="0" distR="0" wp14:anchorId="3D8244C9" wp14:editId="6A6B7FE6">
+            <wp:extent cx="5731510" cy="4178300"/>
+            <wp:effectExtent l="0" t="0" r="2540" b="0"/>
+            <wp:docPr id="301084528" name="Hình ảnh 1"/>
+            <wp:cNvGraphicFramePr>
+              <a:graphicFrameLocks xmlns:a="http://schemas.openxmlformats.org/drawingml/2006/main" noChangeAspect="1"/>
+            </wp:cNvGraphicFramePr>
+            <a:graphic xmlns:a="http://schemas.openxmlformats.org/drawingml/2006/main">
+              <a:graphicData uri="http://schemas.openxmlformats.org/drawingml/2006/picture">
+                <pic:pic xmlns:pic="http://schemas.openxmlformats.org/drawingml/2006/picture">
+                  <pic:nvPicPr>
+                    <pic:cNvPr id="301084528" name=""/>
+                    <pic:cNvPicPr/>
+                  </pic:nvPicPr>
+                  <pic:blipFill>
+                    <a:blip r:embed="rId46"/>
+                    <a:stretch>
+                      <a:fillRect/>
+                    </a:stretch>
+                  </pic:blipFill>
+                  <pic:spPr>
+                    <a:xfrm>
+                      <a:off x="0" y="0"/>
+                      <a:ext cx="5731510" cy="4178300"/>
+                    </a:xfrm>
+                    <a:prstGeom prst="rect">
+                      <a:avLst/>
+                    </a:prstGeom>
+                  </pic:spPr>
+                </pic:pic>
+              </a:graphicData>
+            </a:graphic>
+          </wp:inline>
+        </w:drawing>
+      </w:r>
+    </w:p>
+    <w:p>
+      <w:pPr>
+        <w:spacing w:after="0" w:line="240" w:lineRule="auto"/>
+        <w:rPr>
+          <w:rFonts w:eastAsia="Times New Roman" w:cstheme="minorHAnsi"/>
+          <w:color w:val="000000"/>
+          <w:kern w:val="0"/>
+          <w:szCs w:val="22"/>
+          <w:lang w:val="en-US" w:eastAsia="vi-VN" w:bidi="ar-SA"/>
+          <w14:ligatures w14:val="none"/>
+        </w:rPr>
+      </w:pPr>
+    </w:p>
+    <w:p>
+      <w:pPr>
+        <w:spacing w:after="0" w:line="240" w:lineRule="auto"/>
+        <w:rPr>
+          <w:rFonts w:eastAsia="Times New Roman" w:cstheme="minorHAnsi"/>
+          <w:color w:val="000000"/>
+          <w:kern w:val="0"/>
+          <w:szCs w:val="22"/>
+          <w:lang w:eastAsia="vi-VN" w:bidi="ar-SA"/>
+          <w14:ligatures w14:val="none"/>
+        </w:rPr>
+      </w:pPr>
+    </w:p>
+    <w:p>
+      <w:pPr>
+        <w:spacing w:after="0" w:line="240" w:lineRule="auto"/>
+        <w:rPr>
+          <w:rFonts w:eastAsia="Times New Roman" w:cstheme="minorHAnsi"/>
+          <w:b/>
+          <w:bCs/>
+          <w:color w:val="000000"/>
+          <w:kern w:val="0"/>
+          <w:szCs w:val="22"/>
+          <w:lang w:eastAsia="vi-VN" w:bidi="ar-SA"/>
+          <w14:ligatures w14:val="none"/>
+        </w:rPr>
+      </w:pPr>
+      <w:r>
+        <w:rPr>
+          <w:rFonts w:eastAsia="Times New Roman" w:cstheme="minorHAnsi"/>
+          <w:b/>
+          <w:bCs/>
+          <w:color w:val="000000"/>
+          <w:kern w:val="0"/>
+          <w:szCs w:val="22"/>
+          <w:lang w:eastAsia="vi-VN" w:bidi="ar-SA"/>
+          <w14:ligatures w14:val="none"/>
+        </w:rPr>
+        <w:t>Bài tập 2: Ứng dụng Node.js + MongoDB</w:t>
+      </w:r>
+    </w:p>
+    <w:p>
+      <w:pPr>
+        <w:pStyle w:val="oancuaDanhsach"/>
+        <w:numPr>
+          <w:ilvl w:val="0"/>
+          <w:numId w:val="6"/>
+        </w:numPr>
+        <w:spacing w:after="0" w:line="240" w:lineRule="auto"/>
+        <w:rPr>
+          <w:rFonts w:eastAsia="Times New Roman" w:cstheme="minorHAnsi"/>
+          <w:color w:val="000000"/>
+          <w:kern w:val="0"/>
+          <w:szCs w:val="22"/>
+          <w:lang w:eastAsia="vi-VN" w:bidi="ar-SA"/>
+          <w14:ligatures w14:val="none"/>
+        </w:rPr>
+      </w:pPr>
+      <w:r>
+        <w:rPr>
+          <w:rFonts w:eastAsia="Times New Roman" w:cstheme="minorHAnsi"/>
+          <w:color w:val="000000"/>
+          <w:kern w:val="0"/>
+          <w:szCs w:val="22"/>
+          <w:lang w:eastAsia="vi-VN" w:bidi="ar-SA"/>
+          <w14:ligatures w14:val="none"/>
+        </w:rPr>
+        <w:t>Mục tiêu: Triển khai ứng dụng Node.js (lưu dữ liệu vào MongoDB) và MongoDB với volume.</w:t>
+      </w:r>
+    </w:p>
+    <w:p>
+      <w:pPr>
+        <w:pStyle w:val="oancuaDanhsach"/>
+        <w:numPr>
+          <w:ilvl w:val="0"/>
+          <w:numId w:val="6"/>
+        </w:numPr>
+        <w:spacing w:after="0" w:line="240" w:lineRule="auto"/>
+        <w:rPr>
+          <w:rFonts w:eastAsia="Times New Roman" w:cstheme="minorHAnsi"/>
+          <w:b/>
+          <w:bCs/>
+          <w:i/>
+          <w:iCs/>
+          <w:color w:val="000000"/>
+          <w:kern w:val="0"/>
+          <w:szCs w:val="22"/>
+          <w:lang w:eastAsia="vi-VN" w:bidi="ar-SA"/>
+          <w14:ligatures w14:val="none"/>
+        </w:rPr>
+      </w:pPr>
+      <w:r>
+        <w:rPr>
+          <w:rFonts w:eastAsia="Times New Roman" w:cstheme="minorHAnsi"/>
+          <w:b/>
+          <w:bCs/>
+          <w:i/>
+          <w:iCs/>
+          <w:color w:val="000000"/>
+          <w:kern w:val="0"/>
+          <w:szCs w:val="22"/>
+          <w:lang w:eastAsia="vi-VN" w:bidi="ar-SA"/>
+          <w14:ligatures w14:val="none"/>
+        </w:rPr>
+        <w:t>Yêu cầu:</w:t>
+      </w:r>
+    </w:p>
+    <w:p>
+      <w:pPr>
+        <w:spacing w:after="0" w:line="240" w:lineRule="auto"/>
+        <w:ind w:left="720"/>
+        <w:rPr>
+          <w:rFonts w:eastAsia="Times New Roman" w:cstheme="minorHAnsi"/>
+          <w:color w:val="000000"/>
+          <w:kern w:val="0"/>
+          <w:szCs w:val="22"/>
+          <w:lang w:eastAsia="vi-VN" w:bidi="ar-SA"/>
+          <w14:ligatures w14:val="none"/>
+        </w:rPr>
+      </w:pPr>
+      <w:r>
+        <w:rPr>
+          <w:rFonts w:eastAsia="Times New Roman" w:cstheme="minorHAnsi"/>
+          <w:color w:val="000000"/>
+          <w:kern w:val="0"/>
+          <w:szCs w:val="22"/>
+          <w:lang w:eastAsia="vi-VN" w:bidi="ar-SA"/>
+          <w14:ligatures w14:val="none"/>
+        </w:rPr>
+        <w:t>1. Viết Dockerfile cho ứng dụng Node.js (ví dụ: REST API đơn giản).</w:t>
+      </w:r>
+    </w:p>
+    <w:p>
+      <w:pPr>
+        <w:spacing w:after="0" w:line="240" w:lineRule="auto"/>
+        <w:ind w:left="720"/>
+        <w:rPr>
+          <w:rFonts w:eastAsia="Times New Roman" w:cstheme="minorHAnsi"/>
+          <w:color w:val="000000"/>
+          <w:kern w:val="0"/>
+          <w:szCs w:val="22"/>
+          <w:lang w:eastAsia="vi-VN" w:bidi="ar-SA"/>
+          <w14:ligatures w14:val="none"/>
+        </w:rPr>
+      </w:pPr>
+      <w:r>
+        <w:rPr>
+          <w:rFonts w:eastAsia="Times New Roman" w:cstheme="minorHAnsi"/>
+          <w:color w:val="000000"/>
+          <w:kern w:val="0"/>
+          <w:szCs w:val="22"/>
+          <w:lang w:eastAsia="vi-VN" w:bidi="ar-SA"/>
+          <w14:ligatures w14:val="none"/>
+        </w:rPr>
+        <w:t>2. Sử dụng image mongo:latest (port 27017).</w:t>
+      </w:r>
+    </w:p>
+    <w:p>
+      <w:pPr>
+        <w:spacing w:after="0" w:line="240" w:lineRule="auto"/>
+        <w:ind w:left="720"/>
+        <w:rPr>
+          <w:rFonts w:eastAsia="Times New Roman" w:cstheme="minorHAnsi"/>
+          <w:color w:val="000000"/>
+          <w:kern w:val="0"/>
+          <w:szCs w:val="22"/>
+          <w:lang w:eastAsia="vi-VN" w:bidi="ar-SA"/>
+          <w14:ligatures w14:val="none"/>
+        </w:rPr>
+      </w:pPr>
+      <w:r>
+        <w:rPr>
+          <w:rFonts w:eastAsia="Times New Roman" w:cstheme="minorHAnsi"/>
+          <w:color w:val="000000"/>
+          <w:kern w:val="0"/>
+          <w:szCs w:val="22"/>
+          <w:lang w:eastAsia="vi-VN" w:bidi="ar-SA"/>
+          <w14:ligatures w14:val="none"/>
+        </w:rPr>
+        <w:t>3. Volume cho MongoDB (/data/db).</w:t>
+      </w:r>
+    </w:p>
+    <w:p>
+      <w:pPr>
+        <w:spacing w:after="0" w:line="240" w:lineRule="auto"/>
+        <w:ind w:left="720"/>
+        <w:rPr>
+          <w:rFonts w:eastAsia="Times New Roman" w:cstheme="minorHAnsi"/>
+          <w:color w:val="000000"/>
+          <w:kern w:val="0"/>
+          <w:szCs w:val="22"/>
+          <w:lang w:val="en-US" w:eastAsia="vi-VN" w:bidi="ar-SA"/>
+          <w14:ligatures w14:val="none"/>
+        </w:rPr>
+      </w:pPr>
+      <w:r>
+        <w:rPr>
+          <w:rFonts w:eastAsia="Times New Roman" w:cstheme="minorHAnsi"/>
+          <w:color w:val="000000"/>
+          <w:kern w:val="0"/>
+          <w:szCs w:val="22"/>
+          <w:lang w:eastAsia="vi-VN" w:bidi="ar-SA"/>
+          <w14:ligatures w14:val="none"/>
+        </w:rPr>
+        <w:t>4. Đảm bảo Node.js service khởi động sau MongoDB (depends_on + healthcheck).</w:t>
+      </w:r>
+    </w:p>
+    <w:p>
+      <w:pPr>
+        <w:spacing w:after="0" w:line="240" w:lineRule="auto"/>
+        <w:rPr>
+          <w:rFonts w:eastAsia="Times New Roman" w:cstheme="minorHAnsi"/>
+          <w:color w:val="000000"/>
+          <w:kern w:val="0"/>
+          <w:szCs w:val="22"/>
+          <w:lang w:val="en-US" w:eastAsia="vi-VN" w:bidi="ar-SA"/>
+          <w14:ligatures w14:val="none"/>
+        </w:rPr>
+      </w:pPr>
+      <w:r>
+        <w:rPr>
+          <w:rFonts w:eastAsia="Times New Roman" w:cstheme="minorHAnsi"/>
+          <w:color w:val="000000"/>
+          <w:kern w:val="0"/>
+          <w:szCs w:val="22"/>
+          <w:lang w:val="en-US" w:eastAsia="vi-VN" w:bidi="ar-SA"/>
+          <w14:ligatures w14:val="none"/>
+        </w:rPr>
+        <w:lastRenderedPageBreak/>
+        <w:drawing>
+          <wp:inline distT="0" distB="0" distL="0" distR="0" wp14:anchorId="7C2C2C11" wp14:editId="3D2F4CA1">
+            <wp:extent cx="5731510" cy="4716780"/>
+            <wp:effectExtent l="0" t="0" r="2540" b="7620"/>
+            <wp:docPr id="553104859" name="Hình ảnh 1"/>
+            <wp:cNvGraphicFramePr>
+              <a:graphicFrameLocks xmlns:a="http://schemas.openxmlformats.org/drawingml/2006/main" noChangeAspect="1"/>
+            </wp:cNvGraphicFramePr>
+            <a:graphic xmlns:a="http://schemas.openxmlformats.org/drawingml/2006/main">
+              <a:graphicData uri="http://schemas.openxmlformats.org/drawingml/2006/picture">
+                <pic:pic xmlns:pic="http://schemas.openxmlformats.org/drawingml/2006/picture">
+                  <pic:nvPicPr>
+                    <pic:cNvPr id="553104859" name=""/>
+                    <pic:cNvPicPr/>
+                  </pic:nvPicPr>
+                  <pic:blipFill>
+                    <a:blip r:embed="rId47"/>
+                    <a:stretch>
+                      <a:fillRect/>
+                    </a:stretch>
+                  </pic:blipFill>
+                  <pic:spPr>
+                    <a:xfrm>
+                      <a:off x="0" y="0"/>
+                      <a:ext cx="5731510" cy="4716780"/>
+                    </a:xfrm>
+                    <a:prstGeom prst="rect">
+                      <a:avLst/>
+                    </a:prstGeom>
+                  </pic:spPr>
+                </pic:pic>
+              </a:graphicData>
+            </a:graphic>
+          </wp:inline>
+        </w:drawing>
+      </w:r>
+    </w:p>
+    <w:p>
+      <w:pPr>
+        <w:spacing w:after="0" w:line="240" w:lineRule="auto"/>
+        <w:rPr>
+          <w:rFonts w:eastAsia="Times New Roman" w:cstheme="minorHAnsi"/>
+          <w:color w:val="000000"/>
+          <w:kern w:val="0"/>
+          <w:szCs w:val="22"/>
+          <w:lang w:val="en-US" w:eastAsia="vi-VN" w:bidi="ar-SA"/>
+          <w14:ligatures w14:val="none"/>
+        </w:rPr>
+      </w:pPr>
+      <w:r>
+        <w:rPr>
+          <w:rFonts w:eastAsia="Times New Roman" w:cstheme="minorHAnsi"/>
+          <w:color w:val="000000"/>
+          <w:kern w:val="0"/>
+          <w:szCs w:val="22"/>
+          <w:lang w:val="en-US" w:eastAsia="vi-VN" w:bidi="ar-SA"/>
+          <w14:ligatures w14:val="none"/>
+        </w:rPr>
+        <w:drawing>
+          <wp:inline distT="0" distB="0" distL="0" distR="0" wp14:anchorId="78DA0545" wp14:editId="5F091ED4">
+            <wp:extent cx="3219899" cy="800212"/>
+            <wp:effectExtent l="0" t="0" r="0" b="0"/>
+            <wp:docPr id="457131114" name="Hình ảnh 1"/>
+            <wp:cNvGraphicFramePr>
+              <a:graphicFrameLocks xmlns:a="http://schemas.openxmlformats.org/drawingml/2006/main" noChangeAspect="1"/>
+            </wp:cNvGraphicFramePr>
+            <a:graphic xmlns:a="http://schemas.openxmlformats.org/drawingml/2006/main">
+              <a:graphicData uri="http://schemas.openxmlformats.org/drawingml/2006/picture">
+                <pic:pic xmlns:pic="http://schemas.openxmlformats.org/drawingml/2006/picture">
+                  <pic:nvPicPr>
+                    <pic:cNvPr id="457131114" name=""/>
+                    <pic:cNvPicPr/>
+                  </pic:nvPicPr>
+                  <pic:blipFill>
+                    <a:blip r:embed="rId48"/>
+                    <a:stretch>
+                      <a:fillRect/>
+                    </a:stretch>
+                  </pic:blipFill>
+                  <pic:spPr>
+                    <a:xfrm>
+                      <a:off x="0" y="0"/>
+                      <a:ext cx="3219899" cy="800212"/>
+                    </a:xfrm>
+                    <a:prstGeom prst="rect">
+                      <a:avLst/>
+                    </a:prstGeom>
+                  </pic:spPr>
+                </pic:pic>
+              </a:graphicData>
+            </a:graphic>
+          </wp:inline>
+        </w:drawing>
+      </w:r>
+    </w:p>
+    <w:p>
+      <w:pPr>
+        <w:spacing w:after="0" w:line="240" w:lineRule="auto"/>
+        <w:rPr>
+          <w:rFonts w:eastAsia="Times New Roman" w:cstheme="minorHAnsi"/>
+          <w:color w:val="000000"/>
+          <w:kern w:val="0"/>
+          <w:szCs w:val="22"/>
+          <w:lang w:val="en-US" w:eastAsia="vi-VN" w:bidi="ar-SA"/>
+          <w14:ligatures w14:val="none"/>
+        </w:rPr>
+      </w:pPr>
+      <w:r>
+        <w:rPr>
+          <w:rFonts w:eastAsia="Times New Roman" w:cstheme="minorHAnsi"/>
+          <w:color w:val="000000"/>
+          <w:kern w:val="0"/>
+          <w:szCs w:val="22"/>
+          <w:lang w:val="en-US" w:eastAsia="vi-VN" w:bidi="ar-SA"/>
+          <w14:ligatures w14:val="none"/>
+        </w:rPr>
+        <w:drawing>
+          <wp:inline distT="0" distB="0" distL="0" distR="0" wp14:anchorId="31225EC3" wp14:editId="4A071ED1">
+            <wp:extent cx="2844800" cy="2299542"/>
+            <wp:effectExtent l="0" t="0" r="0" b="5715"/>
+            <wp:docPr id="1319598909" name="Hình ảnh 1"/>
+            <wp:cNvGraphicFramePr>
+              <a:graphicFrameLocks xmlns:a="http://schemas.openxmlformats.org/drawingml/2006/main" noChangeAspect="1"/>
+            </wp:cNvGraphicFramePr>
+            <a:graphic xmlns:a="http://schemas.openxmlformats.org/drawingml/2006/main">
+              <a:graphicData uri="http://schemas.openxmlformats.org/drawingml/2006/picture">
+                <pic:pic xmlns:pic="http://schemas.openxmlformats.org/drawingml/2006/picture">
+                  <pic:nvPicPr>
+                    <pic:cNvPr id="1319598909" name=""/>
+                    <pic:cNvPicPr/>
+                  </pic:nvPicPr>
+                  <pic:blipFill>
+                    <a:blip r:embed="rId49"/>
+                    <a:stretch>
+                      <a:fillRect/>
+                    </a:stretch>
+                  </pic:blipFill>
+                  <pic:spPr>
+                    <a:xfrm>
+                      <a:off x="0" y="0"/>
+                      <a:ext cx="2851401" cy="2304877"/>
+                    </a:xfrm>
+                    <a:prstGeom prst="rect">
+                      <a:avLst/>
+                    </a:prstGeom>
+                  </pic:spPr>
+                </pic:pic>
+              </a:graphicData>
+            </a:graphic>
+          </wp:inline>
+        </w:drawing>
+      </w:r>
+      <w:r>
+        <w:rPr>
+          <w:rFonts w:eastAsia="Times New Roman" w:cstheme="minorHAnsi"/>
+          <w:color w:val="000000"/>
+          <w:kern w:val="0"/>
+          <w:szCs w:val="22"/>
+          <w:lang w:val="en-US" w:eastAsia="vi-VN" w:bidi="ar-SA"/>
+          <w14:ligatures w14:val="none"/>
+        </w:rPr>
+        <w:drawing>
+          <wp:inline distT="0" distB="0" distL="0" distR="0" wp14:anchorId="5DDF1D40" wp14:editId="0D023B4C">
+            <wp:extent cx="2844800" cy="2299541"/>
+            <wp:effectExtent l="0" t="0" r="0" b="5715"/>
+            <wp:docPr id="240370751" name="Hình ảnh 1"/>
+            <wp:cNvGraphicFramePr>
+              <a:graphicFrameLocks xmlns:a="http://schemas.openxmlformats.org/drawingml/2006/main" noChangeAspect="1"/>
+            </wp:cNvGraphicFramePr>
+            <a:graphic xmlns:a="http://schemas.openxmlformats.org/drawingml/2006/main">
+              <a:graphicData uri="http://schemas.openxmlformats.org/drawingml/2006/picture">
+                <pic:pic xmlns:pic="http://schemas.openxmlformats.org/drawingml/2006/picture">
+                  <pic:nvPicPr>
+                    <pic:cNvPr id="240370751" name=""/>
+                    <pic:cNvPicPr/>
+                  </pic:nvPicPr>
+                  <pic:blipFill>
+                    <a:blip r:embed="rId50"/>
+                    <a:stretch>
+                      <a:fillRect/>
+                    </a:stretch>
+                  </pic:blipFill>
+                  <pic:spPr>
+                    <a:xfrm>
+                      <a:off x="0" y="0"/>
+                      <a:ext cx="2867280" cy="2317713"/>
+                    </a:xfrm>
+                    <a:prstGeom prst="rect">
+                      <a:avLst/>
+                    </a:prstGeom>
+                  </pic:spPr>
+                </pic:pic>
+              </a:graphicData>
+            </a:graphic>
+          </wp:inline>
+        </w:drawing>
+      </w:r>
+    </w:p>
+    <w:p>
+      <w:pPr>
+        <w:spacing w:after="0" w:line="240" w:lineRule="auto"/>
+        <w:rPr>
+          <w:rFonts w:eastAsia="Times New Roman" w:cstheme="minorHAnsi"/>
+          <w:color w:val="000000"/>
+          <w:kern w:val="0"/>
+          <w:szCs w:val="22"/>
+          <w:lang w:val="en-US" w:eastAsia="vi-VN" w:bidi="ar-SA"/>
+          <w14:ligatures w14:val="none"/>
+        </w:rPr>
+      </w:pPr>
+    </w:p>
+    <w:p>
+      <w:pPr>
+        <w:spacing w:after="0" w:line="240" w:lineRule="auto"/>
+        <w:rPr>
+          <w:rFonts w:eastAsia="Times New Roman" w:cstheme="minorHAnsi"/>
+          <w:b/>
+          <w:bCs/>
+          <w:color w:val="000000"/>
+          <w:kern w:val="0"/>
+          <w:szCs w:val="22"/>
+          <w:lang w:eastAsia="vi-VN" w:bidi="ar-SA"/>
+          <w14:ligatures w14:val="none"/>
+        </w:rPr>
+      </w:pPr>
+      <w:r>
+        <w:rPr>
+          <w:rFonts w:eastAsia="Times New Roman" w:cstheme="minorHAnsi"/>
+          <w:b/>
+          <w:bCs/>
+          <w:color w:val="000000"/>
+          <w:kern w:val="0"/>
+          <w:szCs w:val="22"/>
+          <w:lang w:eastAsia="vi-VN" w:bidi="ar-SA"/>
+          <w14:ligatures w14:val="none"/>
+        </w:rPr>
+        <w:t>Bài tập 4: Prometheus + Grafana Monitoring</w:t>
+      </w:r>
+    </w:p>
+    <w:p>
+      <w:pPr>
+        <w:pStyle w:val="oancuaDanhsach"/>
+        <w:numPr>
+          <w:ilvl w:val="0"/>
+          <w:numId w:val="14"/>
+        </w:numPr>
+        <w:spacing w:after="0" w:line="240" w:lineRule="auto"/>
+        <w:rPr>
+          <w:rFonts w:eastAsia="Times New Roman" w:cstheme="minorHAnsi"/>
+          <w:color w:val="000000"/>
+          <w:kern w:val="0"/>
+          <w:szCs w:val="22"/>
+          <w:lang w:eastAsia="vi-VN" w:bidi="ar-SA"/>
+          <w14:ligatures w14:val="none"/>
+        </w:rPr>
+      </w:pPr>
+      <w:r>
+        <w:rPr>
+          <w:rFonts w:eastAsia="Times New Roman" w:cstheme="minorHAnsi"/>
+          <w:color w:val="000000"/>
+          <w:kern w:val="0"/>
+          <w:szCs w:val="22"/>
+          <w:lang w:eastAsia="vi-VN" w:bidi="ar-SA"/>
+          <w14:ligatures w14:val="none"/>
+        </w:rPr>
+        <w:t>Mục tiêu: Giám sát Docker containers dùng Prometheus và Grafana.</w:t>
+      </w:r>
+    </w:p>
+    <w:p>
+      <w:pPr>
+        <w:pStyle w:val="oancuaDanhsach"/>
+        <w:numPr>
+          <w:ilvl w:val="0"/>
+          <w:numId w:val="14"/>
+        </w:numPr>
+        <w:spacing w:after="0" w:line="240" w:lineRule="auto"/>
+        <w:rPr>
+          <w:rFonts w:eastAsia="Times New Roman" w:cstheme="minorHAnsi"/>
+          <w:b/>
+          <w:bCs/>
+          <w:i/>
+          <w:iCs/>
+          <w:color w:val="000000"/>
+          <w:kern w:val="0"/>
+          <w:szCs w:val="22"/>
+          <w:lang w:eastAsia="vi-VN" w:bidi="ar-SA"/>
+          <w14:ligatures w14:val="none"/>
+        </w:rPr>
+      </w:pPr>
+      <w:r>
+        <w:rPr>
+          <w:rFonts w:eastAsia="Times New Roman" w:cstheme="minorHAnsi"/>
+          <w:b/>
+          <w:bCs/>
+          <w:i/>
+          <w:iCs/>
+          <w:color w:val="000000"/>
+          <w:kern w:val="0"/>
+          <w:szCs w:val="22"/>
+          <w:lang w:eastAsia="vi-VN" w:bidi="ar-SA"/>
+          <w14:ligatures w14:val="none"/>
+        </w:rPr>
+        <w:t>Yêu cầu:</w:t>
+      </w:r>
+    </w:p>
+    <w:p>
+      <w:pPr>
+        <w:spacing w:after="0" w:line="240" w:lineRule="auto"/>
+        <w:ind w:left="720"/>
+        <w:rPr>
+          <w:rFonts w:eastAsia="Times New Roman" w:cstheme="minorHAnsi"/>
+          <w:color w:val="000000"/>
+          <w:kern w:val="0"/>
+          <w:szCs w:val="22"/>
+          <w:lang w:eastAsia="vi-VN" w:bidi="ar-SA"/>
+          <w14:ligatures w14:val="none"/>
+        </w:rPr>
+      </w:pPr>
+      <w:r>
+        <w:rPr>
+          <w:rFonts w:eastAsia="Times New Roman" w:cstheme="minorHAnsi"/>
+          <w:color w:val="000000"/>
+          <w:kern w:val="0"/>
+          <w:szCs w:val="22"/>
+          <w:lang w:eastAsia="vi-VN" w:bidi="ar-SA"/>
+          <w14:ligatures w14:val="none"/>
+        </w:rPr>
+        <w:t>1. Service Prometheus (port 9090) với file cấu hình thu thập metrics từ Docker.</w:t>
+      </w:r>
+    </w:p>
+    <w:p>
+      <w:pPr>
+        <w:spacing w:after="0" w:line="240" w:lineRule="auto"/>
+        <w:ind w:left="720"/>
+        <w:rPr>
+          <w:rFonts w:eastAsia="Times New Roman" w:cstheme="minorHAnsi"/>
+          <w:color w:val="000000"/>
+          <w:kern w:val="0"/>
+          <w:szCs w:val="22"/>
+          <w:lang w:eastAsia="vi-VN" w:bidi="ar-SA"/>
+          <w14:ligatures w14:val="none"/>
+        </w:rPr>
+      </w:pPr>
+      <w:r>
+        <w:rPr>
+          <w:rFonts w:eastAsia="Times New Roman" w:cstheme="minorHAnsi"/>
+          <w:color w:val="000000"/>
+          <w:kern w:val="0"/>
+          <w:szCs w:val="22"/>
+          <w:lang w:eastAsia="vi-VN" w:bidi="ar-SA"/>
+          <w14:ligatures w14:val="none"/>
+        </w:rPr>
+        <w:t>2. Service Grafana (port 3000) kết nối đến Prometheus.</w:t>
+      </w:r>
+    </w:p>
+    <w:p>
+      <w:pPr>
+        <w:spacing w:after="0" w:line="240" w:lineRule="auto"/>
+        <w:ind w:left="720"/>
+        <w:rPr>
+          <w:rFonts w:eastAsia="Times New Roman" w:cstheme="minorHAnsi"/>
+          <w:color w:val="000000"/>
+          <w:kern w:val="0"/>
+          <w:szCs w:val="22"/>
+          <w:lang w:val="en-US" w:eastAsia="vi-VN" w:bidi="ar-SA"/>
+          <w14:ligatures w14:val="none"/>
+        </w:rPr>
+      </w:pPr>
+      <w:r>
+        <w:rPr>
+          <w:rFonts w:eastAsia="Times New Roman" w:cstheme="minorHAnsi"/>
+          <w:color w:val="000000"/>
+          <w:kern w:val="0"/>
+          <w:szCs w:val="22"/>
+          <w:lang w:eastAsia="vi-VN" w:bidi="ar-SA"/>
+          <w14:ligatures w14:val="none"/>
+        </w:rPr>
+        <w:lastRenderedPageBreak/>
+        <w:t>3. Volume để lưu dữ liệu Prometheus và Grafana.</w:t>
+      </w:r>
+    </w:p>
+    <w:p>
+      <w:pPr>
+        <w:spacing w:after="0" w:line="240" w:lineRule="auto"/>
+        <w:rPr>
+          <w:rFonts w:eastAsia="Times New Roman" w:cstheme="minorHAnsi"/>
+          <w:color w:val="000000"/>
+          <w:kern w:val="0"/>
+          <w:szCs w:val="22"/>
+          <w:lang w:val="en-US" w:eastAsia="vi-VN" w:bidi="ar-SA"/>
+          <w14:ligatures w14:val="none"/>
+        </w:rPr>
+      </w:pPr>
+      <w:r>
+        <w:rPr>
+          <w:rFonts w:eastAsia="Times New Roman" w:cstheme="minorHAnsi"/>
+          <w:color w:val="000000"/>
+          <w:kern w:val="0"/>
+          <w:szCs w:val="22"/>
+          <w:lang w:val="en-US" w:eastAsia="vi-VN" w:bidi="ar-SA"/>
+          <w14:ligatures w14:val="none"/>
+        </w:rPr>
+        <w:drawing>
+          <wp:inline distT="0" distB="0" distL="0" distR="0" wp14:anchorId="59BB6606" wp14:editId="027F8447">
+            <wp:extent cx="5731510" cy="4479925"/>
+            <wp:effectExtent l="0" t="0" r="2540" b="0"/>
+            <wp:docPr id="1029906972" name="Hình ảnh 1"/>
+            <wp:cNvGraphicFramePr>
+              <a:graphicFrameLocks xmlns:a="http://schemas.openxmlformats.org/drawingml/2006/main" noChangeAspect="1"/>
+            </wp:cNvGraphicFramePr>
+            <a:graphic xmlns:a="http://schemas.openxmlformats.org/drawingml/2006/main">
+              <a:graphicData uri="http://schemas.openxmlformats.org/drawingml/2006/picture">
+                <pic:pic xmlns:pic="http://schemas.openxmlformats.org/drawingml/2006/picture">
+                  <pic:nvPicPr>
+                    <pic:cNvPr id="1029906972" name=""/>
+                    <pic:cNvPicPr/>
+                  </pic:nvPicPr>
+                  <pic:blipFill>
+                    <a:blip r:embed="rId51"/>
+                    <a:stretch>
+                      <a:fillRect/>
+                    </a:stretch>
+                  </pic:blipFill>
+                  <pic:spPr>
+                    <a:xfrm>
+                      <a:off x="0" y="0"/>
+                      <a:ext cx="5731510" cy="4479925"/>
+                    </a:xfrm>
+                    <a:prstGeom prst="rect">
+                      <a:avLst/>
+                    </a:prstGeom>
+                  </pic:spPr>
+                </pic:pic>
+              </a:graphicData>
+            </a:graphic>
+          </wp:inline>
+        </w:drawing>
+      </w:r>
+    </w:p>
+    <w:p>
+      <w:pPr>
+        <w:spacing w:after="0" w:line="240" w:lineRule="auto"/>
+        <w:rPr>
+          <w:rFonts w:eastAsia="Times New Roman" w:cstheme="minorHAnsi"/>
+          <w:color w:val="000000"/>
+          <w:kern w:val="0"/>
+          <w:szCs w:val="22"/>
+          <w:lang w:val="en-US" w:eastAsia="vi-VN" w:bidi="ar-SA"/>
+          <w14:ligatures w14:val="none"/>
+        </w:rPr>
+      </w:pPr>
+      <w:r>
+        <w:rPr>
+          <w:rFonts w:eastAsia="Times New Roman" w:cstheme="minorHAnsi"/>
+          <w:color w:val="000000"/>
+          <w:kern w:val="0"/>
+          <w:szCs w:val="22"/>
+          <w:lang w:val="en-US" w:eastAsia="vi-VN" w:bidi="ar-SA"/>
+          <w14:ligatures w14:val="none"/>
+        </w:rPr>
+        <w:lastRenderedPageBreak/>
+        <w:drawing>
+          <wp:inline distT="0" distB="0" distL="0" distR="0" wp14:anchorId="7842D3AD" wp14:editId="014D546E">
+            <wp:extent cx="5731510" cy="5572760"/>
+            <wp:effectExtent l="0" t="0" r="2540" b="8890"/>
+            <wp:docPr id="2144827641" name="Hình ảnh 1"/>
+            <wp:cNvGraphicFramePr>
+              <a:graphicFrameLocks xmlns:a="http://schemas.openxmlformats.org/drawingml/2006/main" noChangeAspect="1"/>
+            </wp:cNvGraphicFramePr>
+            <a:graphic xmlns:a="http://schemas.openxmlformats.org/drawingml/2006/main">
+              <a:graphicData uri="http://schemas.openxmlformats.org/drawingml/2006/picture">
+                <pic:pic xmlns:pic="http://schemas.openxmlformats.org/drawingml/2006/picture">
+                  <pic:nvPicPr>
+                    <pic:cNvPr id="2144827641" name=""/>
+                    <pic:cNvPicPr/>
+                  </pic:nvPicPr>
+                  <pic:blipFill>
+                    <a:blip r:embed="rId52"/>
+                    <a:stretch>
+                      <a:fillRect/>
+                    </a:stretch>
+                  </pic:blipFill>
+                  <pic:spPr>
+                    <a:xfrm>
+                      <a:off x="0" y="0"/>
+                      <a:ext cx="5731510" cy="5572760"/>
+                    </a:xfrm>
+                    <a:prstGeom prst="rect">
+                      <a:avLst/>
+                    </a:prstGeom>
+                  </pic:spPr>
+                </pic:pic>
+              </a:graphicData>
+            </a:graphic>
+          </wp:inline>
+        </w:drawing>
+      </w:r>
+    </w:p>
+    <w:p>
+      <w:pPr>
+        <w:spacing w:after="0" w:line="240" w:lineRule="auto"/>
+        <w:rPr>
+          <w:rFonts w:eastAsia="Times New Roman" w:cstheme="minorHAnsi"/>
+          <w:b/>
+          <w:bCs/>
+          <w:color w:val="000000"/>
+          <w:kern w:val="0"/>
+          <w:szCs w:val="22"/>
+          <w:lang w:eastAsia="vi-VN" w:bidi="ar-SA"/>
+          <w14:ligatures w14:val="none"/>
+        </w:rPr>
+      </w:pPr>
+      <w:r>
+        <w:rPr>
+          <w:rFonts w:eastAsia="Times New Roman" w:cstheme="minorHAnsi"/>
+          <w:b/>
+          <w:bCs/>
+          <w:color w:val="000000"/>
+          <w:kern w:val="0"/>
+          <w:szCs w:val="22"/>
+          <w:lang w:eastAsia="vi-VN" w:bidi="ar-SA"/>
+          <w14:ligatures w14:val="none"/>
+        </w:rPr>
+        <w:t>Bài tập 5: Multi-tier Voting App</w:t>
+      </w:r>
+    </w:p>
+    <w:p>
+      <w:pPr>
+        <w:pStyle w:val="oancuaDanhsach"/>
+        <w:numPr>
+          <w:ilvl w:val="0"/>
+          <w:numId w:val="15"/>
+        </w:numPr>
+        <w:spacing w:after="0" w:line="240" w:lineRule="auto"/>
+        <w:rPr>
+          <w:rFonts w:eastAsia="Times New Roman" w:cstheme="minorHAnsi"/>
+          <w:color w:val="000000"/>
+          <w:kern w:val="0"/>
+          <w:szCs w:val="22"/>
+          <w:lang w:eastAsia="vi-VN" w:bidi="ar-SA"/>
+          <w14:ligatures w14:val="none"/>
+        </w:rPr>
+      </w:pPr>
+      <w:r>
+        <w:rPr>
+          <w:rFonts w:eastAsia="Times New Roman" w:cstheme="minorHAnsi"/>
+          <w:color w:val="000000"/>
+          <w:kern w:val="0"/>
+          <w:szCs w:val="22"/>
+          <w:lang w:eastAsia="vi-VN" w:bidi="ar-SA"/>
+          <w14:ligatures w14:val="none"/>
+        </w:rPr>
+        <w:t>Mục tiêu: Triển khai ứng dụng voting gồm 5 services (Tham khảo từ Docker Docs).</w:t>
+      </w:r>
+    </w:p>
+    <w:p>
+      <w:pPr>
+        <w:pStyle w:val="oancuaDanhsach"/>
+        <w:numPr>
+          <w:ilvl w:val="0"/>
+          <w:numId w:val="15"/>
+        </w:numPr>
+        <w:spacing w:after="0" w:line="240" w:lineRule="auto"/>
+        <w:rPr>
+          <w:rFonts w:eastAsia="Times New Roman" w:cstheme="minorHAnsi"/>
+          <w:color w:val="000000"/>
+          <w:kern w:val="0"/>
+          <w:szCs w:val="22"/>
+          <w:lang w:eastAsia="vi-VN" w:bidi="ar-SA"/>
+          <w14:ligatures w14:val="none"/>
+        </w:rPr>
+      </w:pPr>
+      <w:r>
+        <w:rPr>
+          <w:rFonts w:eastAsia="Times New Roman" w:cstheme="minorHAnsi"/>
+          <w:color w:val="000000"/>
+          <w:kern w:val="0"/>
+          <w:szCs w:val="22"/>
+          <w:lang w:eastAsia="vi-VN" w:bidi="ar-SA"/>
+          <w14:ligatures w14:val="none"/>
+        </w:rPr>
+        <w:t>Yêu cầu:</w:t>
+      </w:r>
+      <w:r>
+        <w:rPr>
+          <w:rFonts w:eastAsia="Times New Roman" w:cstheme="minorHAnsi"/>
+          <w:color w:val="000000"/>
+          <w:kern w:val="0"/>
+          <w:szCs w:val="22"/>
+          <w:lang w:eastAsia="vi-VN" w:bidi="ar-SA"/>
+          <w14:ligatures w14:val="none"/>
+        </w:rPr>
+        <w:tab/>
+      </w:r>
+      <w:r>
+        <w:rPr>
+          <w:rFonts w:eastAsia="Times New Roman" w:cstheme="minorHAnsi"/>
+          <w:color w:val="000000"/>
+          <w:kern w:val="0"/>
+          <w:szCs w:val="22"/>
+          <w:lang w:eastAsia="vi-VN" w:bidi="ar-SA"/>
+          <w14:ligatures w14:val="none"/>
+        </w:rPr>
+        <w:tab/>
+      </w:r>
+    </w:p>
+    <w:p>
+      <w:pPr>
+        <w:spacing w:after="0" w:line="240" w:lineRule="auto"/>
+        <w:rPr>
+          <w:rFonts w:eastAsia="Times New Roman" w:cstheme="minorHAnsi"/>
+          <w:color w:val="000000"/>
+          <w:kern w:val="0"/>
+          <w:szCs w:val="22"/>
+          <w:lang w:eastAsia="vi-VN" w:bidi="ar-SA"/>
+          <w14:ligatures w14:val="none"/>
+        </w:rPr>
+      </w:pPr>
+      <w:r>
+        <w:rPr>
+          <w:rFonts w:eastAsia="Times New Roman" w:cstheme="minorHAnsi"/>
+          <w:color w:val="000000"/>
+          <w:kern w:val="0"/>
+          <w:szCs w:val="22"/>
+          <w:lang w:eastAsia="vi-VN" w:bidi="ar-SA"/>
+          <w14:ligatures w14:val="none"/>
+        </w:rPr>
+        <w:tab/>
+        <w:t>1. Frontend: vote (Python, port 5000).</w:t>
+      </w:r>
+    </w:p>
+    <w:p>
+      <w:pPr>
+        <w:spacing w:after="0" w:line="240" w:lineRule="auto"/>
+        <w:rPr>
+          <w:rFonts w:eastAsia="Times New Roman" w:cstheme="minorHAnsi"/>
+          <w:color w:val="000000"/>
+          <w:kern w:val="0"/>
+          <w:szCs w:val="22"/>
+          <w:lang w:eastAsia="vi-VN" w:bidi="ar-SA"/>
+          <w14:ligatures w14:val="none"/>
+        </w:rPr>
+      </w:pPr>
+      <w:r>
+        <w:rPr>
+          <w:rFonts w:eastAsia="Times New Roman" w:cstheme="minorHAnsi"/>
+          <w:color w:val="000000"/>
+          <w:kern w:val="0"/>
+          <w:szCs w:val="22"/>
+          <w:lang w:eastAsia="vi-VN" w:bidi="ar-SA"/>
+          <w14:ligatures w14:val="none"/>
+        </w:rPr>
+        <w:tab/>
+        <w:t>2. Backend: result (Node.js, port 5001).</w:t>
+      </w:r>
+    </w:p>
+    <w:p>
+      <w:pPr>
+        <w:spacing w:after="0" w:line="240" w:lineRule="auto"/>
+        <w:rPr>
+          <w:rFonts w:eastAsia="Times New Roman" w:cstheme="minorHAnsi"/>
+          <w:color w:val="000000"/>
+          <w:kern w:val="0"/>
+          <w:szCs w:val="22"/>
+          <w:lang w:eastAsia="vi-VN" w:bidi="ar-SA"/>
+          <w14:ligatures w14:val="none"/>
+        </w:rPr>
+      </w:pPr>
+      <w:r>
+        <w:rPr>
+          <w:rFonts w:eastAsia="Times New Roman" w:cstheme="minorHAnsi"/>
+          <w:color w:val="000000"/>
+          <w:kern w:val="0"/>
+          <w:szCs w:val="22"/>
+          <w:lang w:eastAsia="vi-VN" w:bidi="ar-SA"/>
+          <w14:ligatures w14:val="none"/>
+        </w:rPr>
+        <w:tab/>
+        <w:t>3. Redis (lưu tạm vote).</w:t>
+      </w:r>
+    </w:p>
+    <w:p>
+      <w:pPr>
+        <w:spacing w:after="0" w:line="240" w:lineRule="auto"/>
+        <w:rPr>
+          <w:rFonts w:eastAsia="Times New Roman" w:cstheme="minorHAnsi"/>
+          <w:color w:val="000000"/>
+          <w:kern w:val="0"/>
+          <w:szCs w:val="22"/>
+          <w:lang w:eastAsia="vi-VN" w:bidi="ar-SA"/>
+          <w14:ligatures w14:val="none"/>
+        </w:rPr>
+      </w:pPr>
+      <w:r>
+        <w:rPr>
+          <w:rFonts w:eastAsia="Times New Roman" w:cstheme="minorHAnsi"/>
+          <w:color w:val="000000"/>
+          <w:kern w:val="0"/>
+          <w:szCs w:val="22"/>
+          <w:lang w:eastAsia="vi-VN" w:bidi="ar-SA"/>
+          <w14:ligatures w14:val="none"/>
+        </w:rPr>
+        <w:tab/>
+        <w:t>4. Worker (Java) xử lý vote từ Redis sang DB.</w:t>
+      </w:r>
+    </w:p>
+    <w:p>
+      <w:pPr>
+        <w:spacing w:after="0" w:line="240" w:lineRule="auto"/>
+        <w:rPr>
+          <w:rFonts w:eastAsia="Times New Roman" w:cstheme="minorHAnsi"/>
+          <w:color w:val="000000"/>
+          <w:kern w:val="0"/>
+          <w:szCs w:val="22"/>
+          <w:lang w:eastAsia="vi-VN" w:bidi="ar-SA"/>
+          <w14:ligatures w14:val="none"/>
+        </w:rPr>
+      </w:pPr>
+      <w:r>
+        <w:rPr>
+          <w:rFonts w:eastAsia="Times New Roman" w:cstheme="minorHAnsi"/>
+          <w:color w:val="000000"/>
+          <w:kern w:val="0"/>
+          <w:szCs w:val="22"/>
+          <w:lang w:eastAsia="vi-VN" w:bidi="ar-SA"/>
+          <w14:ligatures w14:val="none"/>
+        </w:rPr>
+        <w:tab/>
+        <w:t>5. Postgres (lưu kết quả).</w:t>
+      </w:r>
+    </w:p>
+    <w:p>
+      <w:pPr>
+        <w:spacing w:after="0" w:line="240" w:lineRule="auto"/>
+        <w:rPr>
+          <w:rFonts w:eastAsia="Times New Roman" w:cstheme="minorHAnsi"/>
+          <w:color w:val="000000"/>
+          <w:kern w:val="0"/>
+          <w:szCs w:val="22"/>
+          <w:lang w:val="en-US" w:eastAsia="vi-VN" w:bidi="ar-SA"/>
+          <w14:ligatures w14:val="none"/>
+        </w:rPr>
+      </w:pPr>
+      <w:r>
+        <w:rPr>
+          <w:rFonts w:eastAsia="Times New Roman" w:cstheme="minorHAnsi"/>
+          <w:color w:val="000000"/>
+          <w:kern w:val="0"/>
+          <w:szCs w:val="22"/>
+          <w:lang w:eastAsia="vi-VN" w:bidi="ar-SA"/>
+          <w14:ligatures w14:val="none"/>
+        </w:rPr>
+        <w:lastRenderedPageBreak/>
+        <w:drawing>
+          <wp:inline distT="0" distB="0" distL="0" distR="0" wp14:anchorId="145FECEE" wp14:editId="36594439">
+            <wp:extent cx="5731510" cy="4479925"/>
+            <wp:effectExtent l="0" t="0" r="2540" b="0"/>
+            <wp:docPr id="2116733859" name="Hình ảnh 1"/>
+            <wp:cNvGraphicFramePr>
+              <a:graphicFrameLocks xmlns:a="http://schemas.openxmlformats.org/drawingml/2006/main" noChangeAspect="1"/>
+            </wp:cNvGraphicFramePr>
+            <a:graphic xmlns:a="http://schemas.openxmlformats.org/drawingml/2006/main">
+              <a:graphicData uri="http://schemas.openxmlformats.org/drawingml/2006/picture">
+                <pic:pic xmlns:pic="http://schemas.openxmlformats.org/drawingml/2006/picture">
+                  <pic:nvPicPr>
+                    <pic:cNvPr id="2116733859" name=""/>
+                    <pic:cNvPicPr/>
+                  </pic:nvPicPr>
+                  <pic:blipFill>
+                    <a:blip r:embed="rId53"/>
+                    <a:stretch>
+                      <a:fillRect/>
+                    </a:stretch>
+                  </pic:blipFill>
+                  <pic:spPr>
+                    <a:xfrm>
+                      <a:off x="0" y="0"/>
+                      <a:ext cx="5731510" cy="4479925"/>
+                    </a:xfrm>
+                    <a:prstGeom prst="rect">
+                      <a:avLst/>
+                    </a:prstGeom>
+                  </pic:spPr>
+                </pic:pic>
+              </a:graphicData>
+            </a:graphic>
+          </wp:inline>
+        </w:drawing>
+      </w:r>
+    </w:p>
+    <w:p>
+      <w:pPr>
+        <w:spacing w:after="0" w:line="240" w:lineRule="auto"/>
+        <w:rPr>
+          <w:rFonts w:eastAsia="Times New Roman" w:cstheme="minorHAnsi"/>
+          <w:color w:val="000000"/>
+          <w:kern w:val="0"/>
+          <w:szCs w:val="22"/>
+          <w:lang w:val="en-US" w:eastAsia="vi-VN" w:bidi="ar-SA"/>
+          <w14:ligatures w14:val="none"/>
+        </w:rPr>
+      </w:pPr>
+      <w:r>
+        <w:rPr>
+          <w:rFonts w:eastAsia="Times New Roman" w:cstheme="minorHAnsi"/>
+          <w:color w:val="000000"/>
+          <w:kern w:val="0"/>
+          <w:szCs w:val="22"/>
+          <w:lang w:eastAsia="vi-VN" w:bidi="ar-SA"/>
+          <w14:ligatures w14:val="none"/>
+        </w:rPr>
+        <w:drawing>
+          <wp:inline distT="0" distB="0" distL="0" distR="0" wp14:anchorId="2D534561" wp14:editId="66A190A5">
+            <wp:extent cx="5731510" cy="3775710"/>
+            <wp:effectExtent l="0" t="0" r="2540" b="0"/>
+            <wp:docPr id="2002748646" name="Hình ảnh 1"/>
+            <wp:cNvGraphicFramePr>
+              <a:graphicFrameLocks xmlns:a="http://schemas.openxmlformats.org/drawingml/2006/main" noChangeAspect="1"/>
+            </wp:cNvGraphicFramePr>
+            <a:graphic xmlns:a="http://schemas.openxmlformats.org/drawingml/2006/main">
+              <a:graphicData uri="http://schemas.openxmlformats.org/drawingml/2006/picture">
+                <pic:pic xmlns:pic="http://schemas.openxmlformats.org/drawingml/2006/picture">
+                  <pic:nvPicPr>
+                    <pic:cNvPr id="2002748646" name=""/>
+                    <pic:cNvPicPr/>
+                  </pic:nvPicPr>
+                  <pic:blipFill>
+                    <a:blip r:embed="rId54"/>
+                    <a:stretch>
+                      <a:fillRect/>
+                    </a:stretch>
+                  </pic:blipFill>
+                  <pic:spPr>
+                    <a:xfrm>
+                      <a:off x="0" y="0"/>
+                      <a:ext cx="5731510" cy="3775710"/>
+                    </a:xfrm>
+                    <a:prstGeom prst="rect">
+                      <a:avLst/>
+                    </a:prstGeom>
+                  </pic:spPr>
+                </pic:pic>
+              </a:graphicData>
+            </a:graphic>
+          </wp:inline>
+        </w:drawing>
+      </w:r>
+    </w:p>
+    <w:p>
+      <w:pPr>
+        <w:spacing w:after="0" w:line="240" w:lineRule="auto"/>
+        <w:rPr>
+          <w:rFonts w:eastAsia="Times New Roman" w:cstheme="minorHAnsi"/>
+          <w:color w:val="000000"/>
+          <w:kern w:val="0"/>
+          <w:szCs w:val="22"/>
+          <w:lang w:eastAsia="vi-VN" w:bidi="ar-SA"/>
+          <w14:ligatures w14:val="none"/>
+        </w:rPr>
+      </w:pPr>
+      <w:r>
+        <w:rPr>
+          <w:rFonts w:eastAsia="Times New Roman" w:cstheme="minorHAnsi"/>
+          <w:color w:val="000000"/>
+          <w:kern w:val="0"/>
+          <w:szCs w:val="22"/>
+          <w:lang w:eastAsia="vi-VN" w:bidi="ar-SA"/>
+          <w14:ligatures w14:val="none"/>
+        </w:rPr>
+        <w:lastRenderedPageBreak/>
+        <w:drawing>
+          <wp:inline distT="0" distB="0" distL="0" distR="0" wp14:anchorId="41CEE6CA" wp14:editId="5D6180D9">
+            <wp:extent cx="5731510" cy="3775710"/>
+            <wp:effectExtent l="0" t="0" r="2540" b="0"/>
+            <wp:docPr id="520794415" name="Hình ảnh 1"/>
+            <wp:cNvGraphicFramePr>
+              <a:graphicFrameLocks xmlns:a="http://schemas.openxmlformats.org/drawingml/2006/main" noChangeAspect="1"/>
+            </wp:cNvGraphicFramePr>
+            <a:graphic xmlns:a="http://schemas.openxmlformats.org/drawingml/2006/main">
+              <a:graphicData uri="http://schemas.openxmlformats.org/drawingml/2006/picture">
+                <pic:pic xmlns:pic="http://schemas.openxmlformats.org/drawingml/2006/picture">
+                  <pic:nvPicPr>
+                    <pic:cNvPr id="520794415" name=""/>
+                    <pic:cNvPicPr/>
+                  </pic:nvPicPr>
+                  <pic:blipFill>
+                    <a:blip r:embed="rId55"/>
+                    <a:stretch>
+                      <a:fillRect/>
+                    </a:stretch>
+                  </pic:blipFill>
+                  <pic:spPr>
+                    <a:xfrm>
+                      <a:off x="0" y="0"/>
+                      <a:ext cx="5731510" cy="3775710"/>
+                    </a:xfrm>
+                    <a:prstGeom prst="rect">
+                      <a:avLst/>
+                    </a:prstGeom>
+                  </pic:spPr>
+                </pic:pic>
+              </a:graphicData>
+            </a:graphic>
+          </wp:inline>
+        </w:drawing>
+      </w:r>
+      <w:r>
+        <w:rPr>
+          <w:rFonts w:eastAsia="Times New Roman" w:cstheme="minorHAnsi"/>
+          <w:color w:val="000000"/>
+          <w:kern w:val="0"/>
+          <w:szCs w:val="22"/>
+          <w:lang w:eastAsia="vi-VN" w:bidi="ar-SA"/>
+          <w14:ligatures w14:val="none"/>
+        </w:rPr>
+        <w:tab/>
+      </w:r>
+      <w:r>
+        <w:rPr>
+          <w:rFonts w:eastAsia="Times New Roman" w:cstheme="minorHAnsi"/>
+          <w:color w:val="000000"/>
+          <w:kern w:val="0"/>
+          <w:szCs w:val="22"/>
+          <w:lang w:eastAsia="vi-VN" w:bidi="ar-SA"/>
+          <w14:ligatures w14:val="none"/>
+        </w:rPr>
+        <w:tab/>
+      </w:r>
+      <w:r>
+        <w:rPr>
+          <w:rFonts w:eastAsia="Times New Roman" w:cstheme="minorHAnsi"/>
+          <w:color w:val="000000"/>
+          <w:kern w:val="0"/>
+          <w:szCs w:val="22"/>
+          <w:lang w:eastAsia="vi-VN" w:bidi="ar-SA"/>
+          <w14:ligatures w14:val="none"/>
+        </w:rPr>
+        <w:tab/>
+      </w:r>
+      <w:r>
+        <w:rPr>
+          <w:rFonts w:eastAsia="Times New Roman" w:cstheme="minorHAnsi"/>
+          <w:color w:val="000000"/>
+          <w:kern w:val="0"/>
+          <w:szCs w:val="22"/>
+          <w:lang w:eastAsia="vi-VN" w:bidi="ar-SA"/>
+          <w14:ligatures w14:val="none"/>
+        </w:rPr>
+        <w:tab/>
+      </w:r>
+    </w:p>
+    <w:p>
+      <w:pPr>
+        <w:spacing w:after="0" w:line="240" w:lineRule="auto"/>
+        <w:rPr>
+          <w:rFonts w:eastAsia="Times New Roman" w:cstheme="minorHAnsi"/>
+          <w:b/>
+          <w:bCs/>
+          <w:color w:val="000000"/>
+          <w:kern w:val="0"/>
+          <w:szCs w:val="22"/>
+          <w:lang w:eastAsia="vi-VN" w:bidi="ar-SA"/>
+          <w14:ligatures w14:val="none"/>
+        </w:rPr>
+      </w:pPr>
+      <w:r>
+        <w:rPr>
+          <w:rFonts w:eastAsia="Times New Roman" w:cstheme="minorHAnsi"/>
+          <w:b/>
+          <w:bCs/>
+          <w:color w:val="000000"/>
+          <w:kern w:val="0"/>
+          <w:szCs w:val="22"/>
+          <w:lang w:eastAsia="vi-VN" w:bidi="ar-SA"/>
+          <w14:ligatures w14:val="none"/>
+        </w:rPr>
+        <w:t>Bài tập 7: Elasticsearch + Kibana</w:t>
+      </w:r>
+    </w:p>
+    <w:p>
+      <w:pPr>
+        <w:pStyle w:val="oancuaDanhsach"/>
+        <w:numPr>
+          <w:ilvl w:val="0"/>
+          <w:numId w:val="17"/>
+        </w:numPr>
+        <w:spacing w:after="0" w:line="240" w:lineRule="auto"/>
+        <w:rPr>
+          <w:rFonts w:eastAsia="Times New Roman" w:cstheme="minorHAnsi"/>
+          <w:color w:val="000000"/>
+          <w:kern w:val="0"/>
+          <w:szCs w:val="22"/>
+          <w:lang w:eastAsia="vi-VN" w:bidi="ar-SA"/>
+          <w14:ligatures w14:val="none"/>
+        </w:rPr>
+      </w:pPr>
+      <w:r>
+        <w:rPr>
+          <w:rFonts w:eastAsia="Times New Roman" w:cstheme="minorHAnsi"/>
+          <w:color w:val="000000"/>
+          <w:kern w:val="0"/>
+          <w:szCs w:val="22"/>
+          <w:lang w:eastAsia="vi-VN" w:bidi="ar-SA"/>
+          <w14:ligatures w14:val="none"/>
+        </w:rPr>
+        <w:t>Mục tiêu: Triển khai ELK stack đơn giản.</w:t>
+      </w:r>
+    </w:p>
+    <w:p>
+      <w:pPr>
+        <w:pStyle w:val="oancuaDanhsach"/>
+        <w:numPr>
+          <w:ilvl w:val="0"/>
+          <w:numId w:val="17"/>
+        </w:numPr>
+        <w:spacing w:after="0" w:line="240" w:lineRule="auto"/>
+        <w:rPr>
+          <w:rFonts w:eastAsia="Times New Roman" w:cstheme="minorHAnsi"/>
+          <w:color w:val="000000"/>
+          <w:kern w:val="0"/>
+          <w:szCs w:val="22"/>
+          <w:lang w:eastAsia="vi-VN" w:bidi="ar-SA"/>
+          <w14:ligatures w14:val="none"/>
+        </w:rPr>
+      </w:pPr>
+      <w:r>
+        <w:rPr>
+          <w:rFonts w:eastAsia="Times New Roman" w:cstheme="minorHAnsi"/>
+          <w:color w:val="000000"/>
+          <w:kern w:val="0"/>
+          <w:szCs w:val="22"/>
+          <w:lang w:eastAsia="vi-VN" w:bidi="ar-SA"/>
+          <w14:ligatures w14:val="none"/>
+        </w:rPr>
+        <w:t>Yêu cầu:</w:t>
+      </w:r>
+      <w:r>
+        <w:rPr>
+          <w:rFonts w:eastAsia="Times New Roman" w:cstheme="minorHAnsi"/>
+          <w:color w:val="000000"/>
+          <w:kern w:val="0"/>
+          <w:szCs w:val="22"/>
+          <w:lang w:eastAsia="vi-VN" w:bidi="ar-SA"/>
+          <w14:ligatures w14:val="none"/>
+        </w:rPr>
+        <w:tab/>
+      </w:r>
+      <w:r>
+        <w:rPr>
+          <w:rFonts w:eastAsia="Times New Roman" w:cstheme="minorHAnsi"/>
+          <w:color w:val="000000"/>
+          <w:kern w:val="0"/>
+          <w:szCs w:val="22"/>
+          <w:lang w:eastAsia="vi-VN" w:bidi="ar-SA"/>
+          <w14:ligatures w14:val="none"/>
+        </w:rPr>
+        <w:tab/>
+      </w:r>
+    </w:p>
+    <w:p>
+      <w:pPr>
+        <w:spacing w:after="0" w:line="240" w:lineRule="auto"/>
+        <w:rPr>
+          <w:rFonts w:eastAsia="Times New Roman" w:cstheme="minorHAnsi"/>
+          <w:color w:val="000000"/>
+          <w:kern w:val="0"/>
+          <w:szCs w:val="22"/>
+          <w:lang w:eastAsia="vi-VN" w:bidi="ar-SA"/>
+          <w14:ligatures w14:val="none"/>
+        </w:rPr>
+      </w:pPr>
+      <w:r>
+        <w:rPr>
+          <w:rFonts w:eastAsia="Times New Roman" w:cstheme="minorHAnsi"/>
+          <w:color w:val="000000"/>
+          <w:kern w:val="0"/>
+          <w:szCs w:val="22"/>
+          <w:lang w:eastAsia="vi-VN" w:bidi="ar-SA"/>
+          <w14:ligatures w14:val="none"/>
+        </w:rPr>
+        <w:tab/>
+        <w:t>1. Service Elasticsearch (port 9200) với volume.</w:t>
+      </w:r>
+    </w:p>
+    <w:p>
+      <w:pPr>
+        <w:spacing w:after="0" w:line="240" w:lineRule="auto"/>
+        <w:rPr>
+          <w:rFonts w:eastAsia="Times New Roman" w:cstheme="minorHAnsi"/>
+          <w:color w:val="000000"/>
+          <w:kern w:val="0"/>
+          <w:szCs w:val="22"/>
+          <w:lang w:eastAsia="vi-VN" w:bidi="ar-SA"/>
+          <w14:ligatures w14:val="none"/>
+        </w:rPr>
+      </w:pPr>
+      <w:r>
+        <w:rPr>
+          <w:rFonts w:eastAsia="Times New Roman" w:cstheme="minorHAnsi"/>
+          <w:color w:val="000000"/>
+          <w:kern w:val="0"/>
+          <w:szCs w:val="22"/>
+          <w:lang w:eastAsia="vi-VN" w:bidi="ar-SA"/>
+          <w14:ligatures w14:val="none"/>
+        </w:rPr>
+        <w:tab/>
+        <w:t>2. Service Kibana (port 5601) kết nối với Elasticsearch.</w:t>
+      </w:r>
+    </w:p>
+    <w:p>
+      <w:pPr>
+        <w:spacing w:after="0" w:line="240" w:lineRule="auto"/>
+        <w:rPr>
+          <w:rFonts w:eastAsia="Times New Roman" w:cstheme="minorHAnsi"/>
+          <w:color w:val="000000"/>
+          <w:kern w:val="0"/>
+          <w:szCs w:val="22"/>
+          <w:lang w:val="en-US" w:eastAsia="vi-VN" w:bidi="ar-SA"/>
+          <w14:ligatures w14:val="none"/>
+        </w:rPr>
+      </w:pPr>
+      <w:r>
+        <w:rPr>
+          <w:rFonts w:eastAsia="Times New Roman" w:cstheme="minorHAnsi"/>
+          <w:color w:val="000000"/>
+          <w:kern w:val="0"/>
+          <w:szCs w:val="22"/>
+          <w:lang w:eastAsia="vi-VN" w:bidi="ar-SA"/>
+          <w14:ligatures w14:val="none"/>
+        </w:rPr>
+        <w:tab/>
+        <w:t>3. Thiết lập environment variables cho credentials.</w:t>
+      </w:r>
+    </w:p>
+    <w:p>
+      <w:pPr>
+        <w:spacing w:after="0" w:line="240" w:lineRule="auto"/>
+        <w:rPr>
+          <w:rFonts w:eastAsia="Times New Roman" w:cstheme="minorHAnsi"/>
+          <w:color w:val="000000"/>
+          <w:kern w:val="0"/>
+          <w:szCs w:val="22"/>
+          <w:lang w:val="en-US" w:eastAsia="vi-VN" w:bidi="ar-SA"/>
+          <w14:ligatures w14:val="none"/>
+        </w:rPr>
+      </w:pPr>
+      <w:r>
+        <w:rPr>
+          <w:rFonts w:eastAsia="Times New Roman" w:cstheme="minorHAnsi"/>
+          <w:color w:val="000000"/>
+          <w:kern w:val="0"/>
+          <w:szCs w:val="22"/>
+          <w:lang w:val="en-US" w:eastAsia="vi-VN" w:bidi="ar-SA"/>
+          <w14:ligatures w14:val="none"/>
+        </w:rPr>
+        <w:lastRenderedPageBreak/>
+        <w:drawing>
+          <wp:inline distT="0" distB="0" distL="0" distR="0" wp14:anchorId="1DD100F4" wp14:editId="1BF38C05">
+            <wp:extent cx="5731510" cy="4479925"/>
+            <wp:effectExtent l="0" t="0" r="2540" b="0"/>
+            <wp:docPr id="1949415791" name="Hình ảnh 1"/>
+            <wp:cNvGraphicFramePr>
+              <a:graphicFrameLocks xmlns:a="http://schemas.openxmlformats.org/drawingml/2006/main" noChangeAspect="1"/>
+            </wp:cNvGraphicFramePr>
+            <a:graphic xmlns:a="http://schemas.openxmlformats.org/drawingml/2006/main">
+              <a:graphicData uri="http://schemas.openxmlformats.org/drawingml/2006/picture">
+                <pic:pic xmlns:pic="http://schemas.openxmlformats.org/drawingml/2006/picture">
+                  <pic:nvPicPr>
+                    <pic:cNvPr id="1949415791" name=""/>
+                    <pic:cNvPicPr/>
+                  </pic:nvPicPr>
+                  <pic:blipFill>
+                    <a:blip r:embed="rId56"/>
+                    <a:stretch>
+                      <a:fillRect/>
+                    </a:stretch>
+                  </pic:blipFill>
+                  <pic:spPr>
+                    <a:xfrm>
+                      <a:off x="0" y="0"/>
+                      <a:ext cx="5731510" cy="4479925"/>
+                    </a:xfrm>
+                    <a:prstGeom prst="rect">
+                      <a:avLst/>
+                    </a:prstGeom>
+                  </pic:spPr>
+                </pic:pic>
+              </a:graphicData>
+            </a:graphic>
+          </wp:inline>
+        </w:drawing>
+      </w:r>
+    </w:p>
+    <w:p>
+      <w:pPr>
+        <w:spacing w:after="0" w:line="240" w:lineRule="auto"/>
+        <w:rPr>
+          <w:rFonts w:eastAsia="Times New Roman" w:cstheme="minorHAnsi"/>
+          <w:color w:val="000000"/>
+          <w:kern w:val="0"/>
+          <w:szCs w:val="22"/>
+          <w:lang w:val="en-US" w:eastAsia="vi-VN" w:bidi="ar-SA"/>
+          <w14:ligatures w14:val="none"/>
+        </w:rPr>
+      </w:pPr>
+      <w:r>
+        <w:rPr>
+          <w:rFonts w:eastAsia="Times New Roman" w:cstheme="minorHAnsi"/>
+          <w:color w:val="000000"/>
+          <w:kern w:val="0"/>
+          <w:szCs w:val="22"/>
+          <w:lang w:val="en-US" w:eastAsia="vi-VN" w:bidi="ar-SA"/>
+          <w14:ligatures w14:val="none"/>
+        </w:rPr>
+        <w:drawing>
+          <wp:inline distT="0" distB="0" distL="0" distR="0" wp14:anchorId="072E207F" wp14:editId="71421C7D">
+            <wp:extent cx="5731510" cy="3421380"/>
+            <wp:effectExtent l="0" t="0" r="2540" b="7620"/>
+            <wp:docPr id="112387867" name="Hình ảnh 1"/>
+            <wp:cNvGraphicFramePr>
+              <a:graphicFrameLocks xmlns:a="http://schemas.openxmlformats.org/drawingml/2006/main" noChangeAspect="1"/>
+            </wp:cNvGraphicFramePr>
+            <a:graphic xmlns:a="http://schemas.openxmlformats.org/drawingml/2006/main">
+              <a:graphicData uri="http://schemas.openxmlformats.org/drawingml/2006/picture">
+                <pic:pic xmlns:pic="http://schemas.openxmlformats.org/drawingml/2006/picture">
+                  <pic:nvPicPr>
+                    <pic:cNvPr id="112387867" name=""/>
+                    <pic:cNvPicPr/>
+                  </pic:nvPicPr>
+                  <pic:blipFill>
+                    <a:blip r:embed="rId57"/>
+                    <a:stretch>
+                      <a:fillRect/>
+                    </a:stretch>
+                  </pic:blipFill>
+                  <pic:spPr>
+                    <a:xfrm>
+                      <a:off x="0" y="0"/>
+                      <a:ext cx="5731510" cy="3421380"/>
+                    </a:xfrm>
+                    <a:prstGeom prst="rect">
+                      <a:avLst/>
+                    </a:prstGeom>
+                  </pic:spPr>
+                </pic:pic>
+              </a:graphicData>
+            </a:graphic>
+          </wp:inline>
+        </w:drawing>
+      </w:r>
+    </w:p>
+    <w:p>
+      <w:pPr>
+        <w:spacing w:after="0" w:line="240" w:lineRule="auto"/>
+        <w:rPr>
+          <w:rFonts w:eastAsia="Times New Roman" w:cstheme="minorHAnsi"/>
+          <w:color w:val="000000"/>
+          <w:kern w:val="0"/>
+          <w:szCs w:val="22"/>
+          <w:lang w:val="en-US" w:eastAsia="vi-VN" w:bidi="ar-SA"/>
+          <w14:ligatures w14:val="none"/>
+        </w:rPr>
+      </w:pPr>
+      <w:r>
+        <w:rPr>
+          <w:rFonts w:eastAsia="Times New Roman" w:cstheme="minorHAnsi"/>
+          <w:color w:val="000000"/>
+          <w:kern w:val="0"/>
+          <w:szCs w:val="22"/>
+          <w:lang w:val="en-US" w:eastAsia="vi-VN" w:bidi="ar-SA"/>
+          <w14:ligatures w14:val="none"/>
+        </w:rPr>
+        <w:lastRenderedPageBreak/>
+        <w:drawing>
+          <wp:inline distT="0" distB="0" distL="0" distR="0" wp14:anchorId="32F2B23B" wp14:editId="3D34D834">
+            <wp:extent cx="5731510" cy="3567430"/>
+            <wp:effectExtent l="0" t="0" r="2540" b="0"/>
+            <wp:docPr id="1087156627" name="Hình ảnh 1"/>
+            <wp:cNvGraphicFramePr>
+              <a:graphicFrameLocks xmlns:a="http://schemas.openxmlformats.org/drawingml/2006/main" noChangeAspect="1"/>
+            </wp:cNvGraphicFramePr>
+            <a:graphic xmlns:a="http://schemas.openxmlformats.org/drawingml/2006/main">
+              <a:graphicData uri="http://schemas.openxmlformats.org/drawingml/2006/picture">
+                <pic:pic xmlns:pic="http://schemas.openxmlformats.org/drawingml/2006/picture">
+                  <pic:nvPicPr>
+                    <pic:cNvPr id="1087156627" name=""/>
+                    <pic:cNvPicPr/>
+                  </pic:nvPicPr>
+                  <pic:blipFill>
+                    <a:blip r:embed="rId58"/>
+                    <a:stretch>
+                      <a:fillRect/>
+                    </a:stretch>
+                  </pic:blipFill>
+                  <pic:spPr>
+                    <a:xfrm>
+                      <a:off x="0" y="0"/>
+                      <a:ext cx="5731510" cy="3567430"/>
+                    </a:xfrm>
+                    <a:prstGeom prst="rect">
+                      <a:avLst/>
+                    </a:prstGeom>
+                  </pic:spPr>
+                </pic:pic>
+              </a:graphicData>
+            </a:graphic>
+          </wp:inline>
+        </w:drawing>
+      </w:r>
+    </w:p>
+    <w:p>
+      <w:pPr>
+        <w:spacing w:after="0" w:line="240" w:lineRule="auto"/>
+        <w:rPr>
+          <w:rFonts w:eastAsia="Times New Roman" w:cstheme="minorHAnsi"/>
+          <w:color w:val="000000"/>
+          <w:kern w:val="0"/>
+          <w:szCs w:val="22"/>
+          <w:lang w:eastAsia="vi-VN" w:bidi="ar-SA"/>
+          <w14:ligatures w14:val="none"/>
+        </w:rPr>
+      </w:pPr>
+      <w:r>
+        <w:rPr>
+          <w:rFonts w:eastAsia="Times New Roman" w:cstheme="minorHAnsi"/>
+          <w:color w:val="000000"/>
+          <w:kern w:val="0"/>
+          <w:szCs w:val="22"/>
+          <w:lang w:eastAsia="vi-VN" w:bidi="ar-SA"/>
+          <w14:ligatures w14:val="none"/>
+        </w:rPr>
+        <w:tab/>
+      </w:r>
+      <w:r>
+        <w:rPr>
+          <w:rFonts w:eastAsia="Times New Roman" w:cstheme="minorHAnsi"/>
+          <w:color w:val="000000"/>
+          <w:kern w:val="0"/>
+          <w:szCs w:val="22"/>
+          <w:lang w:eastAsia="vi-VN" w:bidi="ar-SA"/>
+          <w14:ligatures w14:val="none"/>
+        </w:rPr>
+        <w:tab/>
+      </w:r>
+    </w:p>
+    <w:p>
+      <w:pPr>
+        <w:spacing w:after="0" w:line="240" w:lineRule="auto"/>
+        <w:rPr>
+          <w:rFonts w:eastAsia="Times New Roman" w:cstheme="minorHAnsi"/>
+          <w:b/>
+          <w:bCs/>
+          <w:color w:val="000000"/>
+          <w:kern w:val="0"/>
+          <w:szCs w:val="22"/>
+          <w:lang w:eastAsia="vi-VN" w:bidi="ar-SA"/>
+          <w14:ligatures w14:val="none"/>
+        </w:rPr>
+      </w:pPr>
+      <w:r>
+        <w:rPr>
+          <w:rFonts w:eastAsia="Times New Roman" w:cstheme="minorHAnsi"/>
+          <w:b/>
+          <w:bCs/>
+          <w:color w:val="000000"/>
+          <w:kern w:val="0"/>
+          <w:szCs w:val="22"/>
+          <w:lang w:eastAsia="vi-VN" w:bidi="ar-SA"/>
+          <w14:ligatures w14:val="none"/>
+        </w:rPr>
+        <w:t>Bài tập 8: Django + Celery + Redis</w:t>
+      </w:r>
+    </w:p>
+    <w:p>
+      <w:pPr>
+        <w:pStyle w:val="oancuaDanhsach"/>
+        <w:numPr>
+          <w:ilvl w:val="0"/>
+          <w:numId w:val="18"/>
+        </w:numPr>
+        <w:spacing w:after="0" w:line="240" w:lineRule="auto"/>
+        <w:rPr>
+          <w:rFonts w:eastAsia="Times New Roman" w:cstheme="minorHAnsi"/>
+          <w:color w:val="000000"/>
+          <w:kern w:val="0"/>
+          <w:szCs w:val="22"/>
+          <w:lang w:eastAsia="vi-VN" w:bidi="ar-SA"/>
+          <w14:ligatures w14:val="none"/>
+        </w:rPr>
+      </w:pPr>
+      <w:r>
+        <w:rPr>
+          <w:rFonts w:eastAsia="Times New Roman" w:cstheme="minorHAnsi"/>
+          <w:color w:val="000000"/>
+          <w:kern w:val="0"/>
+          <w:szCs w:val="22"/>
+          <w:lang w:eastAsia="vi-VN" w:bidi="ar-SA"/>
+          <w14:ligatures w14:val="none"/>
+        </w:rPr>
+        <w:t>Mục tiêu: Triển khai Django với Celery worker và Redis làm message broker.</w:t>
+      </w:r>
+    </w:p>
+    <w:p>
+      <w:pPr>
+        <w:pStyle w:val="oancuaDanhsach"/>
+        <w:numPr>
+          <w:ilvl w:val="0"/>
+          <w:numId w:val="18"/>
+        </w:numPr>
+        <w:spacing w:after="0" w:line="240" w:lineRule="auto"/>
+        <w:rPr>
+          <w:rFonts w:eastAsia="Times New Roman" w:cstheme="minorHAnsi"/>
+          <w:color w:val="000000"/>
+          <w:kern w:val="0"/>
+          <w:szCs w:val="22"/>
+          <w:lang w:eastAsia="vi-VN" w:bidi="ar-SA"/>
+          <w14:ligatures w14:val="none"/>
+        </w:rPr>
+      </w:pPr>
+      <w:r>
+        <w:rPr>
+          <w:rFonts w:eastAsia="Times New Roman" w:cstheme="minorHAnsi"/>
+          <w:color w:val="000000"/>
+          <w:kern w:val="0"/>
+          <w:szCs w:val="22"/>
+          <w:lang w:eastAsia="vi-VN" w:bidi="ar-SA"/>
+          <w14:ligatures w14:val="none"/>
+        </w:rPr>
+        <w:t>Yêu cầu:</w:t>
+      </w:r>
+      <w:r>
+        <w:rPr>
+          <w:rFonts w:eastAsia="Times New Roman" w:cstheme="minorHAnsi"/>
+          <w:color w:val="000000"/>
+          <w:kern w:val="0"/>
+          <w:szCs w:val="22"/>
+          <w:lang w:eastAsia="vi-VN" w:bidi="ar-SA"/>
+          <w14:ligatures w14:val="none"/>
+        </w:rPr>
+        <w:tab/>
+      </w:r>
+      <w:r>
+        <w:rPr>
+          <w:rFonts w:eastAsia="Times New Roman" w:cstheme="minorHAnsi"/>
+          <w:color w:val="000000"/>
+          <w:kern w:val="0"/>
+          <w:szCs w:val="22"/>
+          <w:lang w:eastAsia="vi-VN" w:bidi="ar-SA"/>
+          <w14:ligatures w14:val="none"/>
+        </w:rPr>
+        <w:tab/>
+      </w:r>
+    </w:p>
+    <w:p>
+      <w:pPr>
+        <w:spacing w:after="0" w:line="240" w:lineRule="auto"/>
+        <w:rPr>
+          <w:rFonts w:eastAsia="Times New Roman" w:cstheme="minorHAnsi"/>
+          <w:color w:val="000000"/>
+          <w:kern w:val="0"/>
+          <w:szCs w:val="22"/>
+          <w:lang w:eastAsia="vi-VN" w:bidi="ar-SA"/>
+          <w14:ligatures w14:val="none"/>
+        </w:rPr>
+      </w:pPr>
+      <w:r>
+        <w:rPr>
+          <w:rFonts w:eastAsia="Times New Roman" w:cstheme="minorHAnsi"/>
+          <w:color w:val="000000"/>
+          <w:kern w:val="0"/>
+          <w:szCs w:val="22"/>
+          <w:lang w:eastAsia="vi-VN" w:bidi="ar-SA"/>
+          <w14:ligatures w14:val="none"/>
+        </w:rPr>
+        <w:tab/>
+        <w:t>1. Django app (port 8000).</w:t>
+      </w:r>
+    </w:p>
+    <w:p>
+      <w:pPr>
+        <w:spacing w:after="0" w:line="240" w:lineRule="auto"/>
+        <w:rPr>
+          <w:rFonts w:eastAsia="Times New Roman" w:cstheme="minorHAnsi"/>
+          <w:color w:val="000000"/>
+          <w:kern w:val="0"/>
+          <w:szCs w:val="22"/>
+          <w:lang w:eastAsia="vi-VN" w:bidi="ar-SA"/>
+          <w14:ligatures w14:val="none"/>
+        </w:rPr>
+      </w:pPr>
+      <w:r>
+        <w:rPr>
+          <w:rFonts w:eastAsia="Times New Roman" w:cstheme="minorHAnsi"/>
+          <w:color w:val="000000"/>
+          <w:kern w:val="0"/>
+          <w:szCs w:val="22"/>
+          <w:lang w:eastAsia="vi-VN" w:bidi="ar-SA"/>
+          <w14:ligatures w14:val="none"/>
+        </w:rPr>
+        <w:tab/>
+        <w:t>2. Celery worker chạy song song.</w:t>
+      </w:r>
+    </w:p>
+    <w:p>
+      <w:pPr>
+        <w:spacing w:after="0" w:line="240" w:lineRule="auto"/>
+        <w:rPr>
+          <w:rFonts w:eastAsia="Times New Roman" w:cstheme="minorHAnsi"/>
+          <w:color w:val="000000"/>
+          <w:kern w:val="0"/>
+          <w:szCs w:val="22"/>
+          <w:lang w:val="en-US" w:eastAsia="vi-VN" w:bidi="ar-SA"/>
+          <w14:ligatures w14:val="none"/>
+        </w:rPr>
+      </w:pPr>
+      <w:r>
+        <w:rPr>
+          <w:rFonts w:eastAsia="Times New Roman" w:cstheme="minorHAnsi"/>
+          <w:color w:val="000000"/>
+          <w:kern w:val="0"/>
+          <w:szCs w:val="22"/>
+          <w:lang w:eastAsia="vi-VN" w:bidi="ar-SA"/>
+          <w14:ligatures w14:val="none"/>
+        </w:rPr>
+        <w:tab/>
+        <w:t>3. Redis service cho task queue.</w:t>
+      </w:r>
+    </w:p>
+    <w:p>
+      <w:pPr>
+        <w:spacing w:after="0" w:line="240" w:lineRule="auto"/>
+        <w:rPr>
+          <w:rFonts w:eastAsia="Times New Roman" w:cstheme="minorHAnsi"/>
+          <w:color w:val="000000"/>
+          <w:kern w:val="0"/>
+          <w:szCs w:val="22"/>
+          <w:lang w:val="en-US" w:eastAsia="vi-VN" w:bidi="ar-SA"/>
+          <w14:ligatures w14:val="none"/>
+        </w:rPr>
+      </w:pPr>
+      <w:r>
+        <w:rPr>
+          <w:rFonts w:eastAsia="Times New Roman" w:cstheme="minorHAnsi"/>
+          <w:color w:val="000000"/>
+          <w:kern w:val="0"/>
+          <w:szCs w:val="22"/>
+          <w:lang w:val="en-US" w:eastAsia="vi-VN" w:bidi="ar-SA"/>
+          <w14:ligatures w14:val="none"/>
+        </w:rPr>
+        <w:lastRenderedPageBreak/>
+        <w:drawing>
+          <wp:inline distT="0" distB="0" distL="0" distR="0" wp14:anchorId="3C41885C" wp14:editId="3BEEA544">
+            <wp:extent cx="5731510" cy="4479925"/>
+            <wp:effectExtent l="0" t="0" r="2540" b="0"/>
+            <wp:docPr id="371513256" name="Hình ảnh 1"/>
+            <wp:cNvGraphicFramePr>
+              <a:graphicFrameLocks xmlns:a="http://schemas.openxmlformats.org/drawingml/2006/main" noChangeAspect="1"/>
+            </wp:cNvGraphicFramePr>
+            <a:graphic xmlns:a="http://schemas.openxmlformats.org/drawingml/2006/main">
+              <a:graphicData uri="http://schemas.openxmlformats.org/drawingml/2006/picture">
+                <pic:pic xmlns:pic="http://schemas.openxmlformats.org/drawingml/2006/picture">
+                  <pic:nvPicPr>
+                    <pic:cNvPr id="371513256" name=""/>
+                    <pic:cNvPicPr/>
+                  </pic:nvPicPr>
+                  <pic:blipFill>
+                    <a:blip r:embed="rId59"/>
+                    <a:stretch>
+                      <a:fillRect/>
+                    </a:stretch>
+                  </pic:blipFill>
+                  <pic:spPr>
+                    <a:xfrm>
+                      <a:off x="0" y="0"/>
+                      <a:ext cx="5731510" cy="4479925"/>
+                    </a:xfrm>
+                    <a:prstGeom prst="rect">
+                      <a:avLst/>
+                    </a:prstGeom>
+                  </pic:spPr>
+                </pic:pic>
+              </a:graphicData>
+            </a:graphic>
+          </wp:inline>
+        </w:drawing>
+      </w:r>
+    </w:p>
+    <w:p>
+      <w:pPr>
+        <w:spacing w:after="0" w:line="240" w:lineRule="auto"/>
+        <w:rPr>
+          <w:rFonts w:eastAsia="Times New Roman" w:cstheme="minorHAnsi"/>
+          <w:color w:val="000000"/>
+          <w:kern w:val="0"/>
+          <w:szCs w:val="22"/>
+          <w:lang w:val="en-US" w:eastAsia="vi-VN" w:bidi="ar-SA"/>
+          <w14:ligatures w14:val="none"/>
+        </w:rPr>
+      </w:pPr>
+      <w:r>
+        <w:rPr>
+          <w:rFonts w:eastAsia="Times New Roman" w:cstheme="minorHAnsi"/>
+          <w:color w:val="000000"/>
+          <w:kern w:val="0"/>
+          <w:szCs w:val="22"/>
+          <w:lang w:val="en-US" w:eastAsia="vi-VN" w:bidi="ar-SA"/>
+          <w14:ligatures w14:val="none"/>
+        </w:rPr>
+        <w:lastRenderedPageBreak/>
+        <w:drawing>
+          <wp:inline distT="0" distB="0" distL="0" distR="0" wp14:anchorId="611FC53C" wp14:editId="5B05859E">
+            <wp:extent cx="5731510" cy="4479925"/>
+            <wp:effectExtent l="0" t="0" r="2540" b="0"/>
+            <wp:docPr id="72134388" name="Hình ảnh 1"/>
+            <wp:cNvGraphicFramePr>
+              <a:graphicFrameLocks xmlns:a="http://schemas.openxmlformats.org/drawingml/2006/main" noChangeAspect="1"/>
+            </wp:cNvGraphicFramePr>
+            <a:graphic xmlns:a="http://schemas.openxmlformats.org/drawingml/2006/main">
+              <a:graphicData uri="http://schemas.openxmlformats.org/drawingml/2006/picture">
+                <pic:pic xmlns:pic="http://schemas.openxmlformats.org/drawingml/2006/picture">
+                  <pic:nvPicPr>
+                    <pic:cNvPr id="72134388" name=""/>
+                    <pic:cNvPicPr/>
+                  </pic:nvPicPr>
+                  <pic:blipFill>
+                    <a:blip r:embed="rId60"/>
+                    <a:stretch>
+                      <a:fillRect/>
+                    </a:stretch>
+                  </pic:blipFill>
+                  <pic:spPr>
+                    <a:xfrm>
+                      <a:off x="0" y="0"/>
+                      <a:ext cx="5731510" cy="4479925"/>
+                    </a:xfrm>
+                    <a:prstGeom prst="rect">
+                      <a:avLst/>
+                    </a:prstGeom>
+                  </pic:spPr>
+                </pic:pic>
+              </a:graphicData>
+            </a:graphic>
+          </wp:inline>
+        </w:drawing>
+      </w:r>
+    </w:p>
+    <w:p>
+      <w:pPr>
+        <w:spacing w:after="0" w:line="240" w:lineRule="auto"/>
+        <w:rPr>
+          <w:rFonts w:eastAsia="Times New Roman" w:cstheme="minorHAnsi"/>
+          <w:color w:val="000000"/>
+          <w:kern w:val="0"/>
+          <w:szCs w:val="22"/>
+          <w:lang w:eastAsia="vi-VN" w:bidi="ar-SA"/>
+          <w14:ligatures w14:val="none"/>
+        </w:rPr>
+      </w:pPr>
+      <w:r>
+        <w:rPr>
+          <w:rFonts w:eastAsia="Times New Roman" w:cstheme="minorHAnsi"/>
+          <w:color w:val="000000"/>
+          <w:kern w:val="0"/>
+          <w:szCs w:val="22"/>
+          <w:lang w:eastAsia="vi-VN" w:bidi="ar-SA"/>
+          <w14:ligatures w14:val="none"/>
+        </w:rPr>
+        <w:tab/>
+      </w:r>
+      <w:r>
+        <w:rPr>
+          <w:rFonts w:eastAsia="Times New Roman" w:cstheme="minorHAnsi"/>
+          <w:color w:val="000000"/>
+          <w:kern w:val="0"/>
+          <w:szCs w:val="22"/>
+          <w:lang w:eastAsia="vi-VN" w:bidi="ar-SA"/>
+          <w14:ligatures w14:val="none"/>
+        </w:rPr>
+        <w:tab/>
+      </w:r>
+    </w:p>
+    <w:p>
+      <w:pPr>
+        <w:spacing w:after="0" w:line="240" w:lineRule="auto"/>
+        <w:rPr>
+          <w:rFonts w:eastAsia="Times New Roman" w:cstheme="minorHAnsi"/>
+          <w:b/>
+          <w:bCs/>
+          <w:color w:val="000000"/>
+          <w:kern w:val="0"/>
+          <w:szCs w:val="22"/>
+          <w:lang w:eastAsia="vi-VN" w:bidi="ar-SA"/>
+          <w14:ligatures w14:val="none"/>
+        </w:rPr>
+      </w:pPr>
+      <w:r>
+        <w:rPr>
+          <w:rFonts w:eastAsia="Times New Roman" w:cstheme="minorHAnsi"/>
+          <w:b/>
+          <w:bCs/>
+          <w:color w:val="000000"/>
+          <w:kern w:val="0"/>
+          <w:szCs w:val="22"/>
+          <w:lang w:eastAsia="vi-VN" w:bidi="ar-SA"/>
+          <w14:ligatures w14:val="none"/>
+        </w:rPr>
+        <w:t>Bài tập 9: Nextcloud với MariaDB + Redis Caching</w:t>
+      </w:r>
+    </w:p>
+    <w:p>
+      <w:pPr>
+        <w:pStyle w:val="oancuaDanhsach"/>
+        <w:numPr>
+          <w:ilvl w:val="0"/>
+          <w:numId w:val="19"/>
+        </w:numPr>
+        <w:spacing w:after="0" w:line="240" w:lineRule="auto"/>
+        <w:rPr>
+          <w:rFonts w:eastAsia="Times New Roman" w:cstheme="minorHAnsi"/>
+          <w:color w:val="000000"/>
+          <w:kern w:val="0"/>
+          <w:szCs w:val="22"/>
+          <w:lang w:eastAsia="vi-VN" w:bidi="ar-SA"/>
+          <w14:ligatures w14:val="none"/>
+        </w:rPr>
+      </w:pPr>
+      <w:r>
+        <w:rPr>
+          <w:rFonts w:eastAsia="Times New Roman" w:cstheme="minorHAnsi"/>
+          <w:color w:val="000000"/>
+          <w:kern w:val="0"/>
+          <w:szCs w:val="22"/>
+          <w:lang w:eastAsia="vi-VN" w:bidi="ar-SA"/>
+          <w14:ligatures w14:val="none"/>
+        </w:rPr>
+        <w:t>Mục tiêu: Triển khai Nextcloud (self-hosted cloud) với MariaDB và Redis.</w:t>
+      </w:r>
+    </w:p>
+    <w:p>
+      <w:pPr>
+        <w:pStyle w:val="oancuaDanhsach"/>
+        <w:numPr>
+          <w:ilvl w:val="0"/>
+          <w:numId w:val="19"/>
+        </w:numPr>
+        <w:spacing w:after="0" w:line="240" w:lineRule="auto"/>
+        <w:rPr>
+          <w:rFonts w:eastAsia="Times New Roman" w:cstheme="minorHAnsi"/>
+          <w:color w:val="000000"/>
+          <w:kern w:val="0"/>
+          <w:szCs w:val="22"/>
+          <w:lang w:eastAsia="vi-VN" w:bidi="ar-SA"/>
+          <w14:ligatures w14:val="none"/>
+        </w:rPr>
+      </w:pPr>
+      <w:r>
+        <w:rPr>
+          <w:rFonts w:eastAsia="Times New Roman" w:cstheme="minorHAnsi"/>
+          <w:color w:val="000000"/>
+          <w:kern w:val="0"/>
+          <w:szCs w:val="22"/>
+          <w:lang w:eastAsia="vi-VN" w:bidi="ar-SA"/>
+          <w14:ligatures w14:val="none"/>
+        </w:rPr>
+        <w:t>Yêu cầu:</w:t>
+      </w:r>
+      <w:r>
+        <w:rPr>
+          <w:rFonts w:eastAsia="Times New Roman" w:cstheme="minorHAnsi"/>
+          <w:color w:val="000000"/>
+          <w:kern w:val="0"/>
+          <w:szCs w:val="22"/>
+          <w:lang w:eastAsia="vi-VN" w:bidi="ar-SA"/>
+          <w14:ligatures w14:val="none"/>
+        </w:rPr>
+        <w:tab/>
+      </w:r>
+      <w:r>
+        <w:rPr>
+          <w:rFonts w:eastAsia="Times New Roman" w:cstheme="minorHAnsi"/>
+          <w:color w:val="000000"/>
+          <w:kern w:val="0"/>
+          <w:szCs w:val="22"/>
+          <w:lang w:eastAsia="vi-VN" w:bidi="ar-SA"/>
+          <w14:ligatures w14:val="none"/>
+        </w:rPr>
+        <w:tab/>
+      </w:r>
+    </w:p>
+    <w:p>
+      <w:pPr>
+        <w:spacing w:after="0" w:line="240" w:lineRule="auto"/>
+        <w:ind w:left="720"/>
+        <w:rPr>
+          <w:rFonts w:eastAsia="Times New Roman" w:cstheme="minorHAnsi"/>
+          <w:color w:val="000000"/>
+          <w:kern w:val="0"/>
+          <w:szCs w:val="22"/>
+          <w:lang w:val="en-US" w:eastAsia="vi-VN" w:bidi="ar-SA"/>
+          <w14:ligatures w14:val="none"/>
+        </w:rPr>
+      </w:pPr>
+      <w:r>
+        <w:rPr>
+          <w:rFonts w:eastAsia="Times New Roman" w:cstheme="minorHAnsi"/>
+          <w:color w:val="000000"/>
+          <w:kern w:val="0"/>
+          <w:szCs w:val="22"/>
+          <w:lang w:val="en-US" w:eastAsia="vi-VN" w:bidi="ar-SA"/>
+          <w14:ligatures w14:val="none"/>
+        </w:rPr>
+        <w:t>1.</w:t>
+      </w:r>
+      <w:r>
+        <w:rPr>
+          <w:rFonts w:eastAsia="Times New Roman" w:cstheme="minorHAnsi"/>
+          <w:color w:val="000000"/>
+          <w:kern w:val="0"/>
+          <w:szCs w:val="22"/>
+          <w:lang w:eastAsia="vi-VN" w:bidi="ar-SA"/>
+          <w14:ligatures w14:val="none"/>
+        </w:rPr>
+        <w:t>Nextcloud (port 80).</w:t>
+      </w:r>
+    </w:p>
+    <w:p>
+      <w:pPr>
+        <w:spacing w:after="0" w:line="240" w:lineRule="auto"/>
+        <w:ind w:firstLine="720"/>
+        <w:rPr>
+          <w:rFonts w:eastAsia="Times New Roman" w:cstheme="minorHAnsi"/>
+          <w:color w:val="000000"/>
+          <w:kern w:val="0"/>
+          <w:szCs w:val="22"/>
+          <w:lang w:val="en-US" w:eastAsia="vi-VN" w:bidi="ar-SA"/>
+          <w14:ligatures w14:val="none"/>
+        </w:rPr>
+      </w:pPr>
+      <w:r>
+        <w:rPr>
+          <w:rFonts w:eastAsia="Times New Roman" w:cstheme="minorHAnsi"/>
+          <w:color w:val="000000"/>
+          <w:kern w:val="0"/>
+          <w:szCs w:val="22"/>
+          <w:lang w:eastAsia="vi-VN" w:bidi="ar-SA"/>
+          <w14:ligatures w14:val="none"/>
+        </w:rPr>
+        <w:t>2. MariaDB (volume cho dữ liệu).</w:t>
+      </w:r>
+    </w:p>
+    <w:p>
+      <w:pPr>
+        <w:spacing w:after="0" w:line="240" w:lineRule="auto"/>
+        <w:ind w:firstLine="720"/>
+        <w:rPr>
+          <w:rFonts w:eastAsia="Times New Roman" w:cstheme="minorHAnsi"/>
+          <w:color w:val="000000"/>
+          <w:kern w:val="0"/>
+          <w:szCs w:val="22"/>
+          <w:lang w:val="en-US" w:eastAsia="vi-VN" w:bidi="ar-SA"/>
+          <w14:ligatures w14:val="none"/>
+        </w:rPr>
+      </w:pPr>
+      <w:r>
+        <w:rPr>
+          <w:rFonts w:eastAsia="Times New Roman" w:cstheme="minorHAnsi"/>
+          <w:color w:val="000000"/>
+          <w:kern w:val="0"/>
+          <w:szCs w:val="22"/>
+          <w:lang w:eastAsia="vi-VN" w:bidi="ar-SA"/>
+          <w14:ligatures w14:val="none"/>
+        </w:rPr>
+        <w:t>3. Redis cache.</w:t>
+      </w:r>
+    </w:p>
+    <w:p>
+      <w:pPr>
+        <w:spacing w:after="0" w:line="240" w:lineRule="auto"/>
+        <w:rPr>
+          <w:rFonts w:eastAsia="Times New Roman" w:cstheme="minorHAnsi"/>
+          <w:color w:val="000000"/>
+          <w:kern w:val="0"/>
+          <w:szCs w:val="22"/>
+          <w:lang w:val="en-US" w:eastAsia="vi-VN" w:bidi="ar-SA"/>
+          <w14:ligatures w14:val="none"/>
+        </w:rPr>
+      </w:pPr>
+      <w:r>
+        <w:rPr>
+          <w:rFonts w:eastAsia="Times New Roman" w:cstheme="minorHAnsi"/>
+          <w:color w:val="000000"/>
+          <w:kern w:val="0"/>
+          <w:szCs w:val="22"/>
+          <w:lang w:val="en-US" w:eastAsia="vi-VN" w:bidi="ar-SA"/>
+          <w14:ligatures w14:val="none"/>
+        </w:rPr>
+        <w:lastRenderedPageBreak/>
+        <w:drawing>
+          <wp:inline distT="0" distB="0" distL="0" distR="0" wp14:anchorId="0BE22D5F" wp14:editId="47179317">
+            <wp:extent cx="5731510" cy="3502660"/>
+            <wp:effectExtent l="0" t="0" r="2540" b="2540"/>
+            <wp:docPr id="1100103245" name="Hình ảnh 1"/>
+            <wp:cNvGraphicFramePr>
+              <a:graphicFrameLocks xmlns:a="http://schemas.openxmlformats.org/drawingml/2006/main" noChangeAspect="1"/>
+            </wp:cNvGraphicFramePr>
+            <a:graphic xmlns:a="http://schemas.openxmlformats.org/drawingml/2006/main">
+              <a:graphicData uri="http://schemas.openxmlformats.org/drawingml/2006/picture">
+                <pic:pic xmlns:pic="http://schemas.openxmlformats.org/drawingml/2006/picture">
+                  <pic:nvPicPr>
+                    <pic:cNvPr id="1100103245" name=""/>
+                    <pic:cNvPicPr/>
+                  </pic:nvPicPr>
+                  <pic:blipFill>
+                    <a:blip r:embed="rId61"/>
+                    <a:stretch>
+                      <a:fillRect/>
+                    </a:stretch>
+                  </pic:blipFill>
+                  <pic:spPr>
+                    <a:xfrm>
+                      <a:off x="0" y="0"/>
+                      <a:ext cx="5731510" cy="3502660"/>
+                    </a:xfrm>
+                    <a:prstGeom prst="rect">
+                      <a:avLst/>
+                    </a:prstGeom>
+                  </pic:spPr>
+                </pic:pic>
+              </a:graphicData>
+            </a:graphic>
+          </wp:inline>
+        </w:drawing>
+      </w:r>
+    </w:p>
+    <w:p>
+      <w:pPr>
+        <w:spacing w:after="0" w:line="240" w:lineRule="auto"/>
+        <w:rPr>
+          <w:rFonts w:eastAsia="Times New Roman" w:cstheme="minorHAnsi"/>
+          <w:color w:val="000000"/>
+          <w:kern w:val="0"/>
+          <w:szCs w:val="22"/>
+          <w:lang w:val="en-US" w:eastAsia="vi-VN" w:bidi="ar-SA"/>
+          <w14:ligatures w14:val="none"/>
+        </w:rPr>
+      </w:pPr>
+      <w:r>
+        <w:rPr>
+          <w:rFonts w:eastAsia="Times New Roman" w:cstheme="minorHAnsi"/>
+          <w:color w:val="000000"/>
+          <w:kern w:val="0"/>
+          <w:szCs w:val="22"/>
+          <w:lang w:val="en-US" w:eastAsia="vi-VN" w:bidi="ar-SA"/>
+          <w14:ligatures w14:val="none"/>
+        </w:rPr>
+        <w:drawing>
+          <wp:inline distT="0" distB="0" distL="0" distR="0" wp14:anchorId="1629718D" wp14:editId="7B87F14E">
+            <wp:extent cx="5731510" cy="4291965"/>
+            <wp:effectExtent l="0" t="0" r="2540" b="0"/>
+            <wp:docPr id="1665398379" name="Hình ảnh 1"/>
+            <wp:cNvGraphicFramePr>
+              <a:graphicFrameLocks xmlns:a="http://schemas.openxmlformats.org/drawingml/2006/main" noChangeAspect="1"/>
+            </wp:cNvGraphicFramePr>
+            <a:graphic xmlns:a="http://schemas.openxmlformats.org/drawingml/2006/main">
+              <a:graphicData uri="http://schemas.openxmlformats.org/drawingml/2006/picture">
+                <pic:pic xmlns:pic="http://schemas.openxmlformats.org/drawingml/2006/picture">
+                  <pic:nvPicPr>
+                    <pic:cNvPr id="1665398379" name=""/>
+                    <pic:cNvPicPr/>
+                  </pic:nvPicPr>
+                  <pic:blipFill>
+                    <a:blip r:embed="rId62"/>
+                    <a:stretch>
+                      <a:fillRect/>
+                    </a:stretch>
+                  </pic:blipFill>
+                  <pic:spPr>
+                    <a:xfrm>
+                      <a:off x="0" y="0"/>
+                      <a:ext cx="5731510" cy="4291965"/>
+                    </a:xfrm>
+                    <a:prstGeom prst="rect">
+                      <a:avLst/>
+                    </a:prstGeom>
+                  </pic:spPr>
+                </pic:pic>
+              </a:graphicData>
+            </a:graphic>
+          </wp:inline>
+        </w:drawing>
+      </w:r>
+    </w:p>
+    <w:p>
+      <w:pPr>
+        <w:spacing w:after="0" w:line="240" w:lineRule="auto"/>
+        <w:ind w:left="720"/>
+        <w:rPr>
+          <w:rFonts w:eastAsia="Times New Roman" w:cstheme="minorHAnsi"/>
+          <w:color w:val="000000"/>
+          <w:kern w:val="0"/>
+          <w:szCs w:val="22"/>
+          <w:lang w:eastAsia="vi-VN" w:bidi="ar-SA"/>
+          <w14:ligatures w14:val="none"/>
+        </w:rPr>
+      </w:pPr>
+    </w:p>
+    <w:p>
+      <w:pPr>
+        <w:spacing w:after="0" w:line="240" w:lineRule="auto"/>
+        <w:rPr>
+          <w:rFonts w:eastAsia="Times New Roman" w:cstheme="minorHAnsi"/>
+          <w:color w:val="000000"/>
+          <w:kern w:val="0"/>
+          <w:szCs w:val="22"/>
+          <w:lang w:eastAsia="vi-VN" w:bidi="ar-SA"/>
+          <w14:ligatures w14:val="none"/>
+        </w:rPr>
+      </w:pPr>
+    </w:p>
+    <w:p>
+      <w:pPr>
+        <w:rPr>
+          <w:rFonts w:cstheme="minorHAnsi"/>
+          <w:szCs w:val="22"/>
         </w:rPr>
       </w:pPr>
     </w:p>
@@ -1096,9 +6362,95 @@
 <file path=word/numbering.xml><?xml version="1.0" encoding="utf-8"?>
 <w:numbering xmlns:wpc="http://schemas.microsoft.com/office/word/2010/wordprocessingCanvas" xmlns:cx="http://schemas.microsoft.com/office/drawing/2014/chartex" xmlns:cx1="http://schemas.microsoft.com/office/drawing/2015/9/8/chartex" xmlns:cx2="http://schemas.microsoft.com/office/drawing/2015/10/21/chartex" xmlns:cx3="http://schemas.microsoft.com/office/drawing/2016/5/9/chartex" xmlns:cx4="http://schemas.microsoft.com/office/drawing/2016/5/10/chartex" xmlns:cx5="http://schemas.microsoft.com/office/drawing/2016/5/11/chartex" xmlns:cx6="http://schemas.microsoft.com/office/drawing/2016/5/12/chartex" xmlns:cx7="http://schemas.microsoft.com/office/drawing/2016/5/13/chartex" xmlns:cx8="http://schemas.microsoft.com/office/drawing/2016/5/14/chartex" xmlns:mc="http://schemas.openxmlformats.org/markup-compatibility/2006" xmlns:aink="http://schemas.microsoft.com/office/drawing/2016/ink" xmlns:am3d="http://schemas.microsoft.com/office/drawing/2017/model3d" xmlns:o="urn:schemas-microsoft-com:office:office" xmlns:oel="http://schemas.microsoft.com/office/2019/extlst" xmlns:r="http://schemas.openxmlformats.org/officeDocument/2006/relationships" xmlns:m="http://schemas.openxmlformats.org/officeDocument/2006/math" xmlns:v="urn:schemas-microsoft-com:vml" xmlns:wp14="http://schemas.microsoft.com/office/word/2010/wordprocessingDrawing" xmlns:wp="http://schemas.openxmlformats.org/drawingml/2006/wordprocessingDrawing" xmlns:w10="urn:schemas-microsoft-com:office:word" xmlns:w="http://schemas.openxmlformats.org/wordprocessingml/2006/main" xmlns:w14="http://schemas.microsoft.com/office/word/2010/wordml" xmlns:w15="http://schemas.microsoft.com/office/word/2012/wordml" xmlns:w16cex="http://schemas.microsoft.com/office/word/2018/wordml/cex" xmlns:w16cid="http://schemas.microsoft.com/office/word/2016/wordml/cid" xmlns:w16="http://schemas.microsoft.com/office/word/2018/wordml" xmlns:w16du="http://schemas.microsoft.com/office/word/2023/wordml/word16du" xmlns:w16sdtdh="http://schemas.microsoft.com/office/word/2020/wordml/sdtdatahash" xmlns:w16sdtfl="http://schemas.microsoft.com/office/word/2024/wordml/sdtformatlock" xmlns:w16se="http://schemas.microsoft.com/office/word/2015/wordml/symex" xmlns:wpg="http://schemas.microsoft.com/office/word/2010/wordprocessingGroup" xmlns:wpi="http://schemas.microsoft.com/office/word/2010/wordprocessingInk" xmlns:wne="http://schemas.microsoft.com/office/word/2006/wordml" xmlns:wps="http://schemas.microsoft.com/office/word/2010/wordprocessingShape" mc:Ignorable="w14 w15 w16se w16cid w16 w16cex w16sdtdh w16sdtfl w16du wp14">
   <w:abstractNum w:abstractNumId="0" w15:restartNumberingAfterBreak="0">
+    <w:nsid w:val="0202468E"/>
+    <w:multiLevelType w:val="hybridMultilevel"/>
+    <w:tmpl w:val="E48EA654"/>
+    <w:lvl w:ilvl="0" w:tplc="042A000F">
+      <w:start w:val="1"/>
+      <w:numFmt w:val="decimal"/>
+      <w:lvlText w:val="%1."/>
+      <w:lvlJc w:val="left"/>
+      <w:pPr>
+        <w:ind w:left="720" w:hanging="360"/>
+      </w:pPr>
+    </w:lvl>
+    <w:lvl w:ilvl="1" w:tplc="042A0019" w:tentative="1">
+      <w:start w:val="1"/>
+      <w:numFmt w:val="lowerLetter"/>
+      <w:lvlText w:val="%2."/>
+      <w:lvlJc w:val="left"/>
+      <w:pPr>
+        <w:ind w:left="1440" w:hanging="360"/>
+      </w:pPr>
+    </w:lvl>
+    <w:lvl w:ilvl="2" w:tplc="042A001B" w:tentative="1">
+      <w:start w:val="1"/>
+      <w:numFmt w:val="lowerRoman"/>
+      <w:lvlText w:val="%3."/>
+      <w:lvlJc w:val="right"/>
+      <w:pPr>
+        <w:ind w:left="2160" w:hanging="180"/>
+      </w:pPr>
+    </w:lvl>
+    <w:lvl w:ilvl="3" w:tplc="042A000F" w:tentative="1">
+      <w:start w:val="1"/>
+      <w:numFmt w:val="decimal"/>
+      <w:lvlText w:val="%4."/>
+      <w:lvlJc w:val="left"/>
+      <w:pPr>
+        <w:ind w:left="2880" w:hanging="360"/>
+      </w:pPr>
+    </w:lvl>
+    <w:lvl w:ilvl="4" w:tplc="042A0019" w:tentative="1">
+      <w:start w:val="1"/>
+      <w:numFmt w:val="lowerLetter"/>
+      <w:lvlText w:val="%5."/>
+      <w:lvlJc w:val="left"/>
+      <w:pPr>
+        <w:ind w:left="3600" w:hanging="360"/>
+      </w:pPr>
+    </w:lvl>
+    <w:lvl w:ilvl="5" w:tplc="042A001B" w:tentative="1">
+      <w:start w:val="1"/>
+      <w:numFmt w:val="lowerRoman"/>
+      <w:lvlText w:val="%6."/>
+      <w:lvlJc w:val="right"/>
+      <w:pPr>
+        <w:ind w:left="4320" w:hanging="180"/>
+      </w:pPr>
+    </w:lvl>
+    <w:lvl w:ilvl="6" w:tplc="042A000F" w:tentative="1">
+      <w:start w:val="1"/>
+      <w:numFmt w:val="decimal"/>
+      <w:lvlText w:val="%7."/>
+      <w:lvlJc w:val="left"/>
+      <w:pPr>
+        <w:ind w:left="5040" w:hanging="360"/>
+      </w:pPr>
+    </w:lvl>
+    <w:lvl w:ilvl="7" w:tplc="042A0019" w:tentative="1">
+      <w:start w:val="1"/>
+      <w:numFmt w:val="lowerLetter"/>
+      <w:lvlText w:val="%8."/>
+      <w:lvlJc w:val="left"/>
+      <w:pPr>
+        <w:ind w:left="5760" w:hanging="360"/>
+      </w:pPr>
+    </w:lvl>
+    <w:lvl w:ilvl="8" w:tplc="042A001B" w:tentative="1">
+      <w:start w:val="1"/>
+      <w:numFmt w:val="lowerRoman"/>
+      <w:lvlText w:val="%9."/>
+      <w:lvlJc w:val="right"/>
+      <w:pPr>
+        <w:ind w:left="6480" w:hanging="180"/>
+      </w:pPr>
+    </w:lvl>
+  </w:abstractNum>
+  <w:abstractNum w:abstractNumId="1" w15:restartNumberingAfterBreak="0">
     <w:nsid w:val="07184A82"/>
     <w:multiLevelType w:val="hybridMultilevel"/>
-    <w:tmpl w:val="680C343E"/>
+    <w:tmpl w:val="7F9275C8"/>
     <w:lvl w:ilvl="0" w:tplc="042A0001">
       <w:start w:val="1"/>
       <w:numFmt w:val="bullet"/>
@@ -1123,6 +6475,119 @@
         <w:rFonts w:ascii="Courier New" w:hAnsi="Courier New" w:cs="Courier New" w:hint="default"/>
       </w:rPr>
     </w:lvl>
+    <w:lvl w:ilvl="2" w:tplc="042A0005">
+      <w:start w:val="1"/>
+      <w:numFmt w:val="bullet"/>
+      <w:lvlText w:val=""/>
+      <w:lvlJc w:val="left"/>
+      <w:pPr>
+        <w:ind w:left="2160" w:hanging="360"/>
+      </w:pPr>
+      <w:rPr>
+        <w:rFonts w:ascii="Wingdings" w:hAnsi="Wingdings" w:hint="default"/>
+      </w:rPr>
+    </w:lvl>
+    <w:lvl w:ilvl="3" w:tplc="042A0001" w:tentative="1">
+      <w:start w:val="1"/>
+      <w:numFmt w:val="bullet"/>
+      <w:lvlText w:val=""/>
+      <w:lvlJc w:val="left"/>
+      <w:pPr>
+        <w:ind w:left="2880" w:hanging="360"/>
+      </w:pPr>
+      <w:rPr>
+        <w:rFonts w:ascii="Symbol" w:hAnsi="Symbol" w:hint="default"/>
+      </w:rPr>
+    </w:lvl>
+    <w:lvl w:ilvl="4" w:tplc="042A0003" w:tentative="1">
+      <w:start w:val="1"/>
+      <w:numFmt w:val="bullet"/>
+      <w:lvlText w:val="o"/>
+      <w:lvlJc w:val="left"/>
+      <w:pPr>
+        <w:ind w:left="3600" w:hanging="360"/>
+      </w:pPr>
+      <w:rPr>
+        <w:rFonts w:ascii="Courier New" w:hAnsi="Courier New" w:cs="Courier New" w:hint="default"/>
+      </w:rPr>
+    </w:lvl>
+    <w:lvl w:ilvl="5" w:tplc="042A0005" w:tentative="1">
+      <w:start w:val="1"/>
+      <w:numFmt w:val="bullet"/>
+      <w:lvlText w:val=""/>
+      <w:lvlJc w:val="left"/>
+      <w:pPr>
+        <w:ind w:left="4320" w:hanging="360"/>
+      </w:pPr>
+      <w:rPr>
+        <w:rFonts w:ascii="Wingdings" w:hAnsi="Wingdings" w:hint="default"/>
+      </w:rPr>
+    </w:lvl>
+    <w:lvl w:ilvl="6" w:tplc="042A0001" w:tentative="1">
+      <w:start w:val="1"/>
+      <w:numFmt w:val="bullet"/>
+      <w:lvlText w:val=""/>
+      <w:lvlJc w:val="left"/>
+      <w:pPr>
+        <w:ind w:left="5040" w:hanging="360"/>
+      </w:pPr>
+      <w:rPr>
+        <w:rFonts w:ascii="Symbol" w:hAnsi="Symbol" w:hint="default"/>
+      </w:rPr>
+    </w:lvl>
+    <w:lvl w:ilvl="7" w:tplc="042A0003" w:tentative="1">
+      <w:start w:val="1"/>
+      <w:numFmt w:val="bullet"/>
+      <w:lvlText w:val="o"/>
+      <w:lvlJc w:val="left"/>
+      <w:pPr>
+        <w:ind w:left="5760" w:hanging="360"/>
+      </w:pPr>
+      <w:rPr>
+        <w:rFonts w:ascii="Courier New" w:hAnsi="Courier New" w:cs="Courier New" w:hint="default"/>
+      </w:rPr>
+    </w:lvl>
+    <w:lvl w:ilvl="8" w:tplc="042A0005" w:tentative="1">
+      <w:start w:val="1"/>
+      <w:numFmt w:val="bullet"/>
+      <w:lvlText w:val=""/>
+      <w:lvlJc w:val="left"/>
+      <w:pPr>
+        <w:ind w:left="6480" w:hanging="360"/>
+      </w:pPr>
+      <w:rPr>
+        <w:rFonts w:ascii="Wingdings" w:hAnsi="Wingdings" w:hint="default"/>
+      </w:rPr>
+    </w:lvl>
+  </w:abstractNum>
+  <w:abstractNum w:abstractNumId="2" w15:restartNumberingAfterBreak="0">
+    <w:nsid w:val="079D3118"/>
+    <w:multiLevelType w:val="hybridMultilevel"/>
+    <w:tmpl w:val="2CC848FA"/>
+    <w:lvl w:ilvl="0" w:tplc="042A0001">
+      <w:start w:val="1"/>
+      <w:numFmt w:val="bullet"/>
+      <w:lvlText w:val=""/>
+      <w:lvlJc w:val="left"/>
+      <w:pPr>
+        <w:ind w:left="720" w:hanging="360"/>
+      </w:pPr>
+      <w:rPr>
+        <w:rFonts w:ascii="Symbol" w:hAnsi="Symbol" w:hint="default"/>
+      </w:rPr>
+    </w:lvl>
+    <w:lvl w:ilvl="1" w:tplc="042A0003" w:tentative="1">
+      <w:start w:val="1"/>
+      <w:numFmt w:val="bullet"/>
+      <w:lvlText w:val="o"/>
+      <w:lvlJc w:val="left"/>
+      <w:pPr>
+        <w:ind w:left="1440" w:hanging="360"/>
+      </w:pPr>
+      <w:rPr>
+        <w:rFonts w:ascii="Courier New" w:hAnsi="Courier New" w:cs="Courier New" w:hint="default"/>
+      </w:rPr>
+    </w:lvl>
     <w:lvl w:ilvl="2" w:tplc="042A0005" w:tentative="1">
       <w:start w:val="1"/>
       <w:numFmt w:val="bullet"/>
@@ -1208,10 +6673,10 @@
       </w:rPr>
     </w:lvl>
   </w:abstractNum>
-  <w:abstractNum w:abstractNumId="1" w15:restartNumberingAfterBreak="0">
+  <w:abstractNum w:abstractNumId="3" w15:restartNumberingAfterBreak="0">
     <w:nsid w:val="208264EF"/>
     <w:multiLevelType w:val="hybridMultilevel"/>
-    <w:tmpl w:val="1D9E9B3C"/>
+    <w:tmpl w:val="FE3AC132"/>
     <w:lvl w:ilvl="0" w:tplc="042A0001">
       <w:start w:val="1"/>
       <w:numFmt w:val="bullet"/>
@@ -1236,6 +6701,745 @@
         <w:rFonts w:ascii="Courier New" w:hAnsi="Courier New" w:cs="Courier New" w:hint="default"/>
       </w:rPr>
     </w:lvl>
+    <w:lvl w:ilvl="2" w:tplc="FFFFFFFF">
+      <w:start w:val="1"/>
+      <w:numFmt w:val="bullet"/>
+      <w:lvlText w:val=""/>
+      <w:lvlJc w:val="left"/>
+      <w:pPr>
+        <w:ind w:left="2160" w:hanging="360"/>
+      </w:pPr>
+      <w:rPr>
+        <w:rFonts w:ascii="Wingdings" w:hAnsi="Wingdings" w:hint="default"/>
+      </w:rPr>
+    </w:lvl>
+    <w:lvl w:ilvl="3" w:tplc="FFFFFFFF" w:tentative="1">
+      <w:start w:val="1"/>
+      <w:numFmt w:val="bullet"/>
+      <w:lvlText w:val=""/>
+      <w:lvlJc w:val="left"/>
+      <w:pPr>
+        <w:ind w:left="2880" w:hanging="360"/>
+      </w:pPr>
+      <w:rPr>
+        <w:rFonts w:ascii="Symbol" w:hAnsi="Symbol" w:hint="default"/>
+      </w:rPr>
+    </w:lvl>
+    <w:lvl w:ilvl="4" w:tplc="FFFFFFFF" w:tentative="1">
+      <w:start w:val="1"/>
+      <w:numFmt w:val="bullet"/>
+      <w:lvlText w:val="o"/>
+      <w:lvlJc w:val="left"/>
+      <w:pPr>
+        <w:ind w:left="3600" w:hanging="360"/>
+      </w:pPr>
+      <w:rPr>
+        <w:rFonts w:ascii="Courier New" w:hAnsi="Courier New" w:cs="Courier New" w:hint="default"/>
+      </w:rPr>
+    </w:lvl>
+    <w:lvl w:ilvl="5" w:tplc="FFFFFFFF" w:tentative="1">
+      <w:start w:val="1"/>
+      <w:numFmt w:val="bullet"/>
+      <w:lvlText w:val=""/>
+      <w:lvlJc w:val="left"/>
+      <w:pPr>
+        <w:ind w:left="4320" w:hanging="360"/>
+      </w:pPr>
+      <w:rPr>
+        <w:rFonts w:ascii="Wingdings" w:hAnsi="Wingdings" w:hint="default"/>
+      </w:rPr>
+    </w:lvl>
+    <w:lvl w:ilvl="6" w:tplc="FFFFFFFF" w:tentative="1">
+      <w:start w:val="1"/>
+      <w:numFmt w:val="bullet"/>
+      <w:lvlText w:val=""/>
+      <w:lvlJc w:val="left"/>
+      <w:pPr>
+        <w:ind w:left="5040" w:hanging="360"/>
+      </w:pPr>
+      <w:rPr>
+        <w:rFonts w:ascii="Symbol" w:hAnsi="Symbol" w:hint="default"/>
+      </w:rPr>
+    </w:lvl>
+    <w:lvl w:ilvl="7" w:tplc="FFFFFFFF" w:tentative="1">
+      <w:start w:val="1"/>
+      <w:numFmt w:val="bullet"/>
+      <w:lvlText w:val="o"/>
+      <w:lvlJc w:val="left"/>
+      <w:pPr>
+        <w:ind w:left="5760" w:hanging="360"/>
+      </w:pPr>
+      <w:rPr>
+        <w:rFonts w:ascii="Courier New" w:hAnsi="Courier New" w:cs="Courier New" w:hint="default"/>
+      </w:rPr>
+    </w:lvl>
+    <w:lvl w:ilvl="8" w:tplc="FFFFFFFF" w:tentative="1">
+      <w:start w:val="1"/>
+      <w:numFmt w:val="bullet"/>
+      <w:lvlText w:val=""/>
+      <w:lvlJc w:val="left"/>
+      <w:pPr>
+        <w:ind w:left="6480" w:hanging="360"/>
+      </w:pPr>
+      <w:rPr>
+        <w:rFonts w:ascii="Wingdings" w:hAnsi="Wingdings" w:hint="default"/>
+      </w:rPr>
+    </w:lvl>
+  </w:abstractNum>
+  <w:abstractNum w:abstractNumId="4" w15:restartNumberingAfterBreak="0">
+    <w:nsid w:val="237E5A25"/>
+    <w:multiLevelType w:val="hybridMultilevel"/>
+    <w:tmpl w:val="2F763B5E"/>
+    <w:lvl w:ilvl="0" w:tplc="042A000F">
+      <w:start w:val="1"/>
+      <w:numFmt w:val="decimal"/>
+      <w:lvlText w:val="%1."/>
+      <w:lvlJc w:val="left"/>
+      <w:pPr>
+        <w:ind w:left="720" w:hanging="360"/>
+      </w:pPr>
+    </w:lvl>
+    <w:lvl w:ilvl="1" w:tplc="042A0019" w:tentative="1">
+      <w:start w:val="1"/>
+      <w:numFmt w:val="lowerLetter"/>
+      <w:lvlText w:val="%2."/>
+      <w:lvlJc w:val="left"/>
+      <w:pPr>
+        <w:ind w:left="1440" w:hanging="360"/>
+      </w:pPr>
+    </w:lvl>
+    <w:lvl w:ilvl="2" w:tplc="042A001B" w:tentative="1">
+      <w:start w:val="1"/>
+      <w:numFmt w:val="lowerRoman"/>
+      <w:lvlText w:val="%3."/>
+      <w:lvlJc w:val="right"/>
+      <w:pPr>
+        <w:ind w:left="2160" w:hanging="180"/>
+      </w:pPr>
+    </w:lvl>
+    <w:lvl w:ilvl="3" w:tplc="042A000F" w:tentative="1">
+      <w:start w:val="1"/>
+      <w:numFmt w:val="decimal"/>
+      <w:lvlText w:val="%4."/>
+      <w:lvlJc w:val="left"/>
+      <w:pPr>
+        <w:ind w:left="2880" w:hanging="360"/>
+      </w:pPr>
+    </w:lvl>
+    <w:lvl w:ilvl="4" w:tplc="042A0019" w:tentative="1">
+      <w:start w:val="1"/>
+      <w:numFmt w:val="lowerLetter"/>
+      <w:lvlText w:val="%5."/>
+      <w:lvlJc w:val="left"/>
+      <w:pPr>
+        <w:ind w:left="3600" w:hanging="360"/>
+      </w:pPr>
+    </w:lvl>
+    <w:lvl w:ilvl="5" w:tplc="042A001B" w:tentative="1">
+      <w:start w:val="1"/>
+      <w:numFmt w:val="lowerRoman"/>
+      <w:lvlText w:val="%6."/>
+      <w:lvlJc w:val="right"/>
+      <w:pPr>
+        <w:ind w:left="4320" w:hanging="180"/>
+      </w:pPr>
+    </w:lvl>
+    <w:lvl w:ilvl="6" w:tplc="042A000F" w:tentative="1">
+      <w:start w:val="1"/>
+      <w:numFmt w:val="decimal"/>
+      <w:lvlText w:val="%7."/>
+      <w:lvlJc w:val="left"/>
+      <w:pPr>
+        <w:ind w:left="5040" w:hanging="360"/>
+      </w:pPr>
+    </w:lvl>
+    <w:lvl w:ilvl="7" w:tplc="042A0019" w:tentative="1">
+      <w:start w:val="1"/>
+      <w:numFmt w:val="lowerLetter"/>
+      <w:lvlText w:val="%8."/>
+      <w:lvlJc w:val="left"/>
+      <w:pPr>
+        <w:ind w:left="5760" w:hanging="360"/>
+      </w:pPr>
+    </w:lvl>
+    <w:lvl w:ilvl="8" w:tplc="042A001B" w:tentative="1">
+      <w:start w:val="1"/>
+      <w:numFmt w:val="lowerRoman"/>
+      <w:lvlText w:val="%9."/>
+      <w:lvlJc w:val="right"/>
+      <w:pPr>
+        <w:ind w:left="6480" w:hanging="180"/>
+      </w:pPr>
+    </w:lvl>
+  </w:abstractNum>
+  <w:abstractNum w:abstractNumId="5" w15:restartNumberingAfterBreak="0">
+    <w:nsid w:val="242A1A69"/>
+    <w:multiLevelType w:val="hybridMultilevel"/>
+    <w:tmpl w:val="A858CF12"/>
+    <w:lvl w:ilvl="0" w:tplc="FFFFFFFF">
+      <w:start w:val="1"/>
+      <w:numFmt w:val="bullet"/>
+      <w:lvlText w:val="o"/>
+      <w:lvlJc w:val="left"/>
+      <w:pPr>
+        <w:ind w:left="1440" w:hanging="360"/>
+      </w:pPr>
+      <w:rPr>
+        <w:rFonts w:ascii="Courier New" w:hAnsi="Courier New" w:cs="Courier New" w:hint="default"/>
+      </w:rPr>
+    </w:lvl>
+    <w:lvl w:ilvl="1" w:tplc="042A0003" w:tentative="1">
+      <w:start w:val="1"/>
+      <w:numFmt w:val="bullet"/>
+      <w:lvlText w:val="o"/>
+      <w:lvlJc w:val="left"/>
+      <w:pPr>
+        <w:ind w:left="1440" w:hanging="360"/>
+      </w:pPr>
+      <w:rPr>
+        <w:rFonts w:ascii="Courier New" w:hAnsi="Courier New" w:cs="Courier New" w:hint="default"/>
+      </w:rPr>
+    </w:lvl>
+    <w:lvl w:ilvl="2" w:tplc="042A0005" w:tentative="1">
+      <w:start w:val="1"/>
+      <w:numFmt w:val="bullet"/>
+      <w:lvlText w:val=""/>
+      <w:lvlJc w:val="left"/>
+      <w:pPr>
+        <w:ind w:left="2160" w:hanging="360"/>
+      </w:pPr>
+      <w:rPr>
+        <w:rFonts w:ascii="Wingdings" w:hAnsi="Wingdings" w:hint="default"/>
+      </w:rPr>
+    </w:lvl>
+    <w:lvl w:ilvl="3" w:tplc="042A0001" w:tentative="1">
+      <w:start w:val="1"/>
+      <w:numFmt w:val="bullet"/>
+      <w:lvlText w:val=""/>
+      <w:lvlJc w:val="left"/>
+      <w:pPr>
+        <w:ind w:left="2880" w:hanging="360"/>
+      </w:pPr>
+      <w:rPr>
+        <w:rFonts w:ascii="Symbol" w:hAnsi="Symbol" w:hint="default"/>
+      </w:rPr>
+    </w:lvl>
+    <w:lvl w:ilvl="4" w:tplc="042A0003" w:tentative="1">
+      <w:start w:val="1"/>
+      <w:numFmt w:val="bullet"/>
+      <w:lvlText w:val="o"/>
+      <w:lvlJc w:val="left"/>
+      <w:pPr>
+        <w:ind w:left="3600" w:hanging="360"/>
+      </w:pPr>
+      <w:rPr>
+        <w:rFonts w:ascii="Courier New" w:hAnsi="Courier New" w:cs="Courier New" w:hint="default"/>
+      </w:rPr>
+    </w:lvl>
+    <w:lvl w:ilvl="5" w:tplc="042A0005" w:tentative="1">
+      <w:start w:val="1"/>
+      <w:numFmt w:val="bullet"/>
+      <w:lvlText w:val=""/>
+      <w:lvlJc w:val="left"/>
+      <w:pPr>
+        <w:ind w:left="4320" w:hanging="360"/>
+      </w:pPr>
+      <w:rPr>
+        <w:rFonts w:ascii="Wingdings" w:hAnsi="Wingdings" w:hint="default"/>
+      </w:rPr>
+    </w:lvl>
+    <w:lvl w:ilvl="6" w:tplc="042A0001" w:tentative="1">
+      <w:start w:val="1"/>
+      <w:numFmt w:val="bullet"/>
+      <w:lvlText w:val=""/>
+      <w:lvlJc w:val="left"/>
+      <w:pPr>
+        <w:ind w:left="5040" w:hanging="360"/>
+      </w:pPr>
+      <w:rPr>
+        <w:rFonts w:ascii="Symbol" w:hAnsi="Symbol" w:hint="default"/>
+      </w:rPr>
+    </w:lvl>
+    <w:lvl w:ilvl="7" w:tplc="042A0003" w:tentative="1">
+      <w:start w:val="1"/>
+      <w:numFmt w:val="bullet"/>
+      <w:lvlText w:val="o"/>
+      <w:lvlJc w:val="left"/>
+      <w:pPr>
+        <w:ind w:left="5760" w:hanging="360"/>
+      </w:pPr>
+      <w:rPr>
+        <w:rFonts w:ascii="Courier New" w:hAnsi="Courier New" w:cs="Courier New" w:hint="default"/>
+      </w:rPr>
+    </w:lvl>
+    <w:lvl w:ilvl="8" w:tplc="042A0005" w:tentative="1">
+      <w:start w:val="1"/>
+      <w:numFmt w:val="bullet"/>
+      <w:lvlText w:val=""/>
+      <w:lvlJc w:val="left"/>
+      <w:pPr>
+        <w:ind w:left="6480" w:hanging="360"/>
+      </w:pPr>
+      <w:rPr>
+        <w:rFonts w:ascii="Wingdings" w:hAnsi="Wingdings" w:hint="default"/>
+      </w:rPr>
+    </w:lvl>
+  </w:abstractNum>
+  <w:abstractNum w:abstractNumId="6" w15:restartNumberingAfterBreak="0">
+    <w:nsid w:val="274C5BC2"/>
+    <w:multiLevelType w:val="hybridMultilevel"/>
+    <w:tmpl w:val="D00CFD2A"/>
+    <w:lvl w:ilvl="0" w:tplc="FFFFFFFF">
+      <w:start w:val="1"/>
+      <w:numFmt w:val="bullet"/>
+      <w:lvlText w:val="o"/>
+      <w:lvlJc w:val="left"/>
+      <w:pPr>
+        <w:ind w:left="1440" w:hanging="360"/>
+      </w:pPr>
+      <w:rPr>
+        <w:rFonts w:ascii="Courier New" w:hAnsi="Courier New" w:cs="Courier New" w:hint="default"/>
+      </w:rPr>
+    </w:lvl>
+    <w:lvl w:ilvl="1" w:tplc="042A0003" w:tentative="1">
+      <w:start w:val="1"/>
+      <w:numFmt w:val="bullet"/>
+      <w:lvlText w:val="o"/>
+      <w:lvlJc w:val="left"/>
+      <w:pPr>
+        <w:ind w:left="1440" w:hanging="360"/>
+      </w:pPr>
+      <w:rPr>
+        <w:rFonts w:ascii="Courier New" w:hAnsi="Courier New" w:cs="Courier New" w:hint="default"/>
+      </w:rPr>
+    </w:lvl>
+    <w:lvl w:ilvl="2" w:tplc="042A0005" w:tentative="1">
+      <w:start w:val="1"/>
+      <w:numFmt w:val="bullet"/>
+      <w:lvlText w:val=""/>
+      <w:lvlJc w:val="left"/>
+      <w:pPr>
+        <w:ind w:left="2160" w:hanging="360"/>
+      </w:pPr>
+      <w:rPr>
+        <w:rFonts w:ascii="Wingdings" w:hAnsi="Wingdings" w:hint="default"/>
+      </w:rPr>
+    </w:lvl>
+    <w:lvl w:ilvl="3" w:tplc="042A0001" w:tentative="1">
+      <w:start w:val="1"/>
+      <w:numFmt w:val="bullet"/>
+      <w:lvlText w:val=""/>
+      <w:lvlJc w:val="left"/>
+      <w:pPr>
+        <w:ind w:left="2880" w:hanging="360"/>
+      </w:pPr>
+      <w:rPr>
+        <w:rFonts w:ascii="Symbol" w:hAnsi="Symbol" w:hint="default"/>
+      </w:rPr>
+    </w:lvl>
+    <w:lvl w:ilvl="4" w:tplc="042A0003" w:tentative="1">
+      <w:start w:val="1"/>
+      <w:numFmt w:val="bullet"/>
+      <w:lvlText w:val="o"/>
+      <w:lvlJc w:val="left"/>
+      <w:pPr>
+        <w:ind w:left="3600" w:hanging="360"/>
+      </w:pPr>
+      <w:rPr>
+        <w:rFonts w:ascii="Courier New" w:hAnsi="Courier New" w:cs="Courier New" w:hint="default"/>
+      </w:rPr>
+    </w:lvl>
+    <w:lvl w:ilvl="5" w:tplc="042A0005" w:tentative="1">
+      <w:start w:val="1"/>
+      <w:numFmt w:val="bullet"/>
+      <w:lvlText w:val=""/>
+      <w:lvlJc w:val="left"/>
+      <w:pPr>
+        <w:ind w:left="4320" w:hanging="360"/>
+      </w:pPr>
+      <w:rPr>
+        <w:rFonts w:ascii="Wingdings" w:hAnsi="Wingdings" w:hint="default"/>
+      </w:rPr>
+    </w:lvl>
+    <w:lvl w:ilvl="6" w:tplc="042A0001" w:tentative="1">
+      <w:start w:val="1"/>
+      <w:numFmt w:val="bullet"/>
+      <w:lvlText w:val=""/>
+      <w:lvlJc w:val="left"/>
+      <w:pPr>
+        <w:ind w:left="5040" w:hanging="360"/>
+      </w:pPr>
+      <w:rPr>
+        <w:rFonts w:ascii="Symbol" w:hAnsi="Symbol" w:hint="default"/>
+      </w:rPr>
+    </w:lvl>
+    <w:lvl w:ilvl="7" w:tplc="042A0003" w:tentative="1">
+      <w:start w:val="1"/>
+      <w:numFmt w:val="bullet"/>
+      <w:lvlText w:val="o"/>
+      <w:lvlJc w:val="left"/>
+      <w:pPr>
+        <w:ind w:left="5760" w:hanging="360"/>
+      </w:pPr>
+      <w:rPr>
+        <w:rFonts w:ascii="Courier New" w:hAnsi="Courier New" w:cs="Courier New" w:hint="default"/>
+      </w:rPr>
+    </w:lvl>
+    <w:lvl w:ilvl="8" w:tplc="042A0005" w:tentative="1">
+      <w:start w:val="1"/>
+      <w:numFmt w:val="bullet"/>
+      <w:lvlText w:val=""/>
+      <w:lvlJc w:val="left"/>
+      <w:pPr>
+        <w:ind w:left="6480" w:hanging="360"/>
+      </w:pPr>
+      <w:rPr>
+        <w:rFonts w:ascii="Wingdings" w:hAnsi="Wingdings" w:hint="default"/>
+      </w:rPr>
+    </w:lvl>
+  </w:abstractNum>
+  <w:abstractNum w:abstractNumId="7" w15:restartNumberingAfterBreak="0">
+    <w:nsid w:val="27E826FA"/>
+    <w:multiLevelType w:val="hybridMultilevel"/>
+    <w:tmpl w:val="2396AC1C"/>
+    <w:lvl w:ilvl="0" w:tplc="042A0001">
+      <w:start w:val="1"/>
+      <w:numFmt w:val="bullet"/>
+      <w:lvlText w:val=""/>
+      <w:lvlJc w:val="left"/>
+      <w:pPr>
+        <w:ind w:left="720" w:hanging="360"/>
+      </w:pPr>
+      <w:rPr>
+        <w:rFonts w:ascii="Symbol" w:hAnsi="Symbol" w:hint="default"/>
+      </w:rPr>
+    </w:lvl>
+    <w:lvl w:ilvl="1" w:tplc="042A0003" w:tentative="1">
+      <w:start w:val="1"/>
+      <w:numFmt w:val="bullet"/>
+      <w:lvlText w:val="o"/>
+      <w:lvlJc w:val="left"/>
+      <w:pPr>
+        <w:ind w:left="1440" w:hanging="360"/>
+      </w:pPr>
+      <w:rPr>
+        <w:rFonts w:ascii="Courier New" w:hAnsi="Courier New" w:cs="Courier New" w:hint="default"/>
+      </w:rPr>
+    </w:lvl>
+    <w:lvl w:ilvl="2" w:tplc="042A0005" w:tentative="1">
+      <w:start w:val="1"/>
+      <w:numFmt w:val="bullet"/>
+      <w:lvlText w:val=""/>
+      <w:lvlJc w:val="left"/>
+      <w:pPr>
+        <w:ind w:left="2160" w:hanging="360"/>
+      </w:pPr>
+      <w:rPr>
+        <w:rFonts w:ascii="Wingdings" w:hAnsi="Wingdings" w:hint="default"/>
+      </w:rPr>
+    </w:lvl>
+    <w:lvl w:ilvl="3" w:tplc="042A0001" w:tentative="1">
+      <w:start w:val="1"/>
+      <w:numFmt w:val="bullet"/>
+      <w:lvlText w:val=""/>
+      <w:lvlJc w:val="left"/>
+      <w:pPr>
+        <w:ind w:left="2880" w:hanging="360"/>
+      </w:pPr>
+      <w:rPr>
+        <w:rFonts w:ascii="Symbol" w:hAnsi="Symbol" w:hint="default"/>
+      </w:rPr>
+    </w:lvl>
+    <w:lvl w:ilvl="4" w:tplc="042A0003" w:tentative="1">
+      <w:start w:val="1"/>
+      <w:numFmt w:val="bullet"/>
+      <w:lvlText w:val="o"/>
+      <w:lvlJc w:val="left"/>
+      <w:pPr>
+        <w:ind w:left="3600" w:hanging="360"/>
+      </w:pPr>
+      <w:rPr>
+        <w:rFonts w:ascii="Courier New" w:hAnsi="Courier New" w:cs="Courier New" w:hint="default"/>
+      </w:rPr>
+    </w:lvl>
+    <w:lvl w:ilvl="5" w:tplc="042A0005" w:tentative="1">
+      <w:start w:val="1"/>
+      <w:numFmt w:val="bullet"/>
+      <w:lvlText w:val=""/>
+      <w:lvlJc w:val="left"/>
+      <w:pPr>
+        <w:ind w:left="4320" w:hanging="360"/>
+      </w:pPr>
+      <w:rPr>
+        <w:rFonts w:ascii="Wingdings" w:hAnsi="Wingdings" w:hint="default"/>
+      </w:rPr>
+    </w:lvl>
+    <w:lvl w:ilvl="6" w:tplc="042A0001" w:tentative="1">
+      <w:start w:val="1"/>
+      <w:numFmt w:val="bullet"/>
+      <w:lvlText w:val=""/>
+      <w:lvlJc w:val="left"/>
+      <w:pPr>
+        <w:ind w:left="5040" w:hanging="360"/>
+      </w:pPr>
+      <w:rPr>
+        <w:rFonts w:ascii="Symbol" w:hAnsi="Symbol" w:hint="default"/>
+      </w:rPr>
+    </w:lvl>
+    <w:lvl w:ilvl="7" w:tplc="042A0003" w:tentative="1">
+      <w:start w:val="1"/>
+      <w:numFmt w:val="bullet"/>
+      <w:lvlText w:val="o"/>
+      <w:lvlJc w:val="left"/>
+      <w:pPr>
+        <w:ind w:left="5760" w:hanging="360"/>
+      </w:pPr>
+      <w:rPr>
+        <w:rFonts w:ascii="Courier New" w:hAnsi="Courier New" w:cs="Courier New" w:hint="default"/>
+      </w:rPr>
+    </w:lvl>
+    <w:lvl w:ilvl="8" w:tplc="042A0005" w:tentative="1">
+      <w:start w:val="1"/>
+      <w:numFmt w:val="bullet"/>
+      <w:lvlText w:val=""/>
+      <w:lvlJc w:val="left"/>
+      <w:pPr>
+        <w:ind w:left="6480" w:hanging="360"/>
+      </w:pPr>
+      <w:rPr>
+        <w:rFonts w:ascii="Wingdings" w:hAnsi="Wingdings" w:hint="default"/>
+      </w:rPr>
+    </w:lvl>
+  </w:abstractNum>
+  <w:abstractNum w:abstractNumId="8" w15:restartNumberingAfterBreak="0">
+    <w:nsid w:val="29601523"/>
+    <w:multiLevelType w:val="hybridMultilevel"/>
+    <w:tmpl w:val="0DF4C6C4"/>
+    <w:lvl w:ilvl="0" w:tplc="042A0001">
+      <w:start w:val="1"/>
+      <w:numFmt w:val="bullet"/>
+      <w:lvlText w:val=""/>
+      <w:lvlJc w:val="left"/>
+      <w:pPr>
+        <w:ind w:left="720" w:hanging="360"/>
+      </w:pPr>
+      <w:rPr>
+        <w:rFonts w:ascii="Symbol" w:hAnsi="Symbol" w:hint="default"/>
+      </w:rPr>
+    </w:lvl>
+    <w:lvl w:ilvl="1" w:tplc="042A0003" w:tentative="1">
+      <w:start w:val="1"/>
+      <w:numFmt w:val="bullet"/>
+      <w:lvlText w:val="o"/>
+      <w:lvlJc w:val="left"/>
+      <w:pPr>
+        <w:ind w:left="1440" w:hanging="360"/>
+      </w:pPr>
+      <w:rPr>
+        <w:rFonts w:ascii="Courier New" w:hAnsi="Courier New" w:cs="Courier New" w:hint="default"/>
+      </w:rPr>
+    </w:lvl>
+    <w:lvl w:ilvl="2" w:tplc="042A0005" w:tentative="1">
+      <w:start w:val="1"/>
+      <w:numFmt w:val="bullet"/>
+      <w:lvlText w:val=""/>
+      <w:lvlJc w:val="left"/>
+      <w:pPr>
+        <w:ind w:left="2160" w:hanging="360"/>
+      </w:pPr>
+      <w:rPr>
+        <w:rFonts w:ascii="Wingdings" w:hAnsi="Wingdings" w:hint="default"/>
+      </w:rPr>
+    </w:lvl>
+    <w:lvl w:ilvl="3" w:tplc="042A0001" w:tentative="1">
+      <w:start w:val="1"/>
+      <w:numFmt w:val="bullet"/>
+      <w:lvlText w:val=""/>
+      <w:lvlJc w:val="left"/>
+      <w:pPr>
+        <w:ind w:left="2880" w:hanging="360"/>
+      </w:pPr>
+      <w:rPr>
+        <w:rFonts w:ascii="Symbol" w:hAnsi="Symbol" w:hint="default"/>
+      </w:rPr>
+    </w:lvl>
+    <w:lvl w:ilvl="4" w:tplc="042A0003" w:tentative="1">
+      <w:start w:val="1"/>
+      <w:numFmt w:val="bullet"/>
+      <w:lvlText w:val="o"/>
+      <w:lvlJc w:val="left"/>
+      <w:pPr>
+        <w:ind w:left="3600" w:hanging="360"/>
+      </w:pPr>
+      <w:rPr>
+        <w:rFonts w:ascii="Courier New" w:hAnsi="Courier New" w:cs="Courier New" w:hint="default"/>
+      </w:rPr>
+    </w:lvl>
+    <w:lvl w:ilvl="5" w:tplc="042A0005" w:tentative="1">
+      <w:start w:val="1"/>
+      <w:numFmt w:val="bullet"/>
+      <w:lvlText w:val=""/>
+      <w:lvlJc w:val="left"/>
+      <w:pPr>
+        <w:ind w:left="4320" w:hanging="360"/>
+      </w:pPr>
+      <w:rPr>
+        <w:rFonts w:ascii="Wingdings" w:hAnsi="Wingdings" w:hint="default"/>
+      </w:rPr>
+    </w:lvl>
+    <w:lvl w:ilvl="6" w:tplc="042A0001" w:tentative="1">
+      <w:start w:val="1"/>
+      <w:numFmt w:val="bullet"/>
+      <w:lvlText w:val=""/>
+      <w:lvlJc w:val="left"/>
+      <w:pPr>
+        <w:ind w:left="5040" w:hanging="360"/>
+      </w:pPr>
+      <w:rPr>
+        <w:rFonts w:ascii="Symbol" w:hAnsi="Symbol" w:hint="default"/>
+      </w:rPr>
+    </w:lvl>
+    <w:lvl w:ilvl="7" w:tplc="042A0003" w:tentative="1">
+      <w:start w:val="1"/>
+      <w:numFmt w:val="bullet"/>
+      <w:lvlText w:val="o"/>
+      <w:lvlJc w:val="left"/>
+      <w:pPr>
+        <w:ind w:left="5760" w:hanging="360"/>
+      </w:pPr>
+      <w:rPr>
+        <w:rFonts w:ascii="Courier New" w:hAnsi="Courier New" w:cs="Courier New" w:hint="default"/>
+      </w:rPr>
+    </w:lvl>
+    <w:lvl w:ilvl="8" w:tplc="042A0005" w:tentative="1">
+      <w:start w:val="1"/>
+      <w:numFmt w:val="bullet"/>
+      <w:lvlText w:val=""/>
+      <w:lvlJc w:val="left"/>
+      <w:pPr>
+        <w:ind w:left="6480" w:hanging="360"/>
+      </w:pPr>
+      <w:rPr>
+        <w:rFonts w:ascii="Wingdings" w:hAnsi="Wingdings" w:hint="default"/>
+      </w:rPr>
+    </w:lvl>
+  </w:abstractNum>
+  <w:abstractNum w:abstractNumId="9" w15:restartNumberingAfterBreak="0">
+    <w:nsid w:val="41867072"/>
+    <w:multiLevelType w:val="hybridMultilevel"/>
+    <w:tmpl w:val="3334BC1E"/>
+    <w:lvl w:ilvl="0" w:tplc="A7FCFE52">
+      <w:start w:val="1"/>
+      <w:numFmt w:val="decimal"/>
+      <w:lvlText w:val="%1."/>
+      <w:lvlJc w:val="left"/>
+      <w:pPr>
+        <w:ind w:left="1080" w:hanging="360"/>
+      </w:pPr>
+      <w:rPr>
+        <w:rFonts w:hint="default"/>
+      </w:rPr>
+    </w:lvl>
+    <w:lvl w:ilvl="1" w:tplc="042A0019" w:tentative="1">
+      <w:start w:val="1"/>
+      <w:numFmt w:val="lowerLetter"/>
+      <w:lvlText w:val="%2."/>
+      <w:lvlJc w:val="left"/>
+      <w:pPr>
+        <w:ind w:left="1800" w:hanging="360"/>
+      </w:pPr>
+    </w:lvl>
+    <w:lvl w:ilvl="2" w:tplc="042A001B" w:tentative="1">
+      <w:start w:val="1"/>
+      <w:numFmt w:val="lowerRoman"/>
+      <w:lvlText w:val="%3."/>
+      <w:lvlJc w:val="right"/>
+      <w:pPr>
+        <w:ind w:left="2520" w:hanging="180"/>
+      </w:pPr>
+    </w:lvl>
+    <w:lvl w:ilvl="3" w:tplc="042A000F" w:tentative="1">
+      <w:start w:val="1"/>
+      <w:numFmt w:val="decimal"/>
+      <w:lvlText w:val="%4."/>
+      <w:lvlJc w:val="left"/>
+      <w:pPr>
+        <w:ind w:left="3240" w:hanging="360"/>
+      </w:pPr>
+    </w:lvl>
+    <w:lvl w:ilvl="4" w:tplc="042A0019" w:tentative="1">
+      <w:start w:val="1"/>
+      <w:numFmt w:val="lowerLetter"/>
+      <w:lvlText w:val="%5."/>
+      <w:lvlJc w:val="left"/>
+      <w:pPr>
+        <w:ind w:left="3960" w:hanging="360"/>
+      </w:pPr>
+    </w:lvl>
+    <w:lvl w:ilvl="5" w:tplc="042A001B" w:tentative="1">
+      <w:start w:val="1"/>
+      <w:numFmt w:val="lowerRoman"/>
+      <w:lvlText w:val="%6."/>
+      <w:lvlJc w:val="right"/>
+      <w:pPr>
+        <w:ind w:left="4680" w:hanging="180"/>
+      </w:pPr>
+    </w:lvl>
+    <w:lvl w:ilvl="6" w:tplc="042A000F" w:tentative="1">
+      <w:start w:val="1"/>
+      <w:numFmt w:val="decimal"/>
+      <w:lvlText w:val="%7."/>
+      <w:lvlJc w:val="left"/>
+      <w:pPr>
+        <w:ind w:left="5400" w:hanging="360"/>
+      </w:pPr>
+    </w:lvl>
+    <w:lvl w:ilvl="7" w:tplc="042A0019" w:tentative="1">
+      <w:start w:val="1"/>
+      <w:numFmt w:val="lowerLetter"/>
+      <w:lvlText w:val="%8."/>
+      <w:lvlJc w:val="left"/>
+      <w:pPr>
+        <w:ind w:left="6120" w:hanging="360"/>
+      </w:pPr>
+    </w:lvl>
+    <w:lvl w:ilvl="8" w:tplc="042A001B" w:tentative="1">
+      <w:start w:val="1"/>
+      <w:numFmt w:val="lowerRoman"/>
+      <w:lvlText w:val="%9."/>
+      <w:lvlJc w:val="right"/>
+      <w:pPr>
+        <w:ind w:left="6840" w:hanging="180"/>
+      </w:pPr>
+    </w:lvl>
+  </w:abstractNum>
+  <w:abstractNum w:abstractNumId="10" w15:restartNumberingAfterBreak="0">
+    <w:nsid w:val="45785A77"/>
+    <w:multiLevelType w:val="hybridMultilevel"/>
+    <w:tmpl w:val="A258B35A"/>
+    <w:lvl w:ilvl="0" w:tplc="FFFFFFFF">
+      <w:numFmt w:val="bullet"/>
+      <w:lvlText w:val="-"/>
+      <w:lvlJc w:val="left"/>
+      <w:pPr>
+        <w:ind w:left="720" w:hanging="360"/>
+      </w:pPr>
+      <w:rPr>
+        <w:rFonts w:ascii="Arial" w:eastAsiaTheme="minorHAnsi" w:hAnsi="Arial" w:cs="Arial" w:hint="default"/>
+      </w:rPr>
+    </w:lvl>
+    <w:lvl w:ilvl="1" w:tplc="042A0001">
+      <w:start w:val="1"/>
+      <w:numFmt w:val="bullet"/>
+      <w:lvlText w:val=""/>
+      <w:lvlJc w:val="left"/>
+      <w:pPr>
+        <w:ind w:left="1440" w:hanging="360"/>
+      </w:pPr>
+      <w:rPr>
+        <w:rFonts w:ascii="Symbol" w:hAnsi="Symbol" w:hint="default"/>
+      </w:rPr>
+    </w:lvl>
     <w:lvl w:ilvl="2" w:tplc="FFFFFFFF" w:tentative="1">
       <w:start w:val="1"/>
       <w:numFmt w:val="bullet"/>
@@ -1321,10 +7525,10 @@
       </w:rPr>
     </w:lvl>
   </w:abstractNum>
-  <w:abstractNum w:abstractNumId="2" w15:restartNumberingAfterBreak="0">
+  <w:abstractNum w:abstractNumId="11" w15:restartNumberingAfterBreak="0">
     <w:nsid w:val="5CA977C3"/>
     <w:multiLevelType w:val="hybridMultilevel"/>
-    <w:tmpl w:val="28387236"/>
+    <w:tmpl w:val="41A85B30"/>
     <w:lvl w:ilvl="0" w:tplc="8DC64E82">
       <w:numFmt w:val="bullet"/>
       <w:lvlText w:val="-"/>
@@ -1433,7 +7637,120 @@
       </w:rPr>
     </w:lvl>
   </w:abstractNum>
-  <w:abstractNum w:abstractNumId="3" w15:restartNumberingAfterBreak="0">
+  <w:abstractNum w:abstractNumId="12" w15:restartNumberingAfterBreak="0">
+    <w:nsid w:val="5FDC5722"/>
+    <w:multiLevelType w:val="hybridMultilevel"/>
+    <w:tmpl w:val="FA32110C"/>
+    <w:lvl w:ilvl="0" w:tplc="042A0001">
+      <w:start w:val="1"/>
+      <w:numFmt w:val="bullet"/>
+      <w:lvlText w:val=""/>
+      <w:lvlJc w:val="left"/>
+      <w:pPr>
+        <w:ind w:left="720" w:hanging="360"/>
+      </w:pPr>
+      <w:rPr>
+        <w:rFonts w:ascii="Symbol" w:hAnsi="Symbol" w:hint="default"/>
+      </w:rPr>
+    </w:lvl>
+    <w:lvl w:ilvl="1" w:tplc="042A0003" w:tentative="1">
+      <w:start w:val="1"/>
+      <w:numFmt w:val="bullet"/>
+      <w:lvlText w:val="o"/>
+      <w:lvlJc w:val="left"/>
+      <w:pPr>
+        <w:ind w:left="1440" w:hanging="360"/>
+      </w:pPr>
+      <w:rPr>
+        <w:rFonts w:ascii="Courier New" w:hAnsi="Courier New" w:cs="Courier New" w:hint="default"/>
+      </w:rPr>
+    </w:lvl>
+    <w:lvl w:ilvl="2" w:tplc="042A0005" w:tentative="1">
+      <w:start w:val="1"/>
+      <w:numFmt w:val="bullet"/>
+      <w:lvlText w:val=""/>
+      <w:lvlJc w:val="left"/>
+      <w:pPr>
+        <w:ind w:left="2160" w:hanging="360"/>
+      </w:pPr>
+      <w:rPr>
+        <w:rFonts w:ascii="Wingdings" w:hAnsi="Wingdings" w:hint="default"/>
+      </w:rPr>
+    </w:lvl>
+    <w:lvl w:ilvl="3" w:tplc="042A0001" w:tentative="1">
+      <w:start w:val="1"/>
+      <w:numFmt w:val="bullet"/>
+      <w:lvlText w:val=""/>
+      <w:lvlJc w:val="left"/>
+      <w:pPr>
+        <w:ind w:left="2880" w:hanging="360"/>
+      </w:pPr>
+      <w:rPr>
+        <w:rFonts w:ascii="Symbol" w:hAnsi="Symbol" w:hint="default"/>
+      </w:rPr>
+    </w:lvl>
+    <w:lvl w:ilvl="4" w:tplc="042A0003" w:tentative="1">
+      <w:start w:val="1"/>
+      <w:numFmt w:val="bullet"/>
+      <w:lvlText w:val="o"/>
+      <w:lvlJc w:val="left"/>
+      <w:pPr>
+        <w:ind w:left="3600" w:hanging="360"/>
+      </w:pPr>
+      <w:rPr>
+        <w:rFonts w:ascii="Courier New" w:hAnsi="Courier New" w:cs="Courier New" w:hint="default"/>
+      </w:rPr>
+    </w:lvl>
+    <w:lvl w:ilvl="5" w:tplc="042A0005" w:tentative="1">
+      <w:start w:val="1"/>
+      <w:numFmt w:val="bullet"/>
+      <w:lvlText w:val=""/>
+      <w:lvlJc w:val="left"/>
+      <w:pPr>
+        <w:ind w:left="4320" w:hanging="360"/>
+      </w:pPr>
+      <w:rPr>
+        <w:rFonts w:ascii="Wingdings" w:hAnsi="Wingdings" w:hint="default"/>
+      </w:rPr>
+    </w:lvl>
+    <w:lvl w:ilvl="6" w:tplc="042A0001" w:tentative="1">
+      <w:start w:val="1"/>
+      <w:numFmt w:val="bullet"/>
+      <w:lvlText w:val=""/>
+      <w:lvlJc w:val="left"/>
+      <w:pPr>
+        <w:ind w:left="5040" w:hanging="360"/>
+      </w:pPr>
+      <w:rPr>
+        <w:rFonts w:ascii="Symbol" w:hAnsi="Symbol" w:hint="default"/>
+      </w:rPr>
+    </w:lvl>
+    <w:lvl w:ilvl="7" w:tplc="042A0003" w:tentative="1">
+      <w:start w:val="1"/>
+      <w:numFmt w:val="bullet"/>
+      <w:lvlText w:val="o"/>
+      <w:lvlJc w:val="left"/>
+      <w:pPr>
+        <w:ind w:left="5760" w:hanging="360"/>
+      </w:pPr>
+      <w:rPr>
+        <w:rFonts w:ascii="Courier New" w:hAnsi="Courier New" w:cs="Courier New" w:hint="default"/>
+      </w:rPr>
+    </w:lvl>
+    <w:lvl w:ilvl="8" w:tplc="042A0005" w:tentative="1">
+      <w:start w:val="1"/>
+      <w:numFmt w:val="bullet"/>
+      <w:lvlText w:val=""/>
+      <w:lvlJc w:val="left"/>
+      <w:pPr>
+        <w:ind w:left="6480" w:hanging="360"/>
+      </w:pPr>
+      <w:rPr>
+        <w:rFonts w:ascii="Wingdings" w:hAnsi="Wingdings" w:hint="default"/>
+      </w:rPr>
+    </w:lvl>
+  </w:abstractNum>
+  <w:abstractNum w:abstractNumId="13" w15:restartNumberingAfterBreak="0">
     <w:nsid w:val="64CE7997"/>
     <w:multiLevelType w:val="hybridMultilevel"/>
     <w:tmpl w:val="957659DE"/>
@@ -1546,7 +7863,209 @@
       </w:rPr>
     </w:lvl>
   </w:abstractNum>
-  <w:abstractNum w:abstractNumId="4" w15:restartNumberingAfterBreak="0">
+  <w:abstractNum w:abstractNumId="14" w15:restartNumberingAfterBreak="0">
+    <w:nsid w:val="68A9677D"/>
+    <w:multiLevelType w:val="hybridMultilevel"/>
+    <w:tmpl w:val="3570915C"/>
+    <w:lvl w:ilvl="0" w:tplc="042A000F">
+      <w:start w:val="1"/>
+      <w:numFmt w:val="decimal"/>
+      <w:lvlText w:val="%1."/>
+      <w:lvlJc w:val="left"/>
+      <w:pPr>
+        <w:ind w:left="1080" w:hanging="360"/>
+      </w:pPr>
+      <w:rPr>
+        <w:rFonts w:hint="default"/>
+      </w:rPr>
+    </w:lvl>
+    <w:lvl w:ilvl="1" w:tplc="042A0019" w:tentative="1">
+      <w:start w:val="1"/>
+      <w:numFmt w:val="lowerLetter"/>
+      <w:lvlText w:val="%2."/>
+      <w:lvlJc w:val="left"/>
+      <w:pPr>
+        <w:ind w:left="1800" w:hanging="360"/>
+      </w:pPr>
+    </w:lvl>
+    <w:lvl w:ilvl="2" w:tplc="042A001B" w:tentative="1">
+      <w:start w:val="1"/>
+      <w:numFmt w:val="lowerRoman"/>
+      <w:lvlText w:val="%3."/>
+      <w:lvlJc w:val="right"/>
+      <w:pPr>
+        <w:ind w:left="2520" w:hanging="180"/>
+      </w:pPr>
+    </w:lvl>
+    <w:lvl w:ilvl="3" w:tplc="042A000F" w:tentative="1">
+      <w:start w:val="1"/>
+      <w:numFmt w:val="decimal"/>
+      <w:lvlText w:val="%4."/>
+      <w:lvlJc w:val="left"/>
+      <w:pPr>
+        <w:ind w:left="3240" w:hanging="360"/>
+      </w:pPr>
+    </w:lvl>
+    <w:lvl w:ilvl="4" w:tplc="042A0019" w:tentative="1">
+      <w:start w:val="1"/>
+      <w:numFmt w:val="lowerLetter"/>
+      <w:lvlText w:val="%5."/>
+      <w:lvlJc w:val="left"/>
+      <w:pPr>
+        <w:ind w:left="3960" w:hanging="360"/>
+      </w:pPr>
+    </w:lvl>
+    <w:lvl w:ilvl="5" w:tplc="042A001B" w:tentative="1">
+      <w:start w:val="1"/>
+      <w:numFmt w:val="lowerRoman"/>
+      <w:lvlText w:val="%6."/>
+      <w:lvlJc w:val="right"/>
+      <w:pPr>
+        <w:ind w:left="4680" w:hanging="180"/>
+      </w:pPr>
+    </w:lvl>
+    <w:lvl w:ilvl="6" w:tplc="042A000F" w:tentative="1">
+      <w:start w:val="1"/>
+      <w:numFmt w:val="decimal"/>
+      <w:lvlText w:val="%7."/>
+      <w:lvlJc w:val="left"/>
+      <w:pPr>
+        <w:ind w:left="5400" w:hanging="360"/>
+      </w:pPr>
+    </w:lvl>
+    <w:lvl w:ilvl="7" w:tplc="042A0019" w:tentative="1">
+      <w:start w:val="1"/>
+      <w:numFmt w:val="lowerLetter"/>
+      <w:lvlText w:val="%8."/>
+      <w:lvlJc w:val="left"/>
+      <w:pPr>
+        <w:ind w:left="6120" w:hanging="360"/>
+      </w:pPr>
+    </w:lvl>
+    <w:lvl w:ilvl="8" w:tplc="042A001B" w:tentative="1">
+      <w:start w:val="1"/>
+      <w:numFmt w:val="lowerRoman"/>
+      <w:lvlText w:val="%9."/>
+      <w:lvlJc w:val="right"/>
+      <w:pPr>
+        <w:ind w:left="6840" w:hanging="180"/>
+      </w:pPr>
+    </w:lvl>
+  </w:abstractNum>
+  <w:abstractNum w:abstractNumId="15" w15:restartNumberingAfterBreak="0">
+    <w:nsid w:val="6EC37699"/>
+    <w:multiLevelType w:val="hybridMultilevel"/>
+    <w:tmpl w:val="188291F0"/>
+    <w:lvl w:ilvl="0" w:tplc="042A0001">
+      <w:start w:val="1"/>
+      <w:numFmt w:val="bullet"/>
+      <w:lvlText w:val=""/>
+      <w:lvlJc w:val="left"/>
+      <w:pPr>
+        <w:ind w:left="720" w:hanging="360"/>
+      </w:pPr>
+      <w:rPr>
+        <w:rFonts w:ascii="Symbol" w:hAnsi="Symbol" w:hint="default"/>
+      </w:rPr>
+    </w:lvl>
+    <w:lvl w:ilvl="1" w:tplc="042A0003" w:tentative="1">
+      <w:start w:val="1"/>
+      <w:numFmt w:val="bullet"/>
+      <w:lvlText w:val="o"/>
+      <w:lvlJc w:val="left"/>
+      <w:pPr>
+        <w:ind w:left="1440" w:hanging="360"/>
+      </w:pPr>
+      <w:rPr>
+        <w:rFonts w:ascii="Courier New" w:hAnsi="Courier New" w:cs="Courier New" w:hint="default"/>
+      </w:rPr>
+    </w:lvl>
+    <w:lvl w:ilvl="2" w:tplc="042A0005" w:tentative="1">
+      <w:start w:val="1"/>
+      <w:numFmt w:val="bullet"/>
+      <w:lvlText w:val=""/>
+      <w:lvlJc w:val="left"/>
+      <w:pPr>
+        <w:ind w:left="2160" w:hanging="360"/>
+      </w:pPr>
+      <w:rPr>
+        <w:rFonts w:ascii="Wingdings" w:hAnsi="Wingdings" w:hint="default"/>
+      </w:rPr>
+    </w:lvl>
+    <w:lvl w:ilvl="3" w:tplc="042A0001" w:tentative="1">
+      <w:start w:val="1"/>
+      <w:numFmt w:val="bullet"/>
+      <w:lvlText w:val=""/>
+      <w:lvlJc w:val="left"/>
+      <w:pPr>
+        <w:ind w:left="2880" w:hanging="360"/>
+      </w:pPr>
+      <w:rPr>
+        <w:rFonts w:ascii="Symbol" w:hAnsi="Symbol" w:hint="default"/>
+      </w:rPr>
+    </w:lvl>
+    <w:lvl w:ilvl="4" w:tplc="042A0003" w:tentative="1">
+      <w:start w:val="1"/>
+      <w:numFmt w:val="bullet"/>
+      <w:lvlText w:val="o"/>
+      <w:lvlJc w:val="left"/>
+      <w:pPr>
+        <w:ind w:left="3600" w:hanging="360"/>
+      </w:pPr>
+      <w:rPr>
+        <w:rFonts w:ascii="Courier New" w:hAnsi="Courier New" w:cs="Courier New" w:hint="default"/>
+      </w:rPr>
+    </w:lvl>
+    <w:lvl w:ilvl="5" w:tplc="042A0005" w:tentative="1">
+      <w:start w:val="1"/>
+      <w:numFmt w:val="bullet"/>
+      <w:lvlText w:val=""/>
+      <w:lvlJc w:val="left"/>
+      <w:pPr>
+        <w:ind w:left="4320" w:hanging="360"/>
+      </w:pPr>
+      <w:rPr>
+        <w:rFonts w:ascii="Wingdings" w:hAnsi="Wingdings" w:hint="default"/>
+      </w:rPr>
+    </w:lvl>
+    <w:lvl w:ilvl="6" w:tplc="042A0001" w:tentative="1">
+      <w:start w:val="1"/>
+      <w:numFmt w:val="bullet"/>
+      <w:lvlText w:val=""/>
+      <w:lvlJc w:val="left"/>
+      <w:pPr>
+        <w:ind w:left="5040" w:hanging="360"/>
+      </w:pPr>
+      <w:rPr>
+        <w:rFonts w:ascii="Symbol" w:hAnsi="Symbol" w:hint="default"/>
+      </w:rPr>
+    </w:lvl>
+    <w:lvl w:ilvl="7" w:tplc="042A0003" w:tentative="1">
+      <w:start w:val="1"/>
+      <w:numFmt w:val="bullet"/>
+      <w:lvlText w:val="o"/>
+      <w:lvlJc w:val="left"/>
+      <w:pPr>
+        <w:ind w:left="5760" w:hanging="360"/>
+      </w:pPr>
+      <w:rPr>
+        <w:rFonts w:ascii="Courier New" w:hAnsi="Courier New" w:cs="Courier New" w:hint="default"/>
+      </w:rPr>
+    </w:lvl>
+    <w:lvl w:ilvl="8" w:tplc="042A0005" w:tentative="1">
+      <w:start w:val="1"/>
+      <w:numFmt w:val="bullet"/>
+      <w:lvlText w:val=""/>
+      <w:lvlJc w:val="left"/>
+      <w:pPr>
+        <w:ind w:left="6480" w:hanging="360"/>
+      </w:pPr>
+      <w:rPr>
+        <w:rFonts w:ascii="Wingdings" w:hAnsi="Wingdings" w:hint="default"/>
+      </w:rPr>
+    </w:lvl>
+  </w:abstractNum>
+  <w:abstractNum w:abstractNumId="16" w15:restartNumberingAfterBreak="0">
     <w:nsid w:val="795C0D71"/>
     <w:multiLevelType w:val="hybridMultilevel"/>
     <w:tmpl w:val="8C5AE300"/>
@@ -1659,7 +8178,93 @@
       </w:rPr>
     </w:lvl>
   </w:abstractNum>
-  <w:abstractNum w:abstractNumId="5" w15:restartNumberingAfterBreak="0">
+  <w:abstractNum w:abstractNumId="17" w15:restartNumberingAfterBreak="0">
+    <w:nsid w:val="79F33D81"/>
+    <w:multiLevelType w:val="hybridMultilevel"/>
+    <w:tmpl w:val="697633D0"/>
+    <w:lvl w:ilvl="0" w:tplc="042A000F">
+      <w:start w:val="1"/>
+      <w:numFmt w:val="decimal"/>
+      <w:lvlText w:val="%1."/>
+      <w:lvlJc w:val="left"/>
+      <w:pPr>
+        <w:ind w:left="1440" w:hanging="360"/>
+      </w:pPr>
+    </w:lvl>
+    <w:lvl w:ilvl="1" w:tplc="042A0019" w:tentative="1">
+      <w:start w:val="1"/>
+      <w:numFmt w:val="lowerLetter"/>
+      <w:lvlText w:val="%2."/>
+      <w:lvlJc w:val="left"/>
+      <w:pPr>
+        <w:ind w:left="2160" w:hanging="360"/>
+      </w:pPr>
+    </w:lvl>
+    <w:lvl w:ilvl="2" w:tplc="042A001B" w:tentative="1">
+      <w:start w:val="1"/>
+      <w:numFmt w:val="lowerRoman"/>
+      <w:lvlText w:val="%3."/>
+      <w:lvlJc w:val="right"/>
+      <w:pPr>
+        <w:ind w:left="2880" w:hanging="180"/>
+      </w:pPr>
+    </w:lvl>
+    <w:lvl w:ilvl="3" w:tplc="042A000F" w:tentative="1">
+      <w:start w:val="1"/>
+      <w:numFmt w:val="decimal"/>
+      <w:lvlText w:val="%4."/>
+      <w:lvlJc w:val="left"/>
+      <w:pPr>
+        <w:ind w:left="3600" w:hanging="360"/>
+      </w:pPr>
+    </w:lvl>
+    <w:lvl w:ilvl="4" w:tplc="042A0019" w:tentative="1">
+      <w:start w:val="1"/>
+      <w:numFmt w:val="lowerLetter"/>
+      <w:lvlText w:val="%5."/>
+      <w:lvlJc w:val="left"/>
+      <w:pPr>
+        <w:ind w:left="4320" w:hanging="360"/>
+      </w:pPr>
+    </w:lvl>
+    <w:lvl w:ilvl="5" w:tplc="042A001B" w:tentative="1">
+      <w:start w:val="1"/>
+      <w:numFmt w:val="lowerRoman"/>
+      <w:lvlText w:val="%6."/>
+      <w:lvlJc w:val="right"/>
+      <w:pPr>
+        <w:ind w:left="5040" w:hanging="180"/>
+      </w:pPr>
+    </w:lvl>
+    <w:lvl w:ilvl="6" w:tplc="042A000F" w:tentative="1">
+      <w:start w:val="1"/>
+      <w:numFmt w:val="decimal"/>
+      <w:lvlText w:val="%7."/>
+      <w:lvlJc w:val="left"/>
+      <w:pPr>
+        <w:ind w:left="5760" w:hanging="360"/>
+      </w:pPr>
+    </w:lvl>
+    <w:lvl w:ilvl="7" w:tplc="042A0019" w:tentative="1">
+      <w:start w:val="1"/>
+      <w:numFmt w:val="lowerLetter"/>
+      <w:lvlText w:val="%8."/>
+      <w:lvlJc w:val="left"/>
+      <w:pPr>
+        <w:ind w:left="6480" w:hanging="360"/>
+      </w:pPr>
+    </w:lvl>
+    <w:lvl w:ilvl="8" w:tplc="042A001B" w:tentative="1">
+      <w:start w:val="1"/>
+      <w:numFmt w:val="lowerRoman"/>
+      <w:lvlText w:val="%9."/>
+      <w:lvlJc w:val="right"/>
+      <w:pPr>
+        <w:ind w:left="7200" w:hanging="180"/>
+      </w:pPr>
+    </w:lvl>
+  </w:abstractNum>
+  <w:abstractNum w:abstractNumId="18" w15:restartNumberingAfterBreak="0">
     <w:nsid w:val="7B1351DD"/>
     <w:multiLevelType w:val="hybridMultilevel"/>
     <w:tmpl w:val="40324220"/>
@@ -1772,22 +8377,61 @@
     </w:lvl>
   </w:abstractNum>
   <w:num w:numId="1" w16cid:durableId="1501383271">
+    <w:abstractNumId w:val="1"/>
+  </w:num>
+  <w:num w:numId="2" w16cid:durableId="461652205">
+    <w:abstractNumId w:val="18"/>
+  </w:num>
+  <w:num w:numId="3" w16cid:durableId="915477614">
+    <w:abstractNumId w:val="13"/>
+  </w:num>
+  <w:num w:numId="4" w16cid:durableId="932931325">
+    <w:abstractNumId w:val="16"/>
+  </w:num>
+  <w:num w:numId="5" w16cid:durableId="617877115">
+    <w:abstractNumId w:val="11"/>
+  </w:num>
+  <w:num w:numId="6" w16cid:durableId="1827235102">
+    <w:abstractNumId w:val="3"/>
+  </w:num>
+  <w:num w:numId="7" w16cid:durableId="969093443">
+    <w:abstractNumId w:val="5"/>
+  </w:num>
+  <w:num w:numId="8" w16cid:durableId="1335839229">
+    <w:abstractNumId w:val="6"/>
+  </w:num>
+  <w:num w:numId="9" w16cid:durableId="1384594436">
+    <w:abstractNumId w:val="4"/>
+  </w:num>
+  <w:num w:numId="10" w16cid:durableId="1022701661">
+    <w:abstractNumId w:val="14"/>
+  </w:num>
+  <w:num w:numId="11" w16cid:durableId="1232227958">
+    <w:abstractNumId w:val="10"/>
+  </w:num>
+  <w:num w:numId="12" w16cid:durableId="2079206222">
+    <w:abstractNumId w:val="17"/>
+  </w:num>
+  <w:num w:numId="13" w16cid:durableId="163980299">
     <w:abstractNumId w:val="0"/>
   </w:num>
-  <w:num w:numId="2" w16cid:durableId="461652205">
-    <w:abstractNumId w:val="5"/>
+  <w:num w:numId="14" w16cid:durableId="397942924">
+    <w:abstractNumId w:val="12"/>
   </w:num>
-  <w:num w:numId="3" w16cid:durableId="915477614">
-    <w:abstractNumId w:val="3"/>
+  <w:num w:numId="15" w16cid:durableId="1584485402">
+    <w:abstractNumId w:val="7"/>
   </w:num>
-  <w:num w:numId="4" w16cid:durableId="932931325">
-    <w:abstractNumId w:val="4"/>
+  <w:num w:numId="16" w16cid:durableId="912937003">
+    <w:abstractNumId w:val="9"/>
   </w:num>
-  <w:num w:numId="5" w16cid:durableId="617877115">
+  <w:num w:numId="17" w16cid:durableId="704839780">
+    <w:abstractNumId w:val="8"/>
+  </w:num>
+  <w:num w:numId="18" w16cid:durableId="1362248901">
     <w:abstractNumId w:val="2"/>
   </w:num>
-  <w:num w:numId="6" w16cid:durableId="1827235102">
-    <w:abstractNumId w:val="1"/>
+  <w:num w:numId="19" w16cid:durableId="242758751">
+    <w:abstractNumId w:val="15"/>
   </w:num>
 </w:numbering>
 </file>
@@ -2395,6 +9039,7 @@
   <w:style w:type="character" w:default="1" w:styleId="Phngmcinhcuaoanvn">
     <w:name w:val="Default Paragraph Font"/>
     <w:uiPriority w:val="1"/>
+    <w:semiHidden/>
     <w:unhideWhenUsed/>
   </w:style>
   <w:style w:type="table" w:default="1" w:styleId="BangThngthng">
